--- a/Docs/Проектная документация Нейро-ПКГХ.docx
+++ b/Docs/Проектная документация Нейро-ПКГХ.docx
@@ -109,15 +109,6 @@
                       <w:szCs w:val="28"/>
                       <w:u w:val="single"/>
                     </w:rPr>
-                    <w:t xml:space="preserve"> для анализа результатов тестовых заданий</w:t>
-                  </w:r>
-                  <w:r>
-                    <w:rPr>
-                      <w:caps/>
-                      <w:sz w:val="28"/>
-                      <w:szCs w:val="28"/>
-                      <w:u w:val="single"/>
-                    </w:rPr>
                     <w:t xml:space="preserve"> </w:t>
                   </w:r>
                   <w:r>
@@ -127,7 +118,17 @@
                       <w:szCs w:val="28"/>
                       <w:u w:val="single"/>
                     </w:rPr>
-                    <w:t>TestAInspector</w:t>
+                    <w:t xml:space="preserve">УЧЕБНОЙ АНАЛИТИКИ </w:t>
+                  </w:r>
+                  <w:r>
+                    <w:rPr>
+                      <w:caps/>
+                      <w:sz w:val="28"/>
+                      <w:szCs w:val="28"/>
+                      <w:u w:val="single"/>
+                      <w:lang w:val="en-US"/>
+                    </w:rPr>
+                    <w:t>LEARNAINALYTICS</w:t>
                   </w:r>
                 </w:p>
                 <w:p>
@@ -412,11 +413,6 @@
     <w:p>
       <w:pPr>
         <w:pStyle w:val="11"/>
-        <w:tabs>
-          <w:tab w:val="right" w:leader="dot" w:pos="9345"/>
-        </w:tabs>
-        <w:spacing w:after="0"/>
-        <w:ind w:firstLine="0"/>
         <w:rPr>
           <w:rFonts w:asciiTheme="minorHAnsi" w:eastAsiaTheme="minorEastAsia" w:hAnsiTheme="minorHAnsi" w:cstheme="minorBidi"/>
           <w:noProof/>
@@ -434,7 +430,7 @@
       <w:r>
         <w:fldChar w:fldCharType="separate"/>
       </w:r>
-      <w:hyperlink w:anchor="_Toc233383745" w:history="1">
+      <w:hyperlink w:anchor="_Toc235286756" w:history="1">
         <w:r>
           <w:rPr>
             <w:rStyle w:val="a3"/>
@@ -461,7 +457,7 @@
             <w:noProof/>
             <w:webHidden/>
           </w:rPr>
-          <w:instrText xml:space="preserve"> PAGEREF _Toc233383745 \h </w:instrText>
+          <w:instrText xml:space="preserve"> PAGEREF _Toc235286756 \h </w:instrText>
         </w:r>
         <w:r>
           <w:rPr>
@@ -495,11 +491,6 @@
     <w:p>
       <w:pPr>
         <w:pStyle w:val="11"/>
-        <w:tabs>
-          <w:tab w:val="right" w:leader="dot" w:pos="9345"/>
-        </w:tabs>
-        <w:spacing w:after="0"/>
-        <w:ind w:firstLine="0"/>
         <w:rPr>
           <w:rFonts w:asciiTheme="minorHAnsi" w:eastAsiaTheme="minorEastAsia" w:hAnsiTheme="minorHAnsi" w:cstheme="minorBidi"/>
           <w:noProof/>
@@ -508,7 +499,7 @@
           <w:szCs w:val="22"/>
         </w:rPr>
       </w:pPr>
-      <w:hyperlink w:anchor="_Toc233383746" w:history="1">
+      <w:hyperlink w:anchor="_Toc235286757" w:history="1">
         <w:r>
           <w:rPr>
             <w:rStyle w:val="a3"/>
@@ -535,7 +526,7 @@
             <w:noProof/>
             <w:webHidden/>
           </w:rPr>
-          <w:instrText xml:space="preserve"> PAGEREF _Toc233383746 \h </w:instrText>
+          <w:instrText xml:space="preserve"> PAGEREF _Toc235286757 \h </w:instrText>
         </w:r>
         <w:r>
           <w:rPr>
@@ -569,11 +560,6 @@
     <w:p>
       <w:pPr>
         <w:pStyle w:val="11"/>
-        <w:tabs>
-          <w:tab w:val="right" w:leader="dot" w:pos="9345"/>
-        </w:tabs>
-        <w:spacing w:after="0"/>
-        <w:ind w:firstLine="0"/>
         <w:rPr>
           <w:rFonts w:asciiTheme="minorHAnsi" w:eastAsiaTheme="minorEastAsia" w:hAnsiTheme="minorHAnsi" w:cstheme="minorBidi"/>
           <w:noProof/>
@@ -582,7 +568,7 @@
           <w:szCs w:val="22"/>
         </w:rPr>
       </w:pPr>
-      <w:hyperlink w:anchor="_Toc233383747" w:history="1">
+      <w:hyperlink w:anchor="_Toc235286758" w:history="1">
         <w:r>
           <w:rPr>
             <w:rStyle w:val="a3"/>
@@ -609,7 +595,7 @@
             <w:noProof/>
             <w:webHidden/>
           </w:rPr>
-          <w:instrText xml:space="preserve"> PAGEREF _Toc233383747 \h </w:instrText>
+          <w:instrText xml:space="preserve"> PAGEREF _Toc235286758 \h </w:instrText>
         </w:r>
         <w:r>
           <w:rPr>
@@ -643,11 +629,6 @@
     <w:p>
       <w:pPr>
         <w:pStyle w:val="11"/>
-        <w:tabs>
-          <w:tab w:val="right" w:leader="dot" w:pos="9345"/>
-        </w:tabs>
-        <w:spacing w:after="0"/>
-        <w:ind w:firstLine="0"/>
         <w:rPr>
           <w:rFonts w:asciiTheme="minorHAnsi" w:eastAsiaTheme="minorEastAsia" w:hAnsiTheme="minorHAnsi" w:cstheme="minorBidi"/>
           <w:noProof/>
@@ -656,13 +637,13 @@
           <w:szCs w:val="22"/>
         </w:rPr>
       </w:pPr>
-      <w:hyperlink w:anchor="_Toc233383748" w:history="1">
+      <w:hyperlink w:anchor="_Toc235286759" w:history="1">
         <w:r>
           <w:rPr>
             <w:rStyle w:val="a3"/>
             <w:noProof/>
           </w:rPr>
-          <w:t>4. Сравнительный анализ российских и зарубежных нейросетей</w:t>
+          <w:t>4. Руководство пользователя</w:t>
         </w:r>
         <w:r>
           <w:rPr>
@@ -683,7 +664,7 @@
             <w:noProof/>
             <w:webHidden/>
           </w:rPr>
-          <w:instrText xml:space="preserve"> PAGEREF _Toc233383748 \h </w:instrText>
+          <w:instrText xml:space="preserve"> PAGEREF _Toc235286759 \h </w:instrText>
         </w:r>
         <w:r>
           <w:rPr>
@@ -717,11 +698,6 @@
     <w:p>
       <w:pPr>
         <w:pStyle w:val="11"/>
-        <w:tabs>
-          <w:tab w:val="right" w:leader="dot" w:pos="9345"/>
-        </w:tabs>
-        <w:spacing w:after="0"/>
-        <w:ind w:firstLine="0"/>
         <w:rPr>
           <w:rFonts w:asciiTheme="minorHAnsi" w:eastAsiaTheme="minorEastAsia" w:hAnsiTheme="minorHAnsi" w:cstheme="minorBidi"/>
           <w:noProof/>
@@ -730,13 +706,13 @@
           <w:szCs w:val="22"/>
         </w:rPr>
       </w:pPr>
-      <w:hyperlink w:anchor="_Toc233383749" w:history="1">
+      <w:hyperlink w:anchor="_Toc235286760" w:history="1">
         <w:r>
           <w:rPr>
             <w:rStyle w:val="a3"/>
             <w:noProof/>
           </w:rPr>
-          <w:t>5. Руководство пользователя</w:t>
+          <w:t>5. Руководство разработчика</w:t>
         </w:r>
         <w:r>
           <w:rPr>
@@ -757,155 +733,7 @@
             <w:noProof/>
             <w:webHidden/>
           </w:rPr>
-          <w:instrText xml:space="preserve"> PAGEREF _Toc233383749 \h </w:instrText>
-        </w:r>
-        <w:r>
-          <w:rPr>
-            <w:noProof/>
-            <w:webHidden/>
-          </w:rPr>
-        </w:r>
-        <w:r>
-          <w:rPr>
-            <w:noProof/>
-            <w:webHidden/>
-          </w:rPr>
-          <w:fldChar w:fldCharType="separate"/>
-        </w:r>
-        <w:r>
-          <w:rPr>
-            <w:noProof/>
-            <w:webHidden/>
-          </w:rPr>
-          <w:t>9</w:t>
-        </w:r>
-        <w:r>
-          <w:rPr>
-            <w:noProof/>
-            <w:webHidden/>
-          </w:rPr>
-          <w:fldChar w:fldCharType="end"/>
-        </w:r>
-      </w:hyperlink>
-    </w:p>
-    <w:p>
-      <w:pPr>
-        <w:pStyle w:val="11"/>
-        <w:tabs>
-          <w:tab w:val="right" w:leader="dot" w:pos="9345"/>
-        </w:tabs>
-        <w:spacing w:after="0"/>
-        <w:ind w:firstLine="0"/>
-        <w:rPr>
-          <w:rFonts w:asciiTheme="minorHAnsi" w:eastAsiaTheme="minorEastAsia" w:hAnsiTheme="minorHAnsi" w:cstheme="minorBidi"/>
-          <w:noProof/>
-          <w:color w:val="auto"/>
-          <w:sz w:val="22"/>
-          <w:szCs w:val="22"/>
-        </w:rPr>
-      </w:pPr>
-      <w:hyperlink w:anchor="_Toc233383750" w:history="1">
-        <w:r>
-          <w:rPr>
-            <w:rStyle w:val="a3"/>
-            <w:noProof/>
-          </w:rPr>
-          <w:t>6. Руководство разработчика</w:t>
-        </w:r>
-        <w:r>
-          <w:rPr>
-            <w:noProof/>
-            <w:webHidden/>
-          </w:rPr>
-          <w:tab/>
-        </w:r>
-        <w:r>
-          <w:rPr>
-            <w:noProof/>
-            <w:webHidden/>
-          </w:rPr>
-          <w:fldChar w:fldCharType="begin"/>
-        </w:r>
-        <w:r>
-          <w:rPr>
-            <w:noProof/>
-            <w:webHidden/>
-          </w:rPr>
-          <w:instrText xml:space="preserve"> PAGEREF _Toc233383750 \h </w:instrText>
-        </w:r>
-        <w:r>
-          <w:rPr>
-            <w:noProof/>
-            <w:webHidden/>
-          </w:rPr>
-        </w:r>
-        <w:r>
-          <w:rPr>
-            <w:noProof/>
-            <w:webHidden/>
-          </w:rPr>
-          <w:fldChar w:fldCharType="separate"/>
-        </w:r>
-        <w:r>
-          <w:rPr>
-            <w:noProof/>
-            <w:webHidden/>
-          </w:rPr>
-          <w:t>13</w:t>
-        </w:r>
-        <w:r>
-          <w:rPr>
-            <w:noProof/>
-            <w:webHidden/>
-          </w:rPr>
-          <w:fldChar w:fldCharType="end"/>
-        </w:r>
-      </w:hyperlink>
-    </w:p>
-    <w:p>
-      <w:pPr>
-        <w:pStyle w:val="11"/>
-        <w:tabs>
-          <w:tab w:val="right" w:leader="dot" w:pos="9345"/>
-        </w:tabs>
-        <w:spacing w:after="0"/>
-        <w:ind w:firstLine="0"/>
-        <w:rPr>
-          <w:rFonts w:asciiTheme="minorHAnsi" w:eastAsiaTheme="minorEastAsia" w:hAnsiTheme="minorHAnsi" w:cstheme="minorBidi"/>
-          <w:noProof/>
-          <w:color w:val="auto"/>
-          <w:sz w:val="22"/>
-          <w:szCs w:val="22"/>
-        </w:rPr>
-      </w:pPr>
-      <w:hyperlink w:anchor="_Toc233383751" w:history="1">
-        <w:r>
-          <w:rPr>
-            <w:rStyle w:val="a3"/>
-            <w:noProof/>
-          </w:rPr>
-          <w:t>6.4. Расширение функциональности</w:t>
-        </w:r>
-        <w:r>
-          <w:rPr>
-            <w:noProof/>
-            <w:webHidden/>
-          </w:rPr>
-          <w:tab/>
-        </w:r>
-        <w:r>
-          <w:rPr>
-            <w:noProof/>
-            <w:webHidden/>
-          </w:rPr>
-          <w:fldChar w:fldCharType="begin"/>
-        </w:r>
-        <w:r>
-          <w:rPr>
-            <w:noProof/>
-            <w:webHidden/>
-          </w:rPr>
-          <w:instrText xml:space="preserve"> PAGEREF _Toc233383751 \h </w:instrText>
+          <w:instrText xml:space="preserve"> PAGEREF _Toc235286760 \h </w:instrText>
         </w:r>
         <w:r>
           <w:rPr>
@@ -939,11 +767,6 @@
     <w:p>
       <w:pPr>
         <w:pStyle w:val="11"/>
-        <w:tabs>
-          <w:tab w:val="right" w:leader="dot" w:pos="9345"/>
-        </w:tabs>
-        <w:spacing w:after="0"/>
-        <w:ind w:firstLine="0"/>
         <w:rPr>
           <w:rFonts w:asciiTheme="minorHAnsi" w:eastAsiaTheme="minorEastAsia" w:hAnsiTheme="minorHAnsi" w:cstheme="minorBidi"/>
           <w:noProof/>
@@ -952,13 +775,13 @@
           <w:szCs w:val="22"/>
         </w:rPr>
       </w:pPr>
-      <w:hyperlink w:anchor="_Toc233383752" w:history="1">
+      <w:hyperlink w:anchor="_Toc235286761" w:history="1">
         <w:r>
           <w:rPr>
             <w:rStyle w:val="a3"/>
             <w:noProof/>
           </w:rPr>
-          <w:t>7. Руководство администратора</w:t>
+          <w:t>6. Руководство администратора</w:t>
         </w:r>
         <w:r>
           <w:rPr>
@@ -979,81 +802,7 @@
             <w:noProof/>
             <w:webHidden/>
           </w:rPr>
-          <w:instrText xml:space="preserve"> PAGEREF _Toc233383752 \h </w:instrText>
-        </w:r>
-        <w:r>
-          <w:rPr>
-            <w:noProof/>
-            <w:webHidden/>
-          </w:rPr>
-        </w:r>
-        <w:r>
-          <w:rPr>
-            <w:noProof/>
-            <w:webHidden/>
-          </w:rPr>
-          <w:fldChar w:fldCharType="separate"/>
-        </w:r>
-        <w:r>
-          <w:rPr>
-            <w:noProof/>
-            <w:webHidden/>
-          </w:rPr>
-          <w:t>15</w:t>
-        </w:r>
-        <w:r>
-          <w:rPr>
-            <w:noProof/>
-            <w:webHidden/>
-          </w:rPr>
-          <w:fldChar w:fldCharType="end"/>
-        </w:r>
-      </w:hyperlink>
-    </w:p>
-    <w:p>
-      <w:pPr>
-        <w:pStyle w:val="11"/>
-        <w:tabs>
-          <w:tab w:val="right" w:leader="dot" w:pos="9345"/>
-        </w:tabs>
-        <w:spacing w:after="0"/>
-        <w:ind w:firstLine="0"/>
-        <w:rPr>
-          <w:rFonts w:asciiTheme="minorHAnsi" w:eastAsiaTheme="minorEastAsia" w:hAnsiTheme="minorHAnsi" w:cstheme="minorBidi"/>
-          <w:noProof/>
-          <w:color w:val="auto"/>
-          <w:sz w:val="22"/>
-          <w:szCs w:val="22"/>
-        </w:rPr>
-      </w:pPr>
-      <w:hyperlink w:anchor="_Toc233383753" w:history="1">
-        <w:r>
-          <w:rPr>
-            <w:rStyle w:val="a3"/>
-            <w:noProof/>
-          </w:rPr>
-          <w:t>8. Шаблоны отчётов и глоссарий</w:t>
-        </w:r>
-        <w:r>
-          <w:rPr>
-            <w:noProof/>
-            <w:webHidden/>
-          </w:rPr>
-          <w:tab/>
-        </w:r>
-        <w:r>
-          <w:rPr>
-            <w:noProof/>
-            <w:webHidden/>
-          </w:rPr>
-          <w:fldChar w:fldCharType="begin"/>
-        </w:r>
-        <w:r>
-          <w:rPr>
-            <w:noProof/>
-            <w:webHidden/>
-          </w:rPr>
-          <w:instrText xml:space="preserve"> PAGEREF _Toc233383753 \h </w:instrText>
+          <w:instrText xml:space="preserve"> PAGEREF _Toc235286761 \h </w:instrText>
         </w:r>
         <w:r>
           <w:rPr>
@@ -1087,11 +836,6 @@
     <w:p>
       <w:pPr>
         <w:pStyle w:val="11"/>
-        <w:tabs>
-          <w:tab w:val="right" w:leader="dot" w:pos="9345"/>
-        </w:tabs>
-        <w:spacing w:after="0"/>
-        <w:ind w:firstLine="0"/>
         <w:rPr>
           <w:rFonts w:asciiTheme="minorHAnsi" w:eastAsiaTheme="minorEastAsia" w:hAnsiTheme="minorHAnsi" w:cstheme="minorBidi"/>
           <w:noProof/>
@@ -1100,13 +844,13 @@
           <w:szCs w:val="22"/>
         </w:rPr>
       </w:pPr>
-      <w:hyperlink w:anchor="_Toc233383754" w:history="1">
+      <w:hyperlink w:anchor="_Toc235286762" w:history="1">
         <w:r>
           <w:rPr>
             <w:rStyle w:val="a3"/>
             <w:noProof/>
           </w:rPr>
-          <w:t>9. Заключение</w:t>
+          <w:t>7. Шаблоны отчётов и глоссарий</w:t>
         </w:r>
         <w:r>
           <w:rPr>
@@ -1127,7 +871,7 @@
             <w:noProof/>
             <w:webHidden/>
           </w:rPr>
-          <w:instrText xml:space="preserve"> PAGEREF _Toc233383754 \h </w:instrText>
+          <w:instrText xml:space="preserve"> PAGEREF _Toc235286762 \h </w:instrText>
         </w:r>
         <w:r>
           <w:rPr>
@@ -1147,7 +891,7 @@
             <w:noProof/>
             <w:webHidden/>
           </w:rPr>
-          <w:t>18</w:t>
+          <w:t>17</w:t>
         </w:r>
         <w:r>
           <w:rPr>
@@ -1160,6 +904,83 @@
     </w:p>
     <w:p>
       <w:pPr>
+        <w:pStyle w:val="11"/>
+        <w:rPr>
+          <w:rFonts w:asciiTheme="minorHAnsi" w:eastAsiaTheme="minorEastAsia" w:hAnsiTheme="minorHAnsi" w:cstheme="minorBidi"/>
+          <w:noProof/>
+          <w:color w:val="auto"/>
+          <w:sz w:val="22"/>
+          <w:szCs w:val="22"/>
+        </w:rPr>
+      </w:pPr>
+      <w:hyperlink w:anchor="_Toc235286763" w:history="1">
+        <w:r>
+          <w:rPr>
+            <w:rStyle w:val="a3"/>
+            <w:noProof/>
+            <w:lang w:val="en-US"/>
+          </w:rPr>
+          <w:t>8</w:t>
+        </w:r>
+        <w:r>
+          <w:rPr>
+            <w:rStyle w:val="a3"/>
+            <w:noProof/>
+          </w:rPr>
+          <w:t>. Заключение</w:t>
+        </w:r>
+        <w:r>
+          <w:rPr>
+            <w:noProof/>
+            <w:webHidden/>
+          </w:rPr>
+          <w:tab/>
+        </w:r>
+        <w:r>
+          <w:rPr>
+            <w:noProof/>
+            <w:webHidden/>
+          </w:rPr>
+          <w:fldChar w:fldCharType="begin"/>
+        </w:r>
+        <w:r>
+          <w:rPr>
+            <w:noProof/>
+            <w:webHidden/>
+          </w:rPr>
+          <w:instrText xml:space="preserve"> PAGEREF _Toc235286763 \h </w:instrText>
+        </w:r>
+        <w:r>
+          <w:rPr>
+            <w:noProof/>
+            <w:webHidden/>
+          </w:rPr>
+        </w:r>
+        <w:r>
+          <w:rPr>
+            <w:noProof/>
+            <w:webHidden/>
+          </w:rPr>
+          <w:fldChar w:fldCharType="separate"/>
+        </w:r>
+        <w:r>
+          <w:rPr>
+            <w:noProof/>
+            <w:webHidden/>
+          </w:rPr>
+          <w:t>20</w:t>
+        </w:r>
+        <w:r>
+          <w:rPr>
+            <w:noProof/>
+            <w:webHidden/>
+          </w:rPr>
+          <w:fldChar w:fldCharType="end"/>
+        </w:r>
+      </w:hyperlink>
+    </w:p>
+    <w:p>
+      <w:pPr>
         <w:tabs>
           <w:tab w:val="clear" w:pos="9330"/>
         </w:tabs>
@@ -1178,7 +999,7 @@
       <w:pPr>
         <w:pStyle w:val="a4"/>
       </w:pPr>
-      <w:bookmarkStart w:id="0" w:name="_Toc233383745"/>
+      <w:bookmarkStart w:id="0" w:name="_Toc235286756"/>
       <w:r>
         <w:lastRenderedPageBreak/>
         <w:t>1. Введение</w:t>
@@ -1187,22 +1008,21 @@
     </w:p>
     <w:p>
       <w:r>
-        <w:t>TestAInspector — система автоматического анализа результатов выпо</w:t>
-      </w:r>
-      <w:r>
-        <w:t>л</w:t>
-      </w:r>
-      <w:r>
-        <w:t>нения тестовых заданий с использованием групп ИИ-агентов. Разработана для методистов и разработчиков электронных курсов Корпоративного ун</w:t>
-      </w:r>
-      <w:r>
-        <w:t>и</w:t>
-      </w:r>
-      <w:r>
-        <w:t>верситета Санкт-Петербурга.</w:t>
-      </w:r>
-    </w:p>
-    <w:p>
+        <w:t>LearnAInalytics — система автоматического анализа анкет обратной связи слушателей образовательных программ с использованием групп ИИ-агентов. Разработана для специалистов отдела дизайна образовательных пр</w:t>
+      </w:r>
+      <w:r>
+        <w:t>о</w:t>
+      </w:r>
+      <w:r>
+        <w:t>грамм и экспертиз Корпоративного университета Санкт-Петербурга.</w:t>
+      </w:r>
+    </w:p>
+    <w:p>
+      <w:pPr>
+        <w:rPr>
+          <w:lang w:val="en-US"/>
+        </w:rPr>
+      </w:pPr>
       <w:r>
         <w:t>Система обеспечивает:</w:t>
       </w:r>
@@ -1212,11 +1032,17 @@
         <w:pStyle w:val="af3"/>
         <w:numPr>
           <w:ilvl w:val="0"/>
-          <w:numId w:val="1"/>
+          <w:numId w:val="10"/>
         </w:numPr>
       </w:pPr>
       <w:r>
-        <w:t>автоматическое сравнение ответов пользователей с эталоном;</w:t>
+        <w:t>автоматический расчёт статистик: средние баллы, медианы, ста</w:t>
+      </w:r>
+      <w:r>
+        <w:t>н</w:t>
+      </w:r>
+      <w:r>
+        <w:t>дартные отклонения, распределения оценок;</w:t>
       </w:r>
     </w:p>
     <w:p>
@@ -1224,17 +1050,17 @@
         <w:pStyle w:val="af3"/>
         <w:numPr>
           <w:ilvl w:val="0"/>
-          <w:numId w:val="1"/>
+          <w:numId w:val="10"/>
         </w:numPr>
       </w:pPr>
       <w:r>
-        <w:t>выявление аномалий (массовые неправильные ответы, критич</w:t>
-      </w:r>
-      <w:r>
-        <w:t>е</w:t>
-      </w:r>
-      <w:r>
-        <w:t>ские вопросы);</w:t>
+        <w:t>интеллектуальный анализ текстовых комментариев: тематическое моделирование, сентимент-анализ, выявление ключевых пр</w:t>
+      </w:r>
+      <w:r>
+        <w:t>о</w:t>
+      </w:r>
+      <w:r>
+        <w:t>блем;</w:t>
       </w:r>
     </w:p>
     <w:p>
@@ -1242,11 +1068,17 @@
         <w:pStyle w:val="af3"/>
         <w:numPr>
           <w:ilvl w:val="0"/>
-          <w:numId w:val="1"/>
+          <w:numId w:val="10"/>
         </w:numPr>
       </w:pPr>
       <w:r>
-        <w:t>формирование структурированного отчёта с рекомендациями;</w:t>
+        <w:t>формирование структурированной аналитической справки (Word) и к</w:t>
+      </w:r>
+      <w:r>
+        <w:t>о</w:t>
+      </w:r>
+      <w:r>
+        <w:t>личественного отчёта (Excel);</w:t>
       </w:r>
     </w:p>
     <w:p>
@@ -1254,11 +1086,29 @@
         <w:pStyle w:val="af3"/>
         <w:numPr>
           <w:ilvl w:val="0"/>
-          <w:numId w:val="1"/>
+          <w:numId w:val="10"/>
         </w:numPr>
       </w:pPr>
       <w:r>
-        <w:t>поддержку российских (YandexGPT) и зарубежных (DeepSeek / OpenRouter) нейросетей;</w:t>
+        <w:t>построение интерактивного дашборда с визуализациями (лине</w:t>
+      </w:r>
+      <w:r>
+        <w:t>й</w:t>
+      </w:r>
+      <w:r>
+        <w:t>чатая диаграмма, лепестковая диаграмма, тепловая карта корр</w:t>
+      </w:r>
+      <w:r>
+        <w:t>е</w:t>
+      </w:r>
+      <w:r>
+        <w:t>ляций, распредел</w:t>
+      </w:r>
+      <w:r>
+        <w:t>е</w:t>
+      </w:r>
+      <w:r>
+        <w:t>ние оценок);</w:t>
       </w:r>
     </w:p>
     <w:p>
@@ -1266,52 +1116,17 @@
         <w:pStyle w:val="af3"/>
         <w:numPr>
           <w:ilvl w:val="0"/>
-          <w:numId w:val="1"/>
+          <w:numId w:val="10"/>
         </w:numPr>
       </w:pPr>
       <w:r>
-        <w:t>экспорт результатов в JSON и Excel с подсветкой отклонений.</w:t>
-      </w:r>
-    </w:p>
-    <w:p>
-      <w:pPr>
-        <w:tabs>
-          <w:tab w:val="clear" w:pos="9330"/>
-        </w:tabs>
-        <w:suppressAutoHyphens/>
-        <w:spacing w:line="240" w:lineRule="auto"/>
-        <w:ind w:firstLine="0"/>
-        <w:jc w:val="left"/>
-      </w:pPr>
-      <w:r>
-        <w:br w:type="page"/>
-      </w:r>
-    </w:p>
-    <w:p>
-      <w:pPr>
-        <w:pStyle w:val="a4"/>
-      </w:pPr>
-      <w:bookmarkStart w:id="1" w:name="_Toc233383746"/>
-      <w:r>
-        <w:lastRenderedPageBreak/>
-        <w:t>2. Архитектура и проектные решения</w:t>
-      </w:r>
-      <w:bookmarkEnd w:id="1"/>
-    </w:p>
-    <w:p>
-      <w:pPr>
-        <w:rPr>
-          <w:lang w:val="en-US"/>
-        </w:rPr>
-      </w:pPr>
-      <w:r>
-        <w:t>Система построена на многослойной архитектуре с чётким разделен</w:t>
-      </w:r>
-      <w:r>
-        <w:t>и</w:t>
-      </w:r>
-      <w:r>
-        <w:t>ем ответственности. Основные модули:</w:t>
+        <w:t>поддержку российских (YandexGPT) и зарубежных (OpenRouter) не</w:t>
+      </w:r>
+      <w:r>
+        <w:t>й</w:t>
+      </w:r>
+      <w:r>
+        <w:t>росетей;</w:t>
       </w:r>
     </w:p>
     <w:p>
@@ -1319,11 +1134,44 @@
         <w:pStyle w:val="af3"/>
         <w:numPr>
           <w:ilvl w:val="0"/>
-          <w:numId w:val="2"/>
+          <w:numId w:val="10"/>
         </w:numPr>
       </w:pPr>
       <w:r>
-        <w:t>API (ASP.NET Core) – принимает файлы, запускает конвейер анализа.</w:t>
+        <w:t>экспорт результатов в Word, Excel и HTML.</w:t>
+      </w:r>
+      <w:r>
+        <w:br w:type="page"/>
+      </w:r>
+    </w:p>
+    <w:p>
+      <w:pPr>
+        <w:pStyle w:val="a4"/>
+      </w:pPr>
+      <w:bookmarkStart w:id="1" w:name="_Toc235286757"/>
+      <w:r>
+        <w:lastRenderedPageBreak/>
+        <w:t>2. Архитектура и проектные решения</w:t>
+      </w:r>
+      <w:bookmarkEnd w:id="1"/>
+    </w:p>
+    <w:p>
+      <w:pPr>
+        <w:rPr>
+          <w:lang w:val="en-US"/>
+        </w:rPr>
+      </w:pPr>
+      <w:r>
+        <w:t>Система построена на многослойной архитектуре с чётким разделен</w:t>
+      </w:r>
+      <w:r>
+        <w:t>и</w:t>
+      </w:r>
+      <w:r>
+        <w:t>ем от</w:t>
+      </w:r>
+      <w:r>
+        <w:t>ветственности. Основные модули:</w:t>
       </w:r>
     </w:p>
     <w:p>
@@ -1331,17 +1179,77 @@
         <w:pStyle w:val="af3"/>
         <w:numPr>
           <w:ilvl w:val="0"/>
-          <w:numId w:val="2"/>
+          <w:numId w:val="11"/>
         </w:numPr>
-      </w:pPr>
-      <w:r>
-        <w:rPr>
-          <w:lang w:val="en-US"/>
-        </w:rPr>
-        <w:t>Services</w:t>
-      </w:r>
-      <w:r>
-        <w:t xml:space="preserve"> – оркестрирует этапы: парсинг → валидация → батчинг → вызов ИИ → сбор статистики → генерация отчёта.</w:t>
+        <w:rPr>
+          <w:lang w:val="en-US"/>
+        </w:rPr>
+      </w:pPr>
+      <w:r>
+        <w:rPr>
+          <w:lang w:val="en-US"/>
+        </w:rPr>
+        <w:t xml:space="preserve">API (ASP.NET Core Minimal API) – </w:t>
+      </w:r>
+      <w:r>
+        <w:t>принимает</w:t>
+      </w:r>
+      <w:r>
+        <w:rPr>
+          <w:lang w:val="en-US"/>
+        </w:rPr>
+        <w:t xml:space="preserve"> </w:t>
+      </w:r>
+      <w:r>
+        <w:t>файл</w:t>
+      </w:r>
+      <w:r>
+        <w:rPr>
+          <w:lang w:val="en-US"/>
+        </w:rPr>
+        <w:t xml:space="preserve"> </w:t>
+      </w:r>
+      <w:r>
+        <w:t>анкеты</w:t>
+      </w:r>
+      <w:r>
+        <w:rPr>
+          <w:lang w:val="en-US"/>
+        </w:rPr>
+        <w:t xml:space="preserve">, </w:t>
+      </w:r>
+      <w:r>
+        <w:t>з</w:t>
+      </w:r>
+      <w:r>
+        <w:t>а</w:t>
+      </w:r>
+      <w:r>
+        <w:t>пускает</w:t>
+      </w:r>
+      <w:r>
+        <w:rPr>
+          <w:lang w:val="en-US"/>
+        </w:rPr>
+        <w:t xml:space="preserve"> </w:t>
+      </w:r>
+      <w:r>
+        <w:t>конвейер</w:t>
+      </w:r>
+      <w:r>
+        <w:rPr>
+          <w:lang w:val="en-US"/>
+        </w:rPr>
+        <w:t xml:space="preserve"> </w:t>
+      </w:r>
+      <w:r>
+        <w:t>анализа</w:t>
+      </w:r>
+      <w:r>
+        <w:rPr>
+          <w:lang w:val="en-US"/>
+        </w:rPr>
+        <w:t>.</w:t>
       </w:r>
     </w:p>
     <w:p>
@@ -1349,17 +1257,23 @@
         <w:pStyle w:val="af3"/>
         <w:numPr>
           <w:ilvl w:val="0"/>
-          <w:numId w:val="2"/>
+          <w:numId w:val="11"/>
         </w:numPr>
-      </w:pPr>
-      <w:r>
-        <w:t>Parsing – конвертация входных данных (JSON, CSV, ZIP) в ун</w:t>
-      </w:r>
-      <w:r>
-        <w:t>и</w:t>
-      </w:r>
-      <w:r>
-        <w:t>фицированные модели.</w:t>
+        <w:rPr>
+          <w:lang w:val="en-US"/>
+        </w:rPr>
+      </w:pPr>
+      <w:r>
+        <w:t>Services – оркестрирует этапы: парсинг → валидация → агрег</w:t>
+      </w:r>
+      <w:r>
+        <w:t>а</w:t>
+      </w:r>
+      <w:r>
+        <w:t>ция по критериям → вызов ИИ → сбор статистики</w:t>
+      </w:r>
+      <w:r>
+        <w:t xml:space="preserve"> → генерация отчёта и дашборда.</w:t>
       </w:r>
     </w:p>
     <w:p>
@@ -1367,17 +1281,23 @@
         <w:pStyle w:val="af3"/>
         <w:numPr>
           <w:ilvl w:val="0"/>
-          <w:numId w:val="2"/>
+          <w:numId w:val="11"/>
         </w:numPr>
-      </w:pPr>
-      <w:r>
-        <w:t>Validation – отсев записей с нулевым баллом, дубликатов, фо</w:t>
-      </w:r>
-      <w:r>
-        <w:t>р</w:t>
-      </w:r>
-      <w:r>
-        <w:t>мирование справочника вопросов.</w:t>
+        <w:rPr>
+          <w:lang w:val="en-US"/>
+        </w:rPr>
+      </w:pPr>
+      <w:r>
+        <w:t>Parsing – конвертирует входные Excel / CSV / ZIP в унифицир</w:t>
+      </w:r>
+      <w:r>
+        <w:t>о</w:t>
+      </w:r>
+      <w:r>
+        <w:t>ван</w:t>
+      </w:r>
+      <w:r>
+        <w:t>ные модели (SurveyParseResult).</w:t>
       </w:r>
     </w:p>
     <w:p>
@@ -1385,11 +1305,23 @@
         <w:pStyle w:val="af3"/>
         <w:numPr>
           <w:ilvl w:val="0"/>
-          <w:numId w:val="2"/>
+          <w:numId w:val="11"/>
         </w:numPr>
-      </w:pPr>
-      <w:r>
-        <w:t>Analysis – группировка ответов по вопросам, алгоритмический отсев точных совпадений и пустых ответов, вызов ИИ-агента только для нечётких случаев.</w:t>
+        <w:rPr>
+          <w:lang w:val="en-US"/>
+        </w:rPr>
+      </w:pPr>
+      <w:r>
+        <w:t>Validation – отсеивает неинформативные ответы (прочерки, «з</w:t>
+      </w:r>
+      <w:r>
+        <w:t>а</w:t>
+      </w:r>
+      <w:r>
+        <w:t>трудняюсь ответить», общие фразы),</w:t>
+      </w:r>
+      <w:r>
+        <w:t xml:space="preserve"> проверяет корректность оценок.</w:t>
       </w:r>
     </w:p>
     <w:p>
@@ -1397,17 +1329,23 @@
         <w:pStyle w:val="af3"/>
         <w:numPr>
           <w:ilvl w:val="0"/>
-          <w:numId w:val="2"/>
+          <w:numId w:val="11"/>
         </w:numPr>
-      </w:pPr>
-      <w:r>
-        <w:t>Agent.Contracts – интерфейсы для LLM-клиентов, фабрика аге</w:t>
-      </w:r>
-      <w:r>
-        <w:t>н</w:t>
-      </w:r>
-      <w:r>
-        <w:t>тов.</w:t>
+        <w:rPr>
+          <w:lang w:val="en-US"/>
+        </w:rPr>
+      </w:pPr>
+      <w:r>
+        <w:t>Analysis – группирует ответы по пяти критериям (Полезность, Практика, Доступность, Взаимодействие, Вовлечённость), в</w:t>
+      </w:r>
+      <w:r>
+        <w:t>ы</w:t>
+      </w:r>
+      <w:r>
+        <w:t>числяет статистики, вызывает ИИ-агентов для текстового анализа и генерации в</w:t>
+      </w:r>
+      <w:r>
+        <w:t>ыводов.</w:t>
       </w:r>
     </w:p>
     <w:p>
@@ -1415,11 +1353,23 @@
         <w:pStyle w:val="af3"/>
         <w:numPr>
           <w:ilvl w:val="0"/>
-          <w:numId w:val="2"/>
+          <w:numId w:val="11"/>
         </w:numPr>
-      </w:pPr>
-      <w:r>
-        <w:t>Агенты – реализации для YandexGPT и OpenRouter (OpenAI-совместимый интерфейс).</w:t>
+        <w:rPr>
+          <w:lang w:val="en-US"/>
+        </w:rPr>
+      </w:pPr>
+      <w:r>
+        <w:t>Agent.Contracts – интерфейсы для</w:t>
+      </w:r>
+      <w:r>
+        <w:t xml:space="preserve"> LLM-клиентов, фабрика аге</w:t>
+      </w:r>
+      <w:r>
+        <w:t>н</w:t>
+      </w:r>
+      <w:r>
+        <w:t>тов.</w:t>
       </w:r>
     </w:p>
     <w:p>
@@ -1427,17 +1377,17 @@
         <w:pStyle w:val="af3"/>
         <w:numPr>
           <w:ilvl w:val="0"/>
-          <w:numId w:val="2"/>
+          <w:numId w:val="11"/>
         </w:numPr>
-      </w:pPr>
-      <w:r>
-        <w:t>Reporting – сборка ReportData, вызов ИИ-генератора рекоменд</w:t>
-      </w:r>
-      <w:r>
-        <w:t>а</w:t>
-      </w:r>
-      <w:r>
-        <w:t>ций, экспорт в Excel с условным форматированием.</w:t>
+        <w:rPr>
+          <w:lang w:val="en-US"/>
+        </w:rPr>
+      </w:pPr>
+      <w:r>
+        <w:t xml:space="preserve">Агенты – реализации для YandexGPT и OpenRouter </w:t>
+      </w:r>
+      <w:r>
+        <w:t>(OpenAI-совместимый интерфейс).</w:t>
       </w:r>
     </w:p>
     <w:p>
@@ -1445,16 +1395,49 @@
         <w:pStyle w:val="af3"/>
         <w:numPr>
           <w:ilvl w:val="0"/>
-          <w:numId w:val="2"/>
+          <w:numId w:val="11"/>
         </w:numPr>
-      </w:pPr>
-      <w:r>
-        <w:t>Web UI (Blazor Server) – интерактивная страница для загрузки данных и просмотра результатов.</w:t>
-      </w:r>
-    </w:p>
-    <w:p>
-      <w:r>
-        <w:t>Взаимодействие компонентов отражено на общей архитектурной схеме</w:t>
+        <w:rPr>
+          <w:lang w:val="en-US"/>
+        </w:rPr>
+      </w:pPr>
+      <w:r>
+        <w:t>Reporting – экспорт в Excel и Word с цветовым форматированием, ген</w:t>
+      </w:r>
+      <w:r>
+        <w:t>е</w:t>
+      </w:r>
+      <w:r>
+        <w:t>рация HTML-дашборда.</w:t>
+      </w:r>
+    </w:p>
+    <w:p>
+      <w:pPr>
+        <w:pStyle w:val="af3"/>
+        <w:numPr>
+          <w:ilvl w:val="0"/>
+          <w:numId w:val="11"/>
+        </w:numPr>
+      </w:pPr>
+      <w:r>
+        <w:t>Web UI (Blazor Server) – одна интерактивная страница для з</w:t>
+      </w:r>
+      <w:r>
+        <w:t>а</w:t>
+      </w:r>
+      <w:r>
+        <w:t>грузки анкеты и отображения результатов с визуализациями.</w:t>
+      </w:r>
+    </w:p>
+    <w:p>
+      <w:r>
+        <w:t>Взаимодействие комп</w:t>
+      </w:r>
+      <w:r>
+        <w:t>о</w:t>
+      </w:r>
+      <w:r>
+        <w:t>нентов отражено на общей архитектурной схеме</w:t>
       </w:r>
       <w:r>
         <w:t xml:space="preserve"> (</w:t>
@@ -1483,9 +1466,9 @@
         <w:lastRenderedPageBreak/>
         <w:drawing>
           <wp:inline distT="0" distB="0" distL="0" distR="0">
-            <wp:extent cx="5940425" cy="2789756"/>
+            <wp:extent cx="5940425" cy="2025922"/>
             <wp:effectExtent l="19050" t="0" r="3175" b="0"/>
-            <wp:docPr id="3" name="Рисунок 3"/>
+            <wp:docPr id="7" name="Рисунок 7"/>
             <wp:cNvGraphicFramePr>
               <a:graphicFrameLocks xmlns:a="http://schemas.openxmlformats.org/drawingml/2006/main" noChangeAspect="1"/>
             </wp:cNvGraphicFramePr>
@@ -1493,7 +1476,7 @@
               <a:graphicData uri="http://schemas.openxmlformats.org/drawingml/2006/picture">
                 <pic:pic xmlns:pic="http://schemas.openxmlformats.org/drawingml/2006/picture">
                   <pic:nvPicPr>
-                    <pic:cNvPr id="0" name="Picture 3"/>
+                    <pic:cNvPr id="0" name="Picture 7"/>
                     <pic:cNvPicPr>
                       <a:picLocks noChangeAspect="1" noChangeArrowheads="1"/>
                     </pic:cNvPicPr>
@@ -1508,7 +1491,7 @@
                   <pic:spPr bwMode="auto">
                     <a:xfrm>
                       <a:off x="0" y="0"/>
-                      <a:ext cx="5940425" cy="2789756"/>
+                      <a:ext cx="5940425" cy="2025922"/>
                     </a:xfrm>
                     <a:prstGeom prst="rect">
                       <a:avLst/>
@@ -1543,6 +1526,11 @@
       </w:r>
     </w:p>
     <w:p>
+      <w:pPr>
+        <w:rPr>
+          <w:lang w:val="en-US"/>
+        </w:rPr>
+      </w:pPr>
       <w:r>
         <w:t>Технологический стек:</w:t>
       </w:r>
@@ -1552,7 +1540,7 @@
         <w:pStyle w:val="af3"/>
         <w:numPr>
           <w:ilvl w:val="0"/>
-          <w:numId w:val="3"/>
+          <w:numId w:val="12"/>
         </w:numPr>
         <w:rPr>
           <w:lang w:val="en-US"/>
@@ -1582,7 +1570,7 @@
         <w:pStyle w:val="af3"/>
         <w:numPr>
           <w:ilvl w:val="0"/>
-          <w:numId w:val="3"/>
+          <w:numId w:val="12"/>
         </w:numPr>
         <w:rPr>
           <w:lang w:val="en-US"/>
@@ -1612,7 +1600,7 @@
         <w:pStyle w:val="af3"/>
         <w:numPr>
           <w:ilvl w:val="0"/>
-          <w:numId w:val="3"/>
+          <w:numId w:val="12"/>
         </w:numPr>
         <w:rPr>
           <w:lang w:val="en-US"/>
@@ -1634,7 +1622,7 @@
         <w:rPr>
           <w:lang w:val="en-US"/>
         </w:rPr>
-        <w:t>: YandexGPT API, DeepSeek/OpenRouter API.</w:t>
+        <w:t>: YandexGPT API, OpenRouter API.</w:t>
       </w:r>
     </w:p>
     <w:p>
@@ -1642,24 +1630,34 @@
         <w:pStyle w:val="af3"/>
         <w:numPr>
           <w:ilvl w:val="0"/>
-          <w:numId w:val="3"/>
+          <w:numId w:val="12"/>
         </w:numPr>
-      </w:pPr>
-      <w:r>
-        <w:t>Генерация отчётов: ClosedXML.</w:t>
-      </w:r>
-    </w:p>
-    <w:p>
-      <w:pPr>
-        <w:tabs>
-          <w:tab w:val="clear" w:pos="9330"/>
-        </w:tabs>
-        <w:suppressAutoHyphens/>
-        <w:spacing w:line="240" w:lineRule="auto"/>
-        <w:ind w:firstLine="0"/>
-        <w:jc w:val="left"/>
-      </w:pPr>
-      <w:r>
+        <w:rPr>
+          <w:lang w:val="en-US"/>
+        </w:rPr>
+      </w:pPr>
+      <w:r>
+        <w:t>Генерация</w:t>
+      </w:r>
+      <w:r>
+        <w:rPr>
+          <w:lang w:val="en-US"/>
+        </w:rPr>
+        <w:t xml:space="preserve"> </w:t>
+      </w:r>
+      <w:r>
+        <w:t>отчётов</w:t>
+      </w:r>
+      <w:r>
+        <w:rPr>
+          <w:lang w:val="en-US"/>
+        </w:rPr>
+        <w:t>: ClosedXML (Excel), OpenXml (Word).</w:t>
+      </w:r>
+      <w:r>
+        <w:rPr>
+          <w:lang w:val="en-US"/>
+        </w:rPr>
         <w:br w:type="page"/>
       </w:r>
     </w:p>
@@ -1667,7 +1665,7 @@
       <w:pPr>
         <w:pStyle w:val="a4"/>
       </w:pPr>
-      <w:bookmarkStart w:id="2" w:name="_Toc233383747"/>
+      <w:bookmarkStart w:id="2" w:name="_Toc235286758"/>
       <w:r>
         <w:lastRenderedPageBreak/>
         <w:t>3. Принципы работы ИИ-агентов и промптов</w:t>
@@ -1689,14 +1687,43 @@
       </w:r>
     </w:p>
     <w:p>
-      <w:r>
-        <w:t>После валидации ответы группируются по вопросам. Для каждого в</w:t>
+      <w:pPr>
+        <w:rPr>
+          <w:lang w:val="en-US"/>
+        </w:rPr>
+      </w:pPr>
+      <w:r>
+        <w:t>Анкета загружается в формате Excel/CSV. Парсер извлекает список в</w:t>
       </w:r>
       <w:r>
         <w:t>о</w:t>
       </w:r>
       <w:r>
-        <w:t>проса формируется батч, включающий:</w:t>
+        <w:t>просов и ответов. Валидатор очищает данные от прочерков, «затрудняюсь ответить», общих фраз («всё», «ничего») с учётом контекста вопроса.</w:t>
+      </w:r>
+    </w:p>
+    <w:p>
+      <w:pPr>
+        <w:jc w:val="center"/>
+        <w:rPr>
+          <w:b/>
+        </w:rPr>
+      </w:pPr>
+      <w:r>
+        <w:rPr>
+          <w:b/>
+        </w:rPr>
+        <w:t>3.2. Агрегация по критериям</w:t>
+      </w:r>
+    </w:p>
+    <w:p>
+      <w:pPr>
+        <w:rPr>
+          <w:lang w:val="en-US"/>
+        </w:rPr>
+      </w:pPr>
+      <w:r>
+        <w:t>Сервис SurveyAggregator распределяет вопросы по пяти критериям на основе ключевых слов. Для каждого критерия формируется:</w:t>
       </w:r>
     </w:p>
     <w:p>
@@ -1704,11 +1731,11 @@
         <w:pStyle w:val="af3"/>
         <w:numPr>
           <w:ilvl w:val="0"/>
-          <w:numId w:val="5"/>
+          <w:numId w:val="14"/>
         </w:numPr>
       </w:pPr>
       <w:r>
-        <w:t>текст вопроса и правильный ответ;</w:t>
+        <w:t>статистика (средний балл, распределение оценок 1–10);</w:t>
       </w:r>
     </w:p>
     <w:p>
@@ -1716,46 +1743,11 @@
         <w:pStyle w:val="af3"/>
         <w:numPr>
           <w:ilvl w:val="0"/>
-          <w:numId w:val="5"/>
+          <w:numId w:val="14"/>
         </w:numPr>
       </w:pPr>
       <w:r>
-        <w:t>список ответов пользователей с предварительной классификац</w:t>
-      </w:r>
-      <w:r>
-        <w:t>и</w:t>
-      </w:r>
-      <w:r>
-        <w:t>ей:</w:t>
-      </w:r>
-      <w:r>
-        <w:t xml:space="preserve"> </w:t>
-      </w:r>
-      <w:r>
-        <w:t>ExactMatch – точное совпадение с эталоном (после нормал</w:t>
-      </w:r>
-      <w:r>
-        <w:t>и</w:t>
-      </w:r>
-      <w:r>
-        <w:t>зации);</w:t>
-      </w:r>
-      <w:r>
-        <w:t xml:space="preserve"> </w:t>
-      </w:r>
-      <w:r>
-        <w:t>Empty – пустой ответ;</w:t>
-      </w:r>
-      <w:r>
-        <w:t xml:space="preserve"> </w:t>
-      </w:r>
-      <w:r>
-        <w:t>NeedAnalysis – требует анализа ИИ.</w:t>
-      </w:r>
-    </w:p>
-    <w:p>
-      <w:r>
-        <w:t>Алгоритмические совпадения и пустые ответы исключаются из вызова нейросети, что экономит токены.</w:t>
+        <w:t>текстовые ответы (только информативные, сгруппированные по вопросам).</w:t>
       </w:r>
     </w:p>
     <w:p>
@@ -1769,72 +1761,69 @@
         <w:rPr>
           <w:b/>
         </w:rPr>
-        <w:t>3.2. Анализ ответов (агент сравнения)</w:t>
-      </w:r>
-    </w:p>
-    <w:p>
-      <w:r>
-        <w:t>Для ответов с флагом NeedAnalysis формируется промпт, содержащий инструкцию, вопрос, правильный ответ и список ответов пользователей. Пример (фрагмент):</w:t>
+        <w:t>3.3. Генерация примечаний (агент анализа критериев)</w:t>
+      </w:r>
+    </w:p>
+    <w:p>
+      <w:pPr>
+        <w:rPr>
+          <w:lang w:val="en-US"/>
+        </w:rPr>
+      </w:pPr>
+      <w:r>
+        <w:t>Для каждого критерия создаётся промпт, содержащий статистику и текстовые ответы. Агент возвращает связный текст на 3–8 предложений д</w:t>
+      </w:r>
+      <w:r>
+        <w:t>е</w:t>
+      </w:r>
+      <w:r>
+        <w:t>ловым стилем.</w:t>
+      </w:r>
+    </w:p>
+    <w:p>
+      <w:pPr>
+        <w:rPr>
+          <w:lang w:val="en-US"/>
+        </w:rPr>
+      </w:pPr>
+      <w:r>
+        <w:t>Пример промпта (фрагмент):</w:t>
       </w:r>
     </w:p>
     <w:p>
       <w:pPr>
         <w:rPr>
           <w:i/>
+          <w:lang w:val="en-US"/>
         </w:rPr>
       </w:pPr>
       <w:r>
         <w:rPr>
           <w:i/>
         </w:rPr>
-        <w:t xml:space="preserve">«Ты — эксперт по проверке тестовых заданий. Дан вопрос, эталонный ответ и список ответов </w:t>
+        <w:t>«Ты — аналитик образовательных программ. Проанализируй ответы слушателей по критерию «Полезность программы». Статистика: средний балл — 9.3 из 10. Распределение: 1-3: 0%, 4-7: 4.8%, 8-10: 95.2%. Ответы на вопросы: Вопрос: «Какие вопросы были наиболее актуальны?» - «создание промтов, презентаций, видео, картинок» … На основе этих данных напиши Примечание на 3-8 предложений деловым стилем. Указывай точные ци</w:t>
       </w:r>
       <w:r>
         <w:rPr>
           <w:i/>
         </w:rPr>
-        <w:t>тестируемых</w:t>
+        <w:t>ф</w:t>
       </w:r>
       <w:r>
         <w:rPr>
           <w:i/>
         </w:rPr>
-        <w:t>. Для каждого пользователя опред</w:t>
-      </w:r>
-      <w:r>
-        <w:rPr>
-          <w:i/>
-        </w:rPr>
-        <w:t>е</w:t>
-      </w:r>
-      <w:r>
-        <w:rPr>
-          <w:i/>
-        </w:rPr>
-        <w:t>ли: процент совпадения с эталоном (0-100), вердикт (correct / partial / incorrect), краткое обоснование (1 пре</w:t>
-      </w:r>
-      <w:r>
-        <w:rPr>
-          <w:i/>
-        </w:rPr>
-        <w:t>д</w:t>
-      </w:r>
-      <w:r>
-        <w:rPr>
-          <w:i/>
-        </w:rPr>
-        <w:t>ложение на русском). Верни ТОЛЬКО JSON без markdown-обёртки.»</w:t>
-      </w:r>
-    </w:p>
-    <w:p>
-      <w:r>
-        <w:t>Ответ нейросети парсится и объединяется с предопределёнными р</w:t>
-      </w:r>
-      <w:r>
-        <w:t>е</w:t>
-      </w:r>
-      <w:r>
-        <w:t>зультатами ExactMatch/Empty.</w:t>
+        <w:t>ры.»</w:t>
+      </w:r>
+    </w:p>
+    <w:p>
+      <w:pPr>
+        <w:rPr>
+          <w:lang w:val="en-US"/>
+        </w:rPr>
+      </w:pPr>
+      <w:r>
+        <w:t>Ответ нейросети добавляется в аналитическую справку как примечание к критерию.</w:t>
       </w:r>
     </w:p>
     <w:p>
@@ -1848,95 +1837,30 @@
         <w:rPr>
           <w:b/>
         </w:rPr>
-        <w:t>3.3. Генерация итогового отчёта (агент-отчётник)</w:t>
-      </w:r>
-    </w:p>
-    <w:p>
-      <w:pPr>
-        <w:rPr>
-          <w:noProof/>
-        </w:rPr>
-      </w:pPr>
-      <w:r>
-        <w:t>После сбора всей статистики формируется промпт</w:t>
-      </w:r>
-      <w:r>
-        <w:t xml:space="preserve"> </w:t>
-      </w:r>
-      <w:r>
-        <w:t>(</w:t>
-      </w:r>
-      <w:r>
-        <w:t>рис 3.3.1</w:t>
-      </w:r>
-      <w:r>
-        <w:t>)</w:t>
-      </w:r>
-      <w:r>
-        <w:t xml:space="preserve">. </w:t>
-      </w:r>
-      <w:r>
-        <w:t xml:space="preserve"> для вт</w:t>
+        <w:t>3.4. Формирование траектории изменений (финальный агент)</w:t>
+      </w:r>
+    </w:p>
+    <w:p>
+      <w:r>
+        <w:t>После получения всех примечаний и агрегированных данных (предл</w:t>
       </w:r>
       <w:r>
         <w:t>о</w:t>
       </w:r>
       <w:r>
-        <w:t>рого агента с агрегированными данными: сводка, распределение вердиктов по вопросам, частые ошибки</w:t>
-      </w:r>
-      <w:r>
-        <w:t xml:space="preserve">. </w:t>
-      </w:r>
-      <w:r>
-        <w:t>Задача агента — выявить критич</w:t>
-      </w:r>
-      <w:r>
-        <w:t>е</w:t>
-      </w:r>
-      <w:r>
-        <w:t>ские вопросы (процент правильных ответов ниже порога) и дать рекомендации по улучш</w:t>
-      </w:r>
-      <w:r>
-        <w:t>е</w:t>
-      </w:r>
-      <w:r>
-        <w:t>нию теста.</w:t>
-      </w:r>
-      <w:r>
-        <w:t xml:space="preserve"> </w:t>
-      </w:r>
-      <w:r>
-        <w:t xml:space="preserve">Ответ возвращается в виде </w:t>
-      </w:r>
-      <w:r>
-        <w:t>рекомендаций</w:t>
-      </w:r>
-      <w:r>
-        <w:t>, который дополняет программно сформ</w:t>
-      </w:r>
-      <w:r>
-        <w:t>и</w:t>
-      </w:r>
-      <w:r>
-        <w:t xml:space="preserve">рованный отчёт </w:t>
-      </w:r>
-      <w:r>
-        <w:t>(</w:t>
-      </w:r>
-      <w:r>
-        <w:t>рис. 3</w:t>
-      </w:r>
-      <w:r>
-        <w:t>.3.</w:t>
-      </w:r>
-      <w:r>
-        <w:t>2</w:t>
-      </w:r>
-      <w:r>
-        <w:t>)</w:t>
-      </w:r>
-      <w:r>
-        <w:t>.</w:t>
+        <w:t>жения исключить/добавить темы, распределение форматов обучения) выз</w:t>
+      </w:r>
+      <w:r>
+        <w:t>ы</w:t>
+      </w:r>
+      <w:r>
+        <w:t>вается второй агент. Он генерирует раздел «Траектория изменения програ</w:t>
+      </w:r>
+      <w:r>
+        <w:t>м</w:t>
+      </w:r>
+      <w:r>
+        <w:t>мы» с конкретными выводами и рекомендациями.</w:t>
       </w:r>
     </w:p>
     <w:p>
@@ -1954,9 +1878,9 @@
         <w:lastRenderedPageBreak/>
         <w:drawing>
           <wp:inline distT="0" distB="0" distL="0" distR="0">
-            <wp:extent cx="5940425" cy="2654115"/>
+            <wp:extent cx="5940425" cy="4329802"/>
             <wp:effectExtent l="19050" t="0" r="3175" b="0"/>
-            <wp:docPr id="8" name="Рисунок 5"/>
+            <wp:docPr id="1" name="Рисунок 1"/>
             <wp:cNvGraphicFramePr>
               <a:graphicFrameLocks xmlns:a="http://schemas.openxmlformats.org/drawingml/2006/main" noChangeAspect="1"/>
             </wp:cNvGraphicFramePr>
@@ -1964,7 +1888,7 @@
               <a:graphicData uri="http://schemas.openxmlformats.org/drawingml/2006/picture">
                 <pic:pic xmlns:pic="http://schemas.openxmlformats.org/drawingml/2006/picture">
                   <pic:nvPicPr>
-                    <pic:cNvPr id="0" name="Picture 5"/>
+                    <pic:cNvPr id="0" name="Picture 1"/>
                     <pic:cNvPicPr>
                       <a:picLocks noChangeAspect="1" noChangeArrowheads="1"/>
                     </pic:cNvPicPr>
@@ -1979,7 +1903,7 @@
                   <pic:spPr bwMode="auto">
                     <a:xfrm>
                       <a:off x="0" y="0"/>
-                      <a:ext cx="5940425" cy="2654115"/>
+                      <a:ext cx="5940425" cy="4329802"/>
                     </a:xfrm>
                     <a:prstGeom prst="rect">
                       <a:avLst/>
@@ -2015,7 +1939,6 @@
       <w:r>
         <w:rPr>
           <w:sz w:val="24"/>
-          <w:lang w:val="en-US"/>
         </w:rPr>
         <w:t>.3</w:t>
       </w:r>
@@ -2047,9 +1970,9 @@
         </w:rPr>
         <w:drawing>
           <wp:inline distT="0" distB="0" distL="0" distR="0">
-            <wp:extent cx="5940425" cy="1940308"/>
-            <wp:effectExtent l="19050" t="0" r="3175" b="0"/>
-            <wp:docPr id="6" name="Рисунок 2"/>
+            <wp:extent cx="5467350" cy="3385408"/>
+            <wp:effectExtent l="19050" t="0" r="0" b="0"/>
+            <wp:docPr id="4" name="Рисунок 4"/>
             <wp:cNvGraphicFramePr>
               <a:graphicFrameLocks xmlns:a="http://schemas.openxmlformats.org/drawingml/2006/main" noChangeAspect="1"/>
             </wp:cNvGraphicFramePr>
@@ -2057,7 +1980,7 @@
               <a:graphicData uri="http://schemas.openxmlformats.org/drawingml/2006/picture">
                 <pic:pic xmlns:pic="http://schemas.openxmlformats.org/drawingml/2006/picture">
                   <pic:nvPicPr>
-                    <pic:cNvPr id="0" name="Picture 2"/>
+                    <pic:cNvPr id="0" name="Picture 4"/>
                     <pic:cNvPicPr>
                       <a:picLocks noChangeAspect="1" noChangeArrowheads="1"/>
                     </pic:cNvPicPr>
@@ -2072,7 +1995,7 @@
                   <pic:spPr bwMode="auto">
                     <a:xfrm>
                       <a:off x="0" y="0"/>
-                      <a:ext cx="5940425" cy="1940308"/>
+                      <a:ext cx="5466587" cy="3384936"/>
                     </a:xfrm>
                     <a:prstGeom prst="rect">
                       <a:avLst/>
@@ -2133,7 +2056,19 @@
         <w:rPr>
           <w:sz w:val="24"/>
         </w:rPr>
-        <w:t>Сформированные рекомендации от ИИ-агента</w:t>
+        <w:t xml:space="preserve">Сформированные </w:t>
+      </w:r>
+      <w:r>
+        <w:rPr>
+          <w:sz w:val="24"/>
+        </w:rPr>
+        <w:t>примечания</w:t>
+      </w:r>
+      <w:r>
+        <w:rPr>
+          <w:sz w:val="24"/>
+        </w:rPr>
+        <w:t xml:space="preserve"> от ИИ-агента</w:t>
       </w:r>
       <w:r>
         <w:br w:type="page"/>
@@ -2143,730 +2078,54 @@
       <w:pPr>
         <w:pStyle w:val="a4"/>
       </w:pPr>
-      <w:bookmarkStart w:id="3" w:name="_Toc233383748"/>
+      <w:bookmarkStart w:id="3" w:name="_Toc235286759"/>
       <w:r>
         <w:lastRenderedPageBreak/>
-        <w:t>4. Сравнительный анализ российских и зарубежных нейросетей</w:t>
+        <w:t>4</w:t>
+      </w:r>
+      <w:r>
+        <w:t>. Руководство пользователя</w:t>
       </w:r>
       <w:bookmarkEnd w:id="3"/>
     </w:p>
-    <w:tbl>
-      <w:tblPr>
-        <w:tblStyle w:val="af4"/>
-        <w:tblW w:w="10139" w:type="dxa"/>
-        <w:tblLook w:val="04A0"/>
-      </w:tblPr>
-      <w:tblGrid>
-        <w:gridCol w:w="1874"/>
-        <w:gridCol w:w="4188"/>
-        <w:gridCol w:w="4077"/>
-      </w:tblGrid>
-      <w:tr>
-        <w:trPr>
-          <w:trHeight w:val="962"/>
-        </w:trPr>
-        <w:tc>
-          <w:tcPr>
-            <w:tcW w:w="1874" w:type="dxa"/>
-            <w:hideMark/>
-          </w:tcPr>
-          <w:p>
-            <w:pPr>
-              <w:tabs>
-                <w:tab w:val="clear" w:pos="9330"/>
-              </w:tabs>
-              <w:ind w:firstLine="0"/>
-              <w:jc w:val="left"/>
-              <w:rPr>
-                <w:color w:val="auto"/>
-                <w:szCs w:val="23"/>
-              </w:rPr>
-            </w:pPr>
-            <w:r>
-              <w:rPr>
-                <w:color w:val="auto"/>
-                <w:szCs w:val="23"/>
-              </w:rPr>
-              <w:t>Критерий</w:t>
-            </w:r>
-          </w:p>
-        </w:tc>
-        <w:tc>
-          <w:tcPr>
-            <w:tcW w:w="4188" w:type="dxa"/>
-            <w:hideMark/>
-          </w:tcPr>
-          <w:p>
-            <w:pPr>
-              <w:tabs>
-                <w:tab w:val="clear" w:pos="9330"/>
-              </w:tabs>
-              <w:ind w:firstLine="0"/>
-              <w:jc w:val="left"/>
-              <w:rPr>
-                <w:color w:val="auto"/>
-                <w:szCs w:val="23"/>
-              </w:rPr>
-            </w:pPr>
-            <w:r>
-              <w:rPr>
-                <w:color w:val="auto"/>
-                <w:szCs w:val="23"/>
-              </w:rPr>
-              <w:t>Российский агент (YandexGPT Lite)</w:t>
-            </w:r>
-          </w:p>
-        </w:tc>
-        <w:tc>
-          <w:tcPr>
-            <w:tcW w:w="4077" w:type="dxa"/>
-            <w:hideMark/>
-          </w:tcPr>
-          <w:p>
-            <w:pPr>
-              <w:tabs>
-                <w:tab w:val="clear" w:pos="9330"/>
-              </w:tabs>
-              <w:ind w:firstLine="0"/>
-              <w:jc w:val="left"/>
-              <w:rPr>
-                <w:color w:val="auto"/>
-                <w:szCs w:val="23"/>
-              </w:rPr>
-            </w:pPr>
-            <w:r>
-              <w:rPr>
-                <w:color w:val="auto"/>
-                <w:szCs w:val="23"/>
-              </w:rPr>
-              <w:t xml:space="preserve">Зарубежный агент (OpenRouter, </w:t>
-            </w:r>
-            <w:r>
-              <w:rPr>
-                <w:color w:val="auto"/>
-                <w:szCs w:val="23"/>
-                <w:lang w:val="en-US"/>
-              </w:rPr>
-              <w:t>gpt</w:t>
-            </w:r>
-            <w:r>
-              <w:rPr>
-                <w:color w:val="auto"/>
-                <w:szCs w:val="23"/>
-              </w:rPr>
-              <w:t>-</w:t>
-            </w:r>
-            <w:r>
-              <w:rPr>
-                <w:color w:val="auto"/>
-                <w:szCs w:val="23"/>
-                <w:lang w:val="en-US"/>
-              </w:rPr>
-              <w:t>oss</w:t>
-            </w:r>
-            <w:r>
-              <w:rPr>
-                <w:color w:val="auto"/>
-                <w:szCs w:val="23"/>
-              </w:rPr>
-              <w:t>-120</w:t>
-            </w:r>
-            <w:r>
-              <w:rPr>
-                <w:color w:val="auto"/>
-                <w:szCs w:val="23"/>
-                <w:lang w:val="en-US"/>
-              </w:rPr>
-              <w:t>b</w:t>
-            </w:r>
-            <w:r>
-              <w:rPr>
-                <w:color w:val="auto"/>
-                <w:szCs w:val="23"/>
-              </w:rPr>
-              <w:t>)</w:t>
-            </w:r>
-          </w:p>
-        </w:tc>
-      </w:tr>
-      <w:tr>
-        <w:trPr>
-          <w:trHeight w:val="962"/>
-        </w:trPr>
-        <w:tc>
-          <w:tcPr>
-            <w:tcW w:w="1874" w:type="dxa"/>
-            <w:hideMark/>
-          </w:tcPr>
-          <w:p>
-            <w:pPr>
-              <w:tabs>
-                <w:tab w:val="clear" w:pos="9330"/>
-              </w:tabs>
-              <w:ind w:firstLine="0"/>
-              <w:jc w:val="left"/>
-              <w:rPr>
-                <w:color w:val="auto"/>
-                <w:szCs w:val="23"/>
-              </w:rPr>
-            </w:pPr>
-            <w:r>
-              <w:rPr>
-                <w:color w:val="auto"/>
-                <w:szCs w:val="23"/>
-              </w:rPr>
-              <w:t>Точность сравнения</w:t>
-            </w:r>
-          </w:p>
-        </w:tc>
-        <w:tc>
-          <w:tcPr>
-            <w:tcW w:w="4188" w:type="dxa"/>
-            <w:hideMark/>
-          </w:tcPr>
-          <w:p>
-            <w:pPr>
-              <w:tabs>
-                <w:tab w:val="clear" w:pos="9330"/>
-              </w:tabs>
-              <w:ind w:firstLine="0"/>
-              <w:jc w:val="left"/>
-              <w:rPr>
-                <w:color w:val="auto"/>
-                <w:szCs w:val="23"/>
-              </w:rPr>
-            </w:pPr>
-            <w:r>
-              <w:rPr>
-                <w:color w:val="auto"/>
-                <w:szCs w:val="23"/>
-              </w:rPr>
-              <w:t>~92%</w:t>
-            </w:r>
-          </w:p>
-        </w:tc>
-        <w:tc>
-          <w:tcPr>
-            <w:tcW w:w="4077" w:type="dxa"/>
-            <w:hideMark/>
-          </w:tcPr>
-          <w:p>
-            <w:pPr>
-              <w:tabs>
-                <w:tab w:val="clear" w:pos="9330"/>
-              </w:tabs>
-              <w:ind w:firstLine="0"/>
-              <w:jc w:val="left"/>
-              <w:rPr>
-                <w:color w:val="auto"/>
-                <w:szCs w:val="23"/>
-              </w:rPr>
-            </w:pPr>
-            <w:r>
-              <w:rPr>
-                <w:color w:val="auto"/>
-                <w:szCs w:val="23"/>
-              </w:rPr>
-              <w:t>~95%</w:t>
-            </w:r>
-          </w:p>
-        </w:tc>
-      </w:tr>
-      <w:tr>
-        <w:trPr>
-          <w:trHeight w:val="1443"/>
-        </w:trPr>
-        <w:tc>
-          <w:tcPr>
-            <w:tcW w:w="1874" w:type="dxa"/>
-            <w:hideMark/>
-          </w:tcPr>
-          <w:p>
-            <w:pPr>
-              <w:tabs>
-                <w:tab w:val="clear" w:pos="9330"/>
-              </w:tabs>
-              <w:ind w:firstLine="0"/>
-              <w:jc w:val="left"/>
-              <w:rPr>
-                <w:color w:val="auto"/>
-                <w:szCs w:val="23"/>
-              </w:rPr>
-            </w:pPr>
-            <w:r>
-              <w:rPr>
-                <w:color w:val="auto"/>
-                <w:szCs w:val="23"/>
-              </w:rPr>
-              <w:t>Стабильность формата JSON</w:t>
-            </w:r>
-          </w:p>
-        </w:tc>
-        <w:tc>
-          <w:tcPr>
-            <w:tcW w:w="4188" w:type="dxa"/>
-            <w:hideMark/>
-          </w:tcPr>
-          <w:p>
-            <w:pPr>
-              <w:tabs>
-                <w:tab w:val="clear" w:pos="9330"/>
-              </w:tabs>
-              <w:ind w:firstLine="0"/>
-              <w:jc w:val="left"/>
-              <w:rPr>
-                <w:color w:val="auto"/>
-                <w:szCs w:val="23"/>
-              </w:rPr>
-            </w:pPr>
-            <w:r>
-              <w:rPr>
-                <w:color w:val="auto"/>
-                <w:szCs w:val="23"/>
-              </w:rPr>
-              <w:t>Иногда оборачивает в пояснения</w:t>
-            </w:r>
-          </w:p>
-        </w:tc>
-        <w:tc>
-          <w:tcPr>
-            <w:tcW w:w="4077" w:type="dxa"/>
-            <w:hideMark/>
-          </w:tcPr>
-          <w:p>
-            <w:pPr>
-              <w:tabs>
-                <w:tab w:val="clear" w:pos="9330"/>
-              </w:tabs>
-              <w:ind w:firstLine="0"/>
-              <w:jc w:val="left"/>
-              <w:rPr>
-                <w:color w:val="auto"/>
-                <w:szCs w:val="23"/>
-              </w:rPr>
-            </w:pPr>
-            <w:r>
-              <w:rPr>
-                <w:color w:val="auto"/>
-                <w:szCs w:val="23"/>
-              </w:rPr>
-              <w:t>Стабильно чистый JSON</w:t>
-            </w:r>
-          </w:p>
-        </w:tc>
-      </w:tr>
-      <w:tr>
-        <w:trPr>
-          <w:trHeight w:val="962"/>
-        </w:trPr>
-        <w:tc>
-          <w:tcPr>
-            <w:tcW w:w="1874" w:type="dxa"/>
-            <w:hideMark/>
-          </w:tcPr>
-          <w:p>
-            <w:pPr>
-              <w:tabs>
-                <w:tab w:val="clear" w:pos="9330"/>
-              </w:tabs>
-              <w:ind w:firstLine="0"/>
-              <w:jc w:val="left"/>
-              <w:rPr>
-                <w:color w:val="auto"/>
-                <w:szCs w:val="23"/>
-              </w:rPr>
-            </w:pPr>
-            <w:r>
-              <w:rPr>
-                <w:color w:val="auto"/>
-                <w:szCs w:val="23"/>
-              </w:rPr>
-              <w:t>Задержка (на 20 ответов)</w:t>
-            </w:r>
-          </w:p>
-        </w:tc>
-        <w:tc>
-          <w:tcPr>
-            <w:tcW w:w="4188" w:type="dxa"/>
-            <w:hideMark/>
-          </w:tcPr>
-          <w:p>
-            <w:pPr>
-              <w:tabs>
-                <w:tab w:val="clear" w:pos="9330"/>
-              </w:tabs>
-              <w:ind w:firstLine="0"/>
-              <w:jc w:val="left"/>
-              <w:rPr>
-                <w:color w:val="auto"/>
-                <w:szCs w:val="23"/>
-              </w:rPr>
-            </w:pPr>
-            <w:r>
-              <w:rPr>
-                <w:color w:val="auto"/>
-                <w:szCs w:val="23"/>
-              </w:rPr>
-              <w:t>3-5 сек</w:t>
-            </w:r>
-          </w:p>
-        </w:tc>
-        <w:tc>
-          <w:tcPr>
-            <w:tcW w:w="4077" w:type="dxa"/>
-            <w:hideMark/>
-          </w:tcPr>
-          <w:p>
-            <w:pPr>
-              <w:tabs>
-                <w:tab w:val="clear" w:pos="9330"/>
-              </w:tabs>
-              <w:ind w:firstLine="0"/>
-              <w:jc w:val="left"/>
-              <w:rPr>
-                <w:color w:val="auto"/>
-                <w:szCs w:val="23"/>
-              </w:rPr>
-            </w:pPr>
-            <w:r>
-              <w:rPr>
-                <w:color w:val="auto"/>
-                <w:szCs w:val="23"/>
-              </w:rPr>
-              <w:t>2-4 сек</w:t>
-            </w:r>
-          </w:p>
-        </w:tc>
-      </w:tr>
-      <w:tr>
-        <w:trPr>
-          <w:trHeight w:val="962"/>
-        </w:trPr>
-        <w:tc>
-          <w:tcPr>
-            <w:tcW w:w="1874" w:type="dxa"/>
-            <w:hideMark/>
-          </w:tcPr>
-          <w:p>
-            <w:pPr>
-              <w:tabs>
-                <w:tab w:val="clear" w:pos="9330"/>
-              </w:tabs>
-              <w:ind w:firstLine="0"/>
-              <w:jc w:val="left"/>
-              <w:rPr>
-                <w:color w:val="auto"/>
-                <w:szCs w:val="23"/>
-              </w:rPr>
-            </w:pPr>
-            <w:r>
-              <w:rPr>
-                <w:color w:val="auto"/>
-                <w:szCs w:val="23"/>
-              </w:rPr>
-              <w:t>Стоимость</w:t>
-            </w:r>
-          </w:p>
-        </w:tc>
-        <w:tc>
-          <w:tcPr>
-            <w:tcW w:w="4188" w:type="dxa"/>
-            <w:hideMark/>
-          </w:tcPr>
-          <w:p>
-            <w:pPr>
-              <w:tabs>
-                <w:tab w:val="clear" w:pos="9330"/>
-              </w:tabs>
-              <w:ind w:firstLine="0"/>
-              <w:jc w:val="left"/>
-              <w:rPr>
-                <w:color w:val="auto"/>
-                <w:szCs w:val="23"/>
-              </w:rPr>
-            </w:pPr>
-            <w:r>
-              <w:rPr>
-                <w:color w:val="auto"/>
-                <w:szCs w:val="23"/>
-              </w:rPr>
-              <w:t>~0,16 ₽ за 1K токенов (вход)</w:t>
-            </w:r>
-          </w:p>
-        </w:tc>
-        <w:tc>
-          <w:tcPr>
-            <w:tcW w:w="4077" w:type="dxa"/>
-            <w:hideMark/>
-          </w:tcPr>
-          <w:p>
-            <w:pPr>
-              <w:tabs>
-                <w:tab w:val="clear" w:pos="9330"/>
-              </w:tabs>
-              <w:ind w:firstLine="0"/>
-              <w:jc w:val="left"/>
-              <w:rPr>
-                <w:color w:val="auto"/>
-                <w:szCs w:val="23"/>
-              </w:rPr>
-            </w:pPr>
-            <w:r>
-              <w:rPr>
-                <w:color w:val="auto"/>
-                <w:szCs w:val="23"/>
-              </w:rPr>
-              <w:t>Бесплатно (бесплатный тир OpenRouter)</w:t>
-            </w:r>
-          </w:p>
-        </w:tc>
-      </w:tr>
-      <w:tr>
-        <w:trPr>
-          <w:trHeight w:val="1030"/>
-        </w:trPr>
-        <w:tc>
-          <w:tcPr>
-            <w:tcW w:w="1874" w:type="dxa"/>
-            <w:hideMark/>
-          </w:tcPr>
-          <w:p>
-            <w:pPr>
-              <w:tabs>
-                <w:tab w:val="clear" w:pos="9330"/>
-              </w:tabs>
-              <w:ind w:firstLine="0"/>
-              <w:jc w:val="left"/>
-              <w:rPr>
-                <w:color w:val="auto"/>
-                <w:szCs w:val="23"/>
-              </w:rPr>
-            </w:pPr>
-            <w:r>
-              <w:rPr>
-                <w:color w:val="auto"/>
-                <w:szCs w:val="23"/>
-              </w:rPr>
-              <w:t>Интеграция</w:t>
-            </w:r>
-          </w:p>
-        </w:tc>
-        <w:tc>
-          <w:tcPr>
-            <w:tcW w:w="4188" w:type="dxa"/>
-            <w:hideMark/>
-          </w:tcPr>
-          <w:p>
-            <w:pPr>
-              <w:tabs>
-                <w:tab w:val="clear" w:pos="9330"/>
-              </w:tabs>
-              <w:ind w:firstLine="0"/>
-              <w:jc w:val="left"/>
-              <w:rPr>
-                <w:color w:val="auto"/>
-                <w:szCs w:val="23"/>
-              </w:rPr>
-            </w:pPr>
-            <w:r>
-              <w:rPr>
-                <w:color w:val="auto"/>
-                <w:szCs w:val="23"/>
-              </w:rPr>
-              <w:t>Требуются folderId, API-ключ</w:t>
-            </w:r>
-          </w:p>
-        </w:tc>
-        <w:tc>
-          <w:tcPr>
-            <w:tcW w:w="4077" w:type="dxa"/>
-            <w:hideMark/>
-          </w:tcPr>
-          <w:p>
-            <w:pPr>
-              <w:tabs>
-                <w:tab w:val="clear" w:pos="9330"/>
-              </w:tabs>
-              <w:ind w:firstLine="0"/>
-              <w:jc w:val="left"/>
-              <w:rPr>
-                <w:color w:val="auto"/>
-                <w:szCs w:val="23"/>
-              </w:rPr>
-            </w:pPr>
-            <w:r>
-              <w:rPr>
-                <w:color w:val="auto"/>
-                <w:szCs w:val="23"/>
-              </w:rPr>
-              <w:t>Единый API-ключ, OpenAI-совместимый формат</w:t>
-            </w:r>
-          </w:p>
-        </w:tc>
-      </w:tr>
-      <w:tr>
-        <w:trPr>
-          <w:trHeight w:val="977"/>
-        </w:trPr>
-        <w:tc>
-          <w:tcPr>
-            <w:tcW w:w="1874" w:type="dxa"/>
-            <w:hideMark/>
-          </w:tcPr>
-          <w:p>
-            <w:pPr>
-              <w:tabs>
-                <w:tab w:val="clear" w:pos="9330"/>
-              </w:tabs>
-              <w:ind w:firstLine="0"/>
-              <w:jc w:val="left"/>
-              <w:rPr>
-                <w:color w:val="auto"/>
-                <w:szCs w:val="23"/>
-              </w:rPr>
-            </w:pPr>
-            <w:r>
-              <w:rPr>
-                <w:color w:val="auto"/>
-                <w:szCs w:val="23"/>
-              </w:rPr>
-              <w:t>Доступность из РФ</w:t>
-            </w:r>
-          </w:p>
-        </w:tc>
-        <w:tc>
-          <w:tcPr>
-            <w:tcW w:w="4188" w:type="dxa"/>
-            <w:hideMark/>
-          </w:tcPr>
-          <w:p>
-            <w:pPr>
-              <w:tabs>
-                <w:tab w:val="clear" w:pos="9330"/>
-              </w:tabs>
-              <w:ind w:firstLine="0"/>
-              <w:jc w:val="left"/>
-              <w:rPr>
-                <w:color w:val="auto"/>
-                <w:szCs w:val="23"/>
-              </w:rPr>
-            </w:pPr>
-            <w:r>
-              <w:rPr>
-                <w:color w:val="auto"/>
-                <w:szCs w:val="23"/>
-              </w:rPr>
-              <w:t>Да</w:t>
-            </w:r>
-          </w:p>
-        </w:tc>
-        <w:tc>
-          <w:tcPr>
-            <w:tcW w:w="4077" w:type="dxa"/>
-            <w:hideMark/>
-          </w:tcPr>
-          <w:p>
-            <w:pPr>
-              <w:tabs>
-                <w:tab w:val="clear" w:pos="9330"/>
-              </w:tabs>
-              <w:ind w:firstLine="0"/>
-              <w:jc w:val="left"/>
-              <w:rPr>
-                <w:color w:val="auto"/>
-                <w:szCs w:val="23"/>
-              </w:rPr>
-            </w:pPr>
-            <w:r>
-              <w:rPr>
-                <w:color w:val="auto"/>
-                <w:szCs w:val="23"/>
-              </w:rPr>
-              <w:t>Да (через OpenRouter)</w:t>
-            </w:r>
-          </w:p>
-        </w:tc>
-      </w:tr>
-    </w:tbl>
-    <w:p>
-      <w:pPr>
-        <w:pStyle w:val="a5"/>
-      </w:pPr>
-    </w:p>
-    <w:p>
-      <w:r>
+    <w:p>
+      <w:pPr>
+        <w:jc w:val="center"/>
         <w:rPr>
           <w:b/>
         </w:rPr>
-        <w:t>Вывод:</w:t>
-      </w:r>
-      <w:r>
-        <w:t xml:space="preserve"> Для демонстрации и тестирования оптимален зарубежный в</w:t>
+      </w:pPr>
+      <w:r>
+        <w:rPr>
+          <w:b/>
+        </w:rPr>
+        <w:t>4</w:t>
+      </w:r>
+      <w:r>
+        <w:rPr>
+          <w:b/>
+        </w:rPr>
+        <w:t>.1. Начало работы</w:t>
+      </w:r>
+    </w:p>
+    <w:p>
+      <w:r>
+        <w:t>Откройте веб-интерфейс LearnAInalytics. Отображается страница ан</w:t>
       </w:r>
       <w:r>
         <w:t>а</w:t>
       </w:r>
       <w:r>
-        <w:t>риант на базе OpenRouter как бесплатный и точный. Для промышленной эк</w:t>
-      </w:r>
-      <w:r>
-        <w:t>с</w:t>
-      </w:r>
-      <w:r>
-        <w:t>плуатации в контуре организации рекомендуется российский агент, обесп</w:t>
-      </w:r>
-      <w:r>
-        <w:t>е</w:t>
-      </w:r>
-      <w:r>
-        <w:t>чивающий локализацию и соответствие требованиям безопасности.</w:t>
-      </w:r>
-    </w:p>
-    <w:p>
-      <w:pPr>
-        <w:tabs>
-          <w:tab w:val="clear" w:pos="9330"/>
-        </w:tabs>
-        <w:suppressAutoHyphens/>
-        <w:spacing w:line="240" w:lineRule="auto"/>
-        <w:ind w:firstLine="0"/>
-        <w:jc w:val="left"/>
-      </w:pPr>
-      <w:r>
-        <w:br w:type="page"/>
-      </w:r>
-    </w:p>
-    <w:p>
-      <w:pPr>
-        <w:pStyle w:val="a4"/>
-      </w:pPr>
-      <w:bookmarkStart w:id="4" w:name="_Toc233383749"/>
-      <w:r>
-        <w:lastRenderedPageBreak/>
-        <w:t>5. Руководство пользователя</w:t>
-      </w:r>
-      <w:bookmarkEnd w:id="4"/>
-    </w:p>
-    <w:p>
-      <w:pPr>
-        <w:jc w:val="center"/>
-        <w:rPr>
-          <w:b/>
-        </w:rPr>
-      </w:pPr>
-      <w:r>
-        <w:rPr>
-          <w:b/>
-        </w:rPr>
-        <w:t>5.1. Начало работы</w:t>
-      </w:r>
-    </w:p>
-    <w:p>
-      <w:r>
-        <w:t>Откройте веб-интерфейс (адрес предоставляется администратором). Отображается страница анализа с формой загрузки файлов</w:t>
-      </w:r>
-      <w:r>
-        <w:t xml:space="preserve"> (рис 5.1.1).</w:t>
+        <w:t xml:space="preserve">лиза с формой загрузки файла анкеты </w:t>
+      </w:r>
+      <w:r>
+        <w:t xml:space="preserve">(рис </w:t>
+      </w:r>
+      <w:r>
+        <w:t>4</w:t>
+      </w:r>
+      <w:r>
+        <w:t>.1.1).</w:t>
       </w:r>
     </w:p>
     <w:p>
@@ -2879,13 +2138,14 @@
       </w:pPr>
       <w:r>
         <w:rPr>
+          <w:b/>
           <w:noProof/>
         </w:rPr>
         <w:drawing>
           <wp:inline distT="0" distB="0" distL="0" distR="0">
-            <wp:extent cx="5940425" cy="4199179"/>
+            <wp:extent cx="5940425" cy="2006796"/>
             <wp:effectExtent l="19050" t="0" r="3175" b="0"/>
-            <wp:docPr id="11" name="Рисунок 11"/>
+            <wp:docPr id="2" name="Рисунок 10"/>
             <wp:cNvGraphicFramePr>
               <a:graphicFrameLocks xmlns:a="http://schemas.openxmlformats.org/drawingml/2006/main" noChangeAspect="1"/>
             </wp:cNvGraphicFramePr>
@@ -2893,7 +2153,7 @@
               <a:graphicData uri="http://schemas.openxmlformats.org/drawingml/2006/picture">
                 <pic:pic xmlns:pic="http://schemas.openxmlformats.org/drawingml/2006/picture">
                   <pic:nvPicPr>
-                    <pic:cNvPr id="0" name="Picture 11"/>
+                    <pic:cNvPr id="0" name="Picture 10"/>
                     <pic:cNvPicPr>
                       <a:picLocks noChangeAspect="1" noChangeArrowheads="1"/>
                     </pic:cNvPicPr>
@@ -2908,7 +2168,7 @@
                   <pic:spPr bwMode="auto">
                     <a:xfrm>
                       <a:off x="0" y="0"/>
-                      <a:ext cx="5940425" cy="4199179"/>
+                      <a:ext cx="5940425" cy="2006796"/>
                     </a:xfrm>
                     <a:prstGeom prst="rect">
                       <a:avLst/>
@@ -2939,7 +2199,19 @@
         <w:rPr>
           <w:sz w:val="24"/>
         </w:rPr>
-        <w:t>Рисунок 5.1.1</w:t>
+        <w:t xml:space="preserve">Рисунок </w:t>
+      </w:r>
+      <w:r>
+        <w:rPr>
+          <w:sz w:val="24"/>
+        </w:rPr>
+        <w:t>4</w:t>
+      </w:r>
+      <w:r>
+        <w:rPr>
+          <w:sz w:val="24"/>
+        </w:rPr>
+        <w:t>.1.1</w:t>
       </w:r>
       <w:r>
         <w:rPr>
@@ -2971,32 +2243,52 @@
         <w:rPr>
           <w:b/>
         </w:rPr>
-        <w:t>5.2. Загрузка исходных данных</w:t>
-      </w:r>
-    </w:p>
-    <w:p>
-      <w:r>
-        <w:t>Файл с ответами тестируемых (обязательно):</w:t>
-      </w:r>
-    </w:p>
-    <w:p>
-      <w:r>
-        <w:t>Поддерживаются форматы JSON, CSV, ZIP. Структура CSV/JSON должна содержать идентификатор пользователя, список ответов с текстом вопроса, ответом пользователя, правильным ответом и количеством баллов (либо отдельный файл эталонов).</w:t>
-      </w:r>
-    </w:p>
-    <w:p>
-      <w:r>
-        <w:t>Парсер автоматически распознаёт русские и английские наименования колонок.</w:t>
-      </w:r>
-    </w:p>
-    <w:p>
-      <w:r>
-        <w:t>Файл с эталонными ответами (опционально):</w:t>
-      </w:r>
-    </w:p>
-    <w:p>
-      <w:r>
-        <w:t>Если правильные ответы не включены в основной файл, загрузите их отдельно в том же формате.</w:t>
+        <w:t>4</w:t>
+      </w:r>
+      <w:r>
+        <w:rPr>
+          <w:b/>
+        </w:rPr>
+        <w:t xml:space="preserve">.2. </w:t>
+      </w:r>
+      <w:r>
+        <w:rPr>
+          <w:b/>
+        </w:rPr>
+        <w:t>Загрузка анкеты</w:t>
+      </w:r>
+    </w:p>
+    <w:p>
+      <w:r>
+        <w:t>Файл с ответами слушателей (обязателен) – Excel (.xlsx) или CSV.</w:t>
+      </w:r>
+    </w:p>
+    <w:p>
+      <w:r>
+        <w:t>Структура: первая строка — заголовки вопросов, следующие строки — ответы слушателей (первые столбцы — ФИО и должность, могут быть пу</w:t>
+      </w:r>
+      <w:r>
+        <w:t>с</w:t>
+      </w:r>
+      <w:r>
+        <w:t>тыми).</w:t>
+      </w:r>
+    </w:p>
+    <w:p>
+      <w:pPr>
+        <w:rPr>
+          <w:b/>
+          <w:lang w:val="en-US"/>
+        </w:rPr>
+      </w:pPr>
+      <w:r>
+        <w:t>Парсер автоматически распознаёт числовые (оценки 1–10), бинарные (да/нет) и открытые вопросы.</w:t>
+      </w:r>
+      <w:r>
+        <w:rPr>
+          <w:b/>
+        </w:rPr>
+        <w:t xml:space="preserve"> </w:t>
       </w:r>
     </w:p>
     <w:p>
@@ -3010,56 +2302,66 @@
         <w:rPr>
           <w:b/>
         </w:rPr>
+        <w:t>4</w:t>
+      </w:r>
+      <w:r>
+        <w:rPr>
+          <w:b/>
+        </w:rPr>
+        <w:t>.3. Выбор варианта ИИ-агента</w:t>
+      </w:r>
+    </w:p>
+    <w:p>
+      <w:pPr>
+        <w:jc w:val="center"/>
+        <w:rPr>
+          <w:b/>
+        </w:rPr>
+      </w:pPr>
+      <w:r>
+        <w:t xml:space="preserve">Выберите одну из опций: «Российские нейросети» или «Зарубежные нейросети». От этого зависит, какая группа агентов будет использоваться. </w:t>
+      </w:r>
+      <w:r>
+        <w:rPr>
+          <w:b/>
+        </w:rPr>
+        <w:t>4</w:t>
+      </w:r>
+      <w:r>
+        <w:rPr>
+          <w:b/>
+        </w:rPr>
+        <w:t>.4. Запуск и ожидание</w:t>
+      </w:r>
+    </w:p>
+    <w:p>
+      <w:r>
+        <w:t>Нажмите «Запустить анализ». Появится индикатор выполнения. Анализ занимает от 10 до 60 секунд в зависимости от объёма данных</w:t>
+      </w:r>
+      <w:r>
+        <w:t xml:space="preserve"> (рис </w:t>
+      </w:r>
+      <w:r>
+        <w:t>4</w:t>
+      </w:r>
+      <w:r>
+        <w:t>.4.1).</w:t>
+      </w:r>
+    </w:p>
+    <w:p>
+      <w:pPr>
+        <w:jc w:val="center"/>
+      </w:pPr>
+      <w:r>
+        <w:rPr>
+          <w:noProof/>
+        </w:rPr>
         <w:lastRenderedPageBreak/>
-        <w:t>5.3. Выбор варианта ИИ-агента</w:t>
-      </w:r>
-    </w:p>
-    <w:p>
-      <w:r>
-        <w:t>Выберите одну из опций: «Российские нейросети» или «Зарубежные нейросети». От этого зависит, какая группа агентов будет использоваться.</w:t>
-      </w:r>
-    </w:p>
-    <w:p>
-      <w:pPr>
-        <w:jc w:val="center"/>
-        <w:rPr>
-          <w:b/>
-        </w:rPr>
-      </w:pPr>
-      <w:r>
-        <w:rPr>
-          <w:b/>
-        </w:rPr>
-        <w:t>5.4. Запуск и ожидание</w:t>
-      </w:r>
-    </w:p>
-    <w:p>
-      <w:r>
-        <w:t>Нажмите «Запустить анализ». Появится индикатор выполнения. До</w:t>
-      </w:r>
-      <w:r>
-        <w:t>ж</w:t>
-      </w:r>
-      <w:r>
-        <w:t xml:space="preserve">дитесь окончания (от нескольких секунд до минуты </w:t>
-      </w:r>
-      <w:r>
-        <w:t>в зависимости от объёма данных) (рис 5.4.1).</w:t>
-      </w:r>
-    </w:p>
-    <w:p>
-      <w:pPr>
-        <w:jc w:val="center"/>
-      </w:pPr>
-      <w:r>
-        <w:rPr>
-          <w:noProof/>
-        </w:rPr>
         <w:drawing>
           <wp:inline distT="0" distB="0" distL="0" distR="0">
-            <wp:extent cx="4648338" cy="4429276"/>
-            <wp:effectExtent l="19050" t="0" r="0" b="0"/>
-            <wp:docPr id="17" name="Рисунок 17"/>
+            <wp:extent cx="5940425" cy="2762341"/>
+            <wp:effectExtent l="19050" t="0" r="3175" b="0"/>
+            <wp:docPr id="13" name="Рисунок 13"/>
             <wp:cNvGraphicFramePr>
               <a:graphicFrameLocks xmlns:a="http://schemas.openxmlformats.org/drawingml/2006/main" noChangeAspect="1"/>
             </wp:cNvGraphicFramePr>
@@ -3067,7 +2369,7 @@
               <a:graphicData uri="http://schemas.openxmlformats.org/drawingml/2006/picture">
                 <pic:pic xmlns:pic="http://schemas.openxmlformats.org/drawingml/2006/picture">
                   <pic:nvPicPr>
-                    <pic:cNvPr id="0" name="Picture 17"/>
+                    <pic:cNvPr id="0" name="Picture 13"/>
                     <pic:cNvPicPr>
                       <a:picLocks noChangeAspect="1" noChangeArrowheads="1"/>
                     </pic:cNvPicPr>
@@ -3082,7 +2384,7 @@
                   <pic:spPr bwMode="auto">
                     <a:xfrm>
                       <a:off x="0" y="0"/>
-                      <a:ext cx="4647689" cy="4428658"/>
+                      <a:ext cx="5940425" cy="2762341"/>
                     </a:xfrm>
                     <a:prstGeom prst="rect">
                       <a:avLst/>
@@ -3113,7 +2415,19 @@
         <w:rPr>
           <w:sz w:val="24"/>
         </w:rPr>
-        <w:t>Рисунок 5.4.1</w:t>
+        <w:t xml:space="preserve">Рисунок </w:t>
+      </w:r>
+      <w:r>
+        <w:rPr>
+          <w:sz w:val="24"/>
+        </w:rPr>
+        <w:t>4</w:t>
+      </w:r>
+      <w:r>
+        <w:rPr>
+          <w:sz w:val="24"/>
+        </w:rPr>
+        <w:t>.4.1</w:t>
       </w:r>
       <w:r>
         <w:rPr>
@@ -3139,62 +2453,111 @@
         <w:rPr>
           <w:b/>
         </w:rPr>
-        <w:t>5.5. Просмотр результатов</w:t>
-      </w:r>
-    </w:p>
-    <w:p>
-      <w:r>
-        <w:t>После завершения отображается сводная статистика: количество в</w:t>
-      </w:r>
-      <w:r>
-        <w:t>о</w:t>
-      </w:r>
-      <w:r>
-        <w:t>просов, число тестируемых, средний процент правильных ответов, количес</w:t>
-      </w:r>
-      <w:r>
-        <w:t>т</w:t>
-      </w:r>
-      <w:r>
-        <w:t>во критических вопросов.</w:t>
-      </w:r>
-    </w:p>
-    <w:p>
-      <w:r>
-        <w:t>Ниже расположены кнопки для скачивания JSON и Excel-отчёта.</w:t>
-      </w:r>
-    </w:p>
-    <w:p>
-      <w:r>
-        <w:t>Красным блоком выделены критические вопросы (п</w:t>
-      </w:r>
-      <w:r>
-        <w:t>роцент правильных ответов ниже 6</w:t>
-      </w:r>
-      <w:r>
-        <w:t>0%) и автоматические рекомендации</w:t>
-      </w:r>
-      <w:r>
-        <w:t xml:space="preserve"> (рис 5.5.1).</w:t>
-      </w:r>
-    </w:p>
-    <w:p>
-      <w:pPr>
-        <w:jc w:val="center"/>
+        <w:t>4</w:t>
+      </w:r>
+      <w:r>
         <w:rPr>
           <w:b/>
         </w:rPr>
-      </w:pPr>
-      <w:r>
-        <w:rPr>
+        <w:t>.5. Просмотр результатов</w:t>
+      </w:r>
+    </w:p>
+    <w:p>
+      <w:pPr>
+        <w:rPr>
+          <w:lang w:val="en-US"/>
+        </w:rPr>
+      </w:pPr>
+      <w:r>
+        <w:t>После завершения отображается инт</w:t>
+      </w:r>
+      <w:r>
+        <w:t>ерактивный дашборд (рис 4.5.1):</w:t>
+      </w:r>
+    </w:p>
+    <w:p>
+      <w:pPr>
+        <w:pStyle w:val="af3"/>
+        <w:numPr>
+          <w:ilvl w:val="0"/>
+          <w:numId w:val="16"/>
+        </w:numPr>
+      </w:pPr>
+      <w:r>
+        <w:t>Линейчатая диаграмма – средние баллы по 5 критериям.</w:t>
+      </w:r>
+    </w:p>
+    <w:p>
+      <w:pPr>
+        <w:pStyle w:val="af3"/>
+        <w:numPr>
+          <w:ilvl w:val="0"/>
+          <w:numId w:val="16"/>
+        </w:numPr>
+      </w:pPr>
+      <w:r>
+        <w:t>Лепестковая диаграмма – профиль удовлетворённости.</w:t>
+      </w:r>
+    </w:p>
+    <w:p>
+      <w:pPr>
+        <w:pStyle w:val="af3"/>
+        <w:numPr>
+          <w:ilvl w:val="0"/>
+          <w:numId w:val="16"/>
+        </w:numPr>
+      </w:pPr>
+      <w:r>
+        <w:t>Тепловая карта (корреляционная матрица) – взаимосвязи между критериями.</w:t>
+      </w:r>
+    </w:p>
+    <w:p>
+      <w:pPr>
+        <w:pStyle w:val="af3"/>
+        <w:numPr>
+          <w:ilvl w:val="0"/>
+          <w:numId w:val="16"/>
+        </w:numPr>
+      </w:pPr>
+      <w:r>
+        <w:t>Распределение оценок – доли низких, средних, высоких оценок.</w:t>
+      </w:r>
+    </w:p>
+    <w:p>
+      <w:pPr>
+        <w:pStyle w:val="af3"/>
+        <w:numPr>
+          <w:ilvl w:val="0"/>
+          <w:numId w:val="16"/>
+        </w:numPr>
+      </w:pPr>
+      <w:r>
+        <w:t>Общая удовлетворённость – средний балл по всем критериям.</w:t>
+      </w:r>
+    </w:p>
+    <w:p>
+      <w:pPr>
+        <w:ind w:firstLine="0"/>
+      </w:pPr>
+      <w:r>
+        <w:t>Ниже расположены кнопки для скачивания Word, Excel и HTML-дашборда.</w:t>
+      </w:r>
+    </w:p>
+    <w:p>
+      <w:pPr>
+        <w:ind w:firstLine="0"/>
+      </w:pPr>
+      <w:r>
+        <w:rPr>
+          <w:b/>
           <w:noProof/>
         </w:rPr>
         <w:lastRenderedPageBreak/>
         <w:drawing>
           <wp:inline distT="0" distB="0" distL="0" distR="0">
-            <wp:extent cx="4209974" cy="5891916"/>
-            <wp:effectExtent l="19050" t="0" r="76" b="0"/>
-            <wp:docPr id="14" name="Рисунок 14"/>
+            <wp:extent cx="6465997" cy="5224007"/>
+            <wp:effectExtent l="19050" t="0" r="0" b="0"/>
+            <wp:docPr id="16" name="Рисунок 16"/>
             <wp:cNvGraphicFramePr>
               <a:graphicFrameLocks xmlns:a="http://schemas.openxmlformats.org/drawingml/2006/main" noChangeAspect="1"/>
             </wp:cNvGraphicFramePr>
@@ -3202,7 +2565,7 @@
               <a:graphicData uri="http://schemas.openxmlformats.org/drawingml/2006/picture">
                 <pic:pic xmlns:pic="http://schemas.openxmlformats.org/drawingml/2006/picture">
                   <pic:nvPicPr>
-                    <pic:cNvPr id="0" name="Picture 14"/>
+                    <pic:cNvPr id="0" name="Picture 16"/>
                     <pic:cNvPicPr>
                       <a:picLocks noChangeAspect="1" noChangeArrowheads="1"/>
                     </pic:cNvPicPr>
@@ -3217,7 +2580,7 @@
                   <pic:spPr bwMode="auto">
                     <a:xfrm>
                       <a:off x="0" y="0"/>
-                      <a:ext cx="4210829" cy="5893112"/>
+                      <a:ext cx="6465095" cy="5223278"/>
                     </a:xfrm>
                     <a:prstGeom prst="rect">
                       <a:avLst/>
@@ -3239,101 +2602,13 @@
       <w:r>
         <w:rPr>
           <w:b/>
-        </w:rPr>
-        <w:t xml:space="preserve"> </w:t>
-      </w:r>
-    </w:p>
-    <w:p>
-      <w:pPr>
-        <w:jc w:val="center"/>
-        <w:rPr>
-          <w:sz w:val="24"/>
-        </w:rPr>
-      </w:pPr>
-      <w:r>
-        <w:rPr>
-          <w:sz w:val="24"/>
-        </w:rPr>
-        <w:t>Рисунок 5.5.1</w:t>
-      </w:r>
-      <w:r>
-        <w:rPr>
-          <w:sz w:val="24"/>
-        </w:rPr>
-        <w:t xml:space="preserve"> – </w:t>
-      </w:r>
-      <w:r>
-        <w:rPr>
-          <w:sz w:val="24"/>
-        </w:rPr>
-        <w:t>Результат анализа</w:t>
-      </w:r>
-    </w:p>
-    <w:p>
-      <w:pPr>
-        <w:jc w:val="center"/>
-      </w:pPr>
-      <w:r>
-        <w:rPr>
-          <w:b/>
-        </w:rPr>
-        <w:t>5.6. Экспорт отчётов</w:t>
-      </w:r>
-    </w:p>
-    <w:p>
-      <w:r>
-        <w:t>JSON – полная структура ReportData, может быть использована для и</w:t>
-      </w:r>
-      <w:r>
-        <w:t>н</w:t>
-      </w:r>
-      <w:r>
-        <w:t>теграции с другими системами.</w:t>
-      </w:r>
-    </w:p>
-    <w:p>
-      <w:r>
-        <w:t>Excel – отчёт с условным форматированием: строки критических в</w:t>
-      </w:r>
-      <w:r>
-        <w:t>о</w:t>
-      </w:r>
-      <w:r>
-        <w:t>просов выделены красным фоном, ячейки с пустыми ответами – жёлтым. Р</w:t>
-      </w:r>
-      <w:r>
-        <w:t>е</w:t>
-      </w:r>
-      <w:r>
-        <w:t>комендации вынесены в отдельный блок</w:t>
-      </w:r>
-      <w:r>
-        <w:t xml:space="preserve"> (рис 5.6.1)</w:t>
-      </w:r>
-      <w:r>
-        <w:t>.</w:t>
-      </w:r>
-    </w:p>
-    <w:p>
-      <w:pPr>
-        <w:tabs>
-          <w:tab w:val="clear" w:pos="9330"/>
-        </w:tabs>
-        <w:suppressAutoHyphens/>
-        <w:spacing w:line="240" w:lineRule="auto"/>
-        <w:ind w:firstLine="0"/>
-        <w:jc w:val="left"/>
-      </w:pPr>
-      <w:r>
-        <w:rPr>
           <w:noProof/>
         </w:rPr>
-        <w:lastRenderedPageBreak/>
         <w:drawing>
           <wp:inline distT="0" distB="0" distL="0" distR="0">
-            <wp:extent cx="5940425" cy="2422924"/>
-            <wp:effectExtent l="19050" t="0" r="3175" b="0"/>
-            <wp:docPr id="10" name="Рисунок 8"/>
+            <wp:extent cx="6469718" cy="3601941"/>
+            <wp:effectExtent l="19050" t="0" r="7282" b="0"/>
+            <wp:docPr id="19" name="Рисунок 19"/>
             <wp:cNvGraphicFramePr>
               <a:graphicFrameLocks xmlns:a="http://schemas.openxmlformats.org/drawingml/2006/main" noChangeAspect="1"/>
             </wp:cNvGraphicFramePr>
@@ -3341,7 +2616,7 @@
               <a:graphicData uri="http://schemas.openxmlformats.org/drawingml/2006/picture">
                 <pic:pic xmlns:pic="http://schemas.openxmlformats.org/drawingml/2006/picture">
                   <pic:nvPicPr>
-                    <pic:cNvPr id="0" name="Picture 8"/>
+                    <pic:cNvPr id="0" name="Picture 19"/>
                     <pic:cNvPicPr>
                       <a:picLocks noChangeAspect="1" noChangeArrowheads="1"/>
                     </pic:cNvPicPr>
@@ -3356,7 +2631,7 @@
                   <pic:spPr bwMode="auto">
                     <a:xfrm>
                       <a:off x="0" y="0"/>
-                      <a:ext cx="5940425" cy="2422924"/>
+                      <a:ext cx="6471274" cy="3602807"/>
                     </a:xfrm>
                     <a:prstGeom prst="rect">
                       <a:avLst/>
@@ -3387,7 +2662,13 @@
         <w:rPr>
           <w:sz w:val="24"/>
         </w:rPr>
-        <w:t>Рисунок 5.6.1</w:t>
+        <w:t>Рисунок 4</w:t>
+      </w:r>
+      <w:r>
+        <w:rPr>
+          <w:sz w:val="24"/>
+        </w:rPr>
+        <w:t>.5.1</w:t>
       </w:r>
       <w:r>
         <w:rPr>
@@ -3399,421 +2680,35 @@
         <w:rPr>
           <w:sz w:val="24"/>
         </w:rPr>
-        <w:t xml:space="preserve">Пример </w:t>
-      </w:r>
-      <w:r>
-        <w:rPr>
-          <w:sz w:val="24"/>
-          <w:lang w:val="en-US"/>
-        </w:rPr>
-        <w:t>Excel</w:t>
-      </w:r>
-      <w:r>
-        <w:rPr>
-          <w:sz w:val="24"/>
-        </w:rPr>
-        <w:t xml:space="preserve"> </w:t>
-      </w:r>
-      <w:r>
-        <w:rPr>
-          <w:sz w:val="24"/>
-        </w:rPr>
-        <w:t>отчёта на анализе одного прохождения тестирования</w:t>
-      </w:r>
-      <w:r>
-        <w:br w:type="page"/>
-      </w:r>
-    </w:p>
-    <w:p>
-      <w:pPr>
-        <w:pStyle w:val="a4"/>
-      </w:pPr>
-      <w:bookmarkStart w:id="5" w:name="_Toc233383750"/>
-      <w:r>
+        <w:t>Результат анализа</w:t>
+      </w:r>
+    </w:p>
+    <w:p>
+      <w:pPr>
+        <w:jc w:val="center"/>
+      </w:pPr>
+      <w:r>
+        <w:rPr>
+          <w:b/>
+        </w:rPr>
         <w:lastRenderedPageBreak/>
-        <w:t>6. Руководство разработчика</w:t>
-      </w:r>
-      <w:bookmarkEnd w:id="5"/>
-    </w:p>
-    <w:p>
-      <w:pPr>
-        <w:jc w:val="center"/>
+        <w:t>4</w:t>
+      </w:r>
+      <w:r>
         <w:rPr>
           <w:b/>
         </w:rPr>
-      </w:pPr>
-      <w:r>
-        <w:rPr>
-          <w:b/>
-        </w:rPr>
-        <w:t>6.1. Структура решения</w:t>
-      </w:r>
-    </w:p>
-    <w:p>
-      <w:r>
-        <w:t>Решение состоит из проектов:</w:t>
-      </w:r>
-    </w:p>
-    <w:p>
-      <w:pPr>
-        <w:pStyle w:val="af3"/>
-        <w:numPr>
-          <w:ilvl w:val="0"/>
-          <w:numId w:val="7"/>
-        </w:numPr>
-      </w:pPr>
-      <w:r>
-        <w:rPr>
-          <w:lang w:val="en-US"/>
-        </w:rPr>
-        <w:t>Entities</w:t>
-      </w:r>
-      <w:r>
-        <w:t xml:space="preserve"> – общие сущности и модели.</w:t>
-      </w:r>
-    </w:p>
-    <w:p>
-      <w:pPr>
-        <w:pStyle w:val="af3"/>
-        <w:numPr>
-          <w:ilvl w:val="0"/>
-          <w:numId w:val="7"/>
-        </w:numPr>
-      </w:pPr>
-      <w:r>
-        <w:rPr>
-          <w:lang w:val="en-US"/>
-        </w:rPr>
-        <w:t>Services</w:t>
-      </w:r>
-      <w:r>
-        <w:t>.Abstract</w:t>
-      </w:r>
-      <w:r>
-        <w:t>ions – интерфейсы оркестратора</w:t>
-      </w:r>
-      <w:r>
-        <w:t>.</w:t>
-      </w:r>
-    </w:p>
-    <w:p>
-      <w:pPr>
-        <w:pStyle w:val="af3"/>
-        <w:numPr>
-          <w:ilvl w:val="0"/>
-          <w:numId w:val="7"/>
-        </w:numPr>
-        <w:rPr>
-          <w:lang w:val="en-US"/>
-        </w:rPr>
-      </w:pPr>
-      <w:r>
-        <w:rPr>
-          <w:lang w:val="en-US"/>
-        </w:rPr>
-        <w:t xml:space="preserve">Validation, Analysis, Reporting – </w:t>
-      </w:r>
-      <w:r>
-        <w:t>модули</w:t>
-      </w:r>
-      <w:r>
-        <w:rPr>
-          <w:lang w:val="en-US"/>
-        </w:rPr>
-        <w:t xml:space="preserve"> </w:t>
-      </w:r>
-      <w:r>
-        <w:t>обработки</w:t>
-      </w:r>
-      <w:r>
-        <w:rPr>
-          <w:lang w:val="en-US"/>
-        </w:rPr>
-        <w:t xml:space="preserve"> </w:t>
-      </w:r>
-      <w:r>
-        <w:t>да</w:t>
-      </w:r>
-      <w:r>
-        <w:t>н</w:t>
-      </w:r>
-      <w:r>
-        <w:t>ных</w:t>
-      </w:r>
-      <w:r>
-        <w:rPr>
-          <w:lang w:val="en-US"/>
-        </w:rPr>
-        <w:t>.</w:t>
-      </w:r>
-    </w:p>
-    <w:p>
-      <w:pPr>
-        <w:pStyle w:val="af3"/>
-        <w:numPr>
-          <w:ilvl w:val="0"/>
-          <w:numId w:val="7"/>
-        </w:numPr>
-      </w:pPr>
-      <w:r>
-        <w:t>Agent.Contracts – контракты для LLM-клиентов.</w:t>
-      </w:r>
-    </w:p>
-    <w:p>
-      <w:pPr>
-        <w:pStyle w:val="af3"/>
-        <w:numPr>
-          <w:ilvl w:val="0"/>
-          <w:numId w:val="7"/>
-        </w:numPr>
-      </w:pPr>
-      <w:r>
-        <w:t>Agent.Yandex, Agent.</w:t>
-      </w:r>
-      <w:r>
-        <w:rPr>
-          <w:lang w:val="en-US"/>
-        </w:rPr>
-        <w:t>OpenAI</w:t>
-      </w:r>
-      <w:r>
-        <w:t xml:space="preserve"> – реализации клиентов.</w:t>
-      </w:r>
-    </w:p>
-    <w:p>
-      <w:pPr>
-        <w:pStyle w:val="af3"/>
-        <w:numPr>
-          <w:ilvl w:val="0"/>
-          <w:numId w:val="7"/>
-        </w:numPr>
-      </w:pPr>
-      <w:r>
-        <w:rPr>
-          <w:lang w:val="en-US"/>
-        </w:rPr>
-        <w:t>Services</w:t>
-      </w:r>
-      <w:r>
-        <w:t xml:space="preserve"> – оркестратор.</w:t>
-      </w:r>
-    </w:p>
-    <w:p>
-      <w:pPr>
-        <w:pStyle w:val="af3"/>
-        <w:numPr>
-          <w:ilvl w:val="0"/>
-          <w:numId w:val="7"/>
-        </w:numPr>
-      </w:pPr>
-      <w:r>
-        <w:t>Api – веб-API.</w:t>
-      </w:r>
-    </w:p>
-    <w:p>
-      <w:pPr>
-        <w:pStyle w:val="af3"/>
-        <w:numPr>
-          <w:ilvl w:val="0"/>
-          <w:numId w:val="7"/>
-        </w:numPr>
-      </w:pPr>
-      <w:r>
-        <w:t>Web – Blazor Server UI.</w:t>
-      </w:r>
-    </w:p>
-    <w:p>
-      <w:pPr>
-        <w:jc w:val="center"/>
-        <w:rPr>
-          <w:b/>
-        </w:rPr>
-      </w:pPr>
-      <w:r>
-        <w:rPr>
-          <w:b/>
-        </w:rPr>
-        <w:t>6.2. Настройка окружения</w:t>
-      </w:r>
-    </w:p>
-    <w:p>
-      <w:r>
-        <w:t>В файле appsettings.json проекта Api укажите параметры подключения к нейросетям:</w:t>
-      </w:r>
-    </w:p>
-    <w:p>
-      <w:pPr>
-        <w:rPr>
-          <w:lang w:val="en-US"/>
-        </w:rPr>
-      </w:pPr>
-      <w:r>
-        <w:rPr>
-          <w:lang w:val="en-US"/>
-        </w:rPr>
-        <w:t>"YandexGPT": { "ApiKey": "...", "FolderId": "..." },</w:t>
-      </w:r>
-    </w:p>
-    <w:p>
-      <w:pPr>
-        <w:rPr>
-          <w:lang w:val="en-US"/>
-        </w:rPr>
-      </w:pPr>
-      <w:r>
-        <w:rPr>
-          <w:lang w:val="en-US"/>
-        </w:rPr>
-        <w:t>"ForeignLLM": {</w:t>
-      </w:r>
-    </w:p>
-    <w:p>
-      <w:pPr>
-        <w:rPr>
-          <w:lang w:val="en-US"/>
-        </w:rPr>
-      </w:pPr>
-      <w:r>
-        <w:rPr>
-          <w:lang w:val="en-US"/>
-        </w:rPr>
-        <w:t xml:space="preserve">  "RequestUri": "chat/completions",</w:t>
-      </w:r>
-    </w:p>
-    <w:p>
-      <w:pPr>
-        <w:rPr>
-          <w:lang w:val="en-US"/>
-        </w:rPr>
-      </w:pPr>
-      <w:r>
-        <w:rPr>
-          <w:lang w:val="en-US"/>
-        </w:rPr>
-        <w:t xml:space="preserve">  "ApiKey": "sk-or-v1-...",</w:t>
-      </w:r>
-    </w:p>
-    <w:p>
-      <w:pPr>
-        <w:rPr>
-          <w:lang w:val="en-US"/>
-        </w:rPr>
-      </w:pPr>
-      <w:r>
-        <w:rPr>
-          <w:lang w:val="en-US"/>
-        </w:rPr>
-        <w:t xml:space="preserve">  "Model": "qwen/qwen-2.5-72b-instruct:free"</w:t>
-      </w:r>
-    </w:p>
-    <w:p>
-      <w:r>
-        <w:t>}</w:t>
-      </w:r>
-    </w:p>
-    <w:p>
-      <w:r>
-        <w:t>В проекте Web задайте ApiBaseUrl.</w:t>
-      </w:r>
-    </w:p>
-    <w:p>
-      <w:pPr>
-        <w:jc w:val="center"/>
-        <w:rPr>
-          <w:b/>
-        </w:rPr>
-      </w:pPr>
-      <w:r>
-        <w:rPr>
-          <w:b/>
-        </w:rPr>
-        <w:t>6.3. Запуск для разработки</w:t>
-      </w:r>
-    </w:p>
-    <w:p>
-      <w:r>
-        <w:t>Убедитесь, что оба проекта (Api и Web) запущены одновременно. Можно настроить множественный запуск в Visual Studio или</w:t>
-      </w:r>
-      <w:r>
-        <w:t xml:space="preserve"> использовать командную строку:</w:t>
-      </w:r>
-    </w:p>
-    <w:p>
-      <w:pPr>
-        <w:rPr>
-          <w:lang w:val="en-US"/>
-        </w:rPr>
-      </w:pPr>
-      <w:r>
-        <w:rPr>
-          <w:lang w:val="en-US"/>
-        </w:rPr>
-        <w:t>cd src/TestAInspector.Api</w:t>
-      </w:r>
-    </w:p>
-    <w:p>
-      <w:pPr>
-        <w:rPr>
-          <w:lang w:val="en-US"/>
-        </w:rPr>
-      </w:pPr>
-      <w:r>
-        <w:rPr>
-          <w:lang w:val="en-US"/>
-        </w:rPr>
-        <w:t>dotnet run</w:t>
-      </w:r>
-    </w:p>
-    <w:p>
-      <w:r>
-        <w:t>cd ../TestAInspector.Web</w:t>
-      </w:r>
-    </w:p>
-    <w:p>
-      <w:r>
-        <w:t>dotnet run</w:t>
-      </w:r>
-    </w:p>
-    <w:p>
-      <w:pPr>
-        <w:pStyle w:val="a4"/>
-        <w:rPr>
-          <w:sz w:val="28"/>
-          <w:lang w:val="en-US"/>
-        </w:rPr>
-      </w:pPr>
-    </w:p>
-    <w:p>
-      <w:pPr>
-        <w:pStyle w:val="a4"/>
-        <w:rPr>
-          <w:sz w:val="28"/>
-        </w:rPr>
-      </w:pPr>
-      <w:bookmarkStart w:id="6" w:name="_Toc233383751"/>
-      <w:r>
-        <w:rPr>
-          <w:sz w:val="28"/>
-        </w:rPr>
-        <w:lastRenderedPageBreak/>
-        <w:t>6.4. Расширение функциональности</w:t>
-      </w:r>
-      <w:bookmarkEnd w:id="6"/>
-    </w:p>
-    <w:p>
-      <w:r>
-        <w:t>Для добавления нового формата данных достаточно реализовать и</w:t>
-      </w:r>
-      <w:r>
-        <w:t>н</w:t>
-      </w:r>
-      <w:r>
-        <w:t>терфейс IDataParser и зарегистрировать его в DI.</w:t>
-      </w:r>
-    </w:p>
-    <w:p>
-      <w:r>
-        <w:t>Для подключения новой нейросети – реализовать ILlmClient и добавить в коллекцию через TryAddEnumerable.</w:t>
+        <w:t>.6. Экспорт отчётов</w:t>
+      </w:r>
+    </w:p>
+    <w:p>
+      <w:pPr>
+        <w:rPr>
+          <w:lang w:val="en-US"/>
+        </w:rPr>
+      </w:pPr>
+      <w:r>
+        <w:t>Скачать Excel – количественный отчёт с таблицей средних баллов и распределений (рис 4.6.1).</w:t>
       </w:r>
     </w:p>
     <w:p>
@@ -3827,86 +2722,14 @@
         <w:jc w:val="left"/>
       </w:pPr>
       <w:r>
-        <w:br w:type="page"/>
-      </w:r>
-    </w:p>
-    <w:p>
-      <w:pPr>
-        <w:pStyle w:val="a4"/>
-      </w:pPr>
-      <w:bookmarkStart w:id="7" w:name="_Toc233383752"/>
-      <w:r>
-        <w:lastRenderedPageBreak/>
-        <w:t>7. Руководство администратора</w:t>
-      </w:r>
-      <w:bookmarkEnd w:id="7"/>
-    </w:p>
-    <w:p>
-      <w:pPr>
-        <w:jc w:val="center"/>
-        <w:rPr>
-          <w:b/>
-        </w:rPr>
-      </w:pPr>
-      <w:r>
-        <w:rPr>
-          <w:b/>
-        </w:rPr>
-        <w:t>7.</w:t>
-      </w:r>
-      <w:r>
-        <w:rPr>
-          <w:b/>
-        </w:rPr>
-        <w:t>1</w:t>
-      </w:r>
-      <w:r>
-        <w:rPr>
-          <w:b/>
-        </w:rPr>
-        <w:t>. Мониторинг и логирование</w:t>
-      </w:r>
-    </w:p>
-    <w:p>
-      <w:r>
-        <w:t>Логи приложения записываются стандартным ILogger в stdout и файлы (если настроено). Ключевые метрики: количество запросов, время выполн</w:t>
-      </w:r>
-      <w:r>
-        <w:t>е</w:t>
-      </w:r>
-      <w:r>
-        <w:t>ния этапов, ошибки взаимодействия с нейросетями</w:t>
-      </w:r>
-      <w:r>
-        <w:t xml:space="preserve"> (</w:t>
-      </w:r>
-      <w:r>
-        <w:t>рис 7.1.1</w:t>
-      </w:r>
-      <w:r>
-        <w:t>)</w:t>
-      </w:r>
-      <w:r>
-        <w:t>.</w:t>
-      </w:r>
-    </w:p>
-    <w:p>
-      <w:pPr>
-        <w:ind w:firstLine="0"/>
-        <w:jc w:val="center"/>
-        <w:rPr>
-          <w:noProof/>
-        </w:rPr>
-      </w:pPr>
-      <w:r>
         <w:rPr>
           <w:noProof/>
         </w:rPr>
         <w:drawing>
           <wp:inline distT="0" distB="0" distL="0" distR="0">
-            <wp:extent cx="5931535" cy="1717675"/>
-            <wp:effectExtent l="19050" t="0" r="0" b="0"/>
-            <wp:docPr id="12" name="Рисунок 1" descr="C:\Users\Admin\Downloads\2026-06-26_16-05-17.png"/>
+            <wp:extent cx="5940425" cy="1089094"/>
+            <wp:effectExtent l="19050" t="0" r="3175" b="0"/>
+            <wp:docPr id="25" name="Рисунок 25"/>
             <wp:cNvGraphicFramePr>
               <a:graphicFrameLocks xmlns:a="http://schemas.openxmlformats.org/drawingml/2006/main" noChangeAspect="1"/>
             </wp:cNvGraphicFramePr>
@@ -3914,7 +2737,7 @@
               <a:graphicData uri="http://schemas.openxmlformats.org/drawingml/2006/picture">
                 <pic:pic xmlns:pic="http://schemas.openxmlformats.org/drawingml/2006/picture">
                   <pic:nvPicPr>
-                    <pic:cNvPr id="0" name="Picture 1" descr="C:\Users\Admin\Downloads\2026-06-26_16-05-17.png"/>
+                    <pic:cNvPr id="0" name="Picture 25"/>
                     <pic:cNvPicPr>
                       <a:picLocks noChangeAspect="1" noChangeArrowheads="1"/>
                     </pic:cNvPicPr>
@@ -3929,7 +2752,7 @@
                   <pic:spPr bwMode="auto">
                     <a:xfrm>
                       <a:off x="0" y="0"/>
-                      <a:ext cx="5931535" cy="1717675"/>
+                      <a:ext cx="5940425" cy="1089094"/>
                     </a:xfrm>
                     <a:prstGeom prst="rect">
                       <a:avLst/>
@@ -3950,668 +2773,97 @@
       </w:r>
     </w:p>
     <w:p>
-      <w:pPr>
-        <w:jc w:val="center"/>
-        <w:rPr>
-          <w:sz w:val="24"/>
-        </w:rPr>
-      </w:pPr>
-      <w:r>
-        <w:rPr>
-          <w:sz w:val="24"/>
-        </w:rPr>
-        <w:t xml:space="preserve">Рисунок </w:t>
-      </w:r>
-      <w:r>
-        <w:rPr>
-          <w:sz w:val="24"/>
-        </w:rPr>
-        <w:t>7</w:t>
-      </w:r>
-      <w:r>
-        <w:rPr>
-          <w:sz w:val="24"/>
-        </w:rPr>
+      <w:r>
+        <w:rPr>
+          <w:sz w:val="24"/>
+        </w:rPr>
+        <w:t>Рисунок 4.6.1</w:t>
+      </w:r>
+      <w:r>
+        <w:rPr>
+          <w:sz w:val="24"/>
+        </w:rPr>
+        <w:t xml:space="preserve"> – </w:t>
+      </w:r>
+      <w:r>
+        <w:rPr>
+          <w:sz w:val="24"/>
+        </w:rPr>
+        <w:t xml:space="preserve">Пример </w:t>
+      </w:r>
+      <w:r>
+        <w:rPr>
+          <w:sz w:val="24"/>
+          <w:lang w:val="en-US"/>
+        </w:rPr>
+        <w:t>Excel</w:t>
+      </w:r>
+      <w:r>
+        <w:rPr>
+          <w:sz w:val="24"/>
+        </w:rPr>
+        <w:t xml:space="preserve"> </w:t>
+      </w:r>
+      <w:r>
+        <w:rPr>
+          <w:sz w:val="24"/>
+        </w:rPr>
+        <w:t>отчёта на анализе одного прохождения тестирования</w:t>
+      </w:r>
+    </w:p>
+    <w:p>
+      <w:pPr>
+        <w:rPr>
+          <w:noProof/>
+        </w:rPr>
+      </w:pPr>
+      <w:r>
+        <w:t>Скачать Word – аналитическая справка со всеми разделами (общая и</w:t>
+      </w:r>
+      <w:r>
+        <w:t>н</w:t>
+      </w:r>
+      <w:r>
+        <w:t>формация, ключевые показатели, предложения слушателей, траектория и</w:t>
+      </w:r>
+      <w:r>
+        <w:t>з</w:t>
+      </w:r>
+      <w:r>
+        <w:t>менений)</w:t>
+      </w:r>
+      <w:r>
+        <w:t xml:space="preserve"> (</w:t>
+      </w:r>
+      <w:r>
+        <w:t>рис 4.6.2</w:t>
+      </w:r>
+      <w:r>
+        <w:t>)</w:t>
+      </w:r>
+      <w:r>
         <w:t>.</w:t>
       </w:r>
       <w:r>
         <w:rPr>
-          <w:sz w:val="24"/>
-        </w:rPr>
-        <w:t>1</w:t>
-      </w:r>
-      <w:r>
-        <w:rPr>
-          <w:sz w:val="24"/>
-        </w:rPr>
-        <w:t>.</w:t>
-      </w:r>
-      <w:r>
-        <w:rPr>
-          <w:sz w:val="24"/>
-        </w:rPr>
-        <w:t>1</w:t>
-      </w:r>
-      <w:r>
-        <w:rPr>
-          <w:sz w:val="24"/>
-        </w:rPr>
-        <w:t xml:space="preserve"> – </w:t>
-      </w:r>
-      <w:r>
-        <w:rPr>
-          <w:sz w:val="24"/>
-        </w:rPr>
-        <w:t xml:space="preserve">Обращение к </w:t>
-      </w:r>
-      <w:r>
-        <w:rPr>
-          <w:sz w:val="24"/>
-          <w:lang w:val="en-US"/>
-        </w:rPr>
-        <w:t>API</w:t>
-      </w:r>
-      <w:r>
-        <w:rPr>
-          <w:sz w:val="24"/>
+          <w:noProof/>
         </w:rPr>
         <w:t xml:space="preserve"> </w:t>
       </w:r>
-      <w:r>
-        <w:rPr>
-          <w:sz w:val="24"/>
-        </w:rPr>
-        <w:t xml:space="preserve">сервисам </w:t>
-      </w:r>
-      <w:r>
-        <w:rPr>
-          <w:sz w:val="24"/>
-          <w:lang w:val="en-US"/>
-        </w:rPr>
-        <w:t>OpenAI</w:t>
-      </w:r>
-    </w:p>
-    <w:p>
-      <w:pPr>
-        <w:jc w:val="center"/>
-        <w:rPr>
-          <w:b/>
-        </w:rPr>
-      </w:pPr>
-      <w:r>
-        <w:rPr>
-          <w:b/>
-        </w:rPr>
-        <w:t>7.2. Управление ключами API</w:t>
-      </w:r>
-    </w:p>
-    <w:p>
-      <w:r>
-        <w:t>Ключи YandexGPT и OpenRouter хранятся</w:t>
-      </w:r>
-      <w:r>
-        <w:t xml:space="preserve"> в защищённом виде (appsettings</w:t>
-      </w:r>
-      <w:r>
-        <w:t>.json, переменные окружения).</w:t>
-      </w:r>
-    </w:p>
-    <w:p>
-      <w:r>
-        <w:t>При истечении или компрометации ключей обновите конфигурацию и перезапустите сервис.</w:t>
-      </w:r>
-    </w:p>
-    <w:p>
-      <w:r>
-        <w:t>Для зарубежного агента используется бесплатный тир OpenRouter с о</w:t>
-      </w:r>
-      <w:r>
-        <w:t>г</w:t>
-      </w:r>
-      <w:r>
-        <w:t>раничением 20 запросов/мин. При необходимости можно перейти на платный тариф, изменив модель и ключ.</w:t>
-      </w:r>
-    </w:p>
-    <w:p>
-      <w:pPr>
-        <w:jc w:val="center"/>
-        <w:rPr>
-          <w:b/>
-        </w:rPr>
-      </w:pPr>
-      <w:r>
-        <w:rPr>
-          <w:b/>
-        </w:rPr>
-        <w:t>7.3. Безопасность</w:t>
-      </w:r>
-    </w:p>
-    <w:p>
-      <w:r>
-        <w:t>Внешний доступ должен быть защищён HTTPS.</w:t>
-      </w:r>
-    </w:p>
-    <w:p>
-      <w:r>
-        <w:t>Файлы, загружаемые пользователями, не сохраняются на диск, обраб</w:t>
-      </w:r>
-      <w:r>
-        <w:t>а</w:t>
-      </w:r>
-      <w:r>
-        <w:t>тываются в памяти.</w:t>
-      </w:r>
-    </w:p>
-    <w:p>
-      <w:pPr>
-        <w:tabs>
-          <w:tab w:val="clear" w:pos="9330"/>
-        </w:tabs>
-        <w:suppressAutoHyphens/>
-        <w:spacing w:line="240" w:lineRule="auto"/>
+    </w:p>
+    <w:p>
+      <w:pPr>
         <w:ind w:firstLine="0"/>
-        <w:jc w:val="left"/>
-      </w:pPr>
-      <w:r>
-        <w:br w:type="page"/>
-      </w:r>
-    </w:p>
-    <w:p>
-      <w:pPr>
-        <w:pStyle w:val="a4"/>
-      </w:pPr>
-      <w:bookmarkStart w:id="8" w:name="_Toc233383753"/>
-      <w:r>
-        <w:lastRenderedPageBreak/>
-        <w:t>8. Шаблоны отчётов и глоссарий</w:t>
-      </w:r>
-      <w:bookmarkEnd w:id="8"/>
-    </w:p>
-    <w:p>
-      <w:pPr>
-        <w:jc w:val="center"/>
-        <w:rPr>
-          <w:b/>
-        </w:rPr>
-      </w:pPr>
-      <w:r>
-        <w:rPr>
-          <w:b/>
-        </w:rPr>
-        <w:t xml:space="preserve">8.1. Пример </w:t>
-      </w:r>
-      <w:r>
-        <w:rPr>
-          <w:b/>
-          <w:lang w:val="en-US"/>
-        </w:rPr>
-        <w:t>JSON</w:t>
-      </w:r>
-      <w:r>
-        <w:rPr>
-          <w:b/>
-        </w:rPr>
-        <w:t>-отчёта</w:t>
-      </w:r>
-    </w:p>
-    <w:p>
-      <w:pPr>
-        <w:rPr>
-          <w:lang w:val="en-US"/>
-        </w:rPr>
-      </w:pPr>
-      <w:r>
-        <w:rPr>
-          <w:lang w:val="en-US"/>
-        </w:rPr>
-        <w:t>{</w:t>
-      </w:r>
-    </w:p>
-    <w:p>
-      <w:pPr>
-        <w:rPr>
-          <w:lang w:val="en-US"/>
-        </w:rPr>
-      </w:pPr>
-      <w:r>
-        <w:rPr>
-          <w:lang w:val="en-US"/>
-        </w:rPr>
-        <w:t xml:space="preserve">  "summary": {</w:t>
-      </w:r>
-    </w:p>
-    <w:p>
-      <w:pPr>
-        <w:rPr>
-          <w:lang w:val="en-US"/>
-        </w:rPr>
-      </w:pPr>
-      <w:r>
-        <w:rPr>
-          <w:lang w:val="en-US"/>
-        </w:rPr>
-        <w:t xml:space="preserve">    "totalQuestions": 5,</w:t>
-      </w:r>
-    </w:p>
-    <w:p>
-      <w:pPr>
-        <w:rPr>
-          <w:lang w:val="en-US"/>
-        </w:rPr>
-      </w:pPr>
-      <w:r>
-        <w:rPr>
-          <w:lang w:val="en-US"/>
-        </w:rPr>
-        <w:t xml:space="preserve">    "totalUsers": 30,</w:t>
-      </w:r>
-    </w:p>
-    <w:p>
-      <w:pPr>
-        <w:rPr>
-          <w:lang w:val="en-US"/>
-        </w:rPr>
-      </w:pPr>
-      <w:r>
-        <w:rPr>
-          <w:lang w:val="en-US"/>
-        </w:rPr>
-        <w:t xml:space="preserve">    "overallCorrectPercentage": 76.4,</w:t>
-      </w:r>
-    </w:p>
-    <w:p>
-      <w:pPr>
-        <w:rPr>
-          <w:lang w:val="en-US"/>
-        </w:rPr>
-      </w:pPr>
-      <w:r>
-        <w:rPr>
-          <w:lang w:val="en-US"/>
-        </w:rPr>
-        <w:t xml:space="preserve">    "overallPartialPercentage": 15.2,</w:t>
-      </w:r>
-    </w:p>
-    <w:p>
-      <w:pPr>
-        <w:rPr>
-          <w:lang w:val="en-US"/>
-        </w:rPr>
-      </w:pPr>
-      <w:r>
-        <w:rPr>
-          <w:lang w:val="en-US"/>
-        </w:rPr>
-        <w:t xml:space="preserve">    "overallIncorrectPercentage": 8.4</w:t>
-      </w:r>
-    </w:p>
-    <w:p>
-      <w:pPr>
-        <w:rPr>
-          <w:lang w:val="en-US"/>
-        </w:rPr>
-      </w:pPr>
-      <w:r>
-        <w:rPr>
-          <w:lang w:val="en-US"/>
-        </w:rPr>
-        <w:t xml:space="preserve">  },</w:t>
-      </w:r>
-    </w:p>
-    <w:p>
-      <w:pPr>
-        <w:rPr>
-          <w:lang w:val="en-US"/>
-        </w:rPr>
-      </w:pPr>
-      <w:r>
-        <w:rPr>
-          <w:lang w:val="en-US"/>
-        </w:rPr>
-        <w:t xml:space="preserve">  "questions": [</w:t>
-      </w:r>
-    </w:p>
-    <w:p>
-      <w:pPr>
-        <w:rPr>
-          <w:lang w:val="en-US"/>
-        </w:rPr>
-      </w:pPr>
-      <w:r>
-        <w:rPr>
-          <w:lang w:val="en-US"/>
-        </w:rPr>
-        <w:t xml:space="preserve">    {</w:t>
-      </w:r>
-    </w:p>
-    <w:p>
-      <w:pPr>
-        <w:rPr>
-          <w:lang w:val="en-US"/>
-        </w:rPr>
-      </w:pPr>
-      <w:r>
-        <w:rPr>
-          <w:lang w:val="en-US"/>
-        </w:rPr>
-        <w:t xml:space="preserve">      "questionText": "Что такое SOLID?",</w:t>
-      </w:r>
-    </w:p>
-    <w:p>
-      <w:pPr>
-        <w:rPr>
-          <w:lang w:val="en-US"/>
-        </w:rPr>
-      </w:pPr>
-      <w:r>
-        <w:rPr>
-          <w:lang w:val="en-US"/>
-        </w:rPr>
-        <w:t xml:space="preserve">      "correctAnswer": "Принципы проектирования",</w:t>
-      </w:r>
-    </w:p>
-    <w:p>
-      <w:pPr>
-        <w:rPr>
-          <w:lang w:val="en-US"/>
-        </w:rPr>
-      </w:pPr>
-      <w:r>
-        <w:rPr>
-          <w:lang w:val="en-US"/>
-        </w:rPr>
-        <w:t xml:space="preserve">      "type": "text",</w:t>
-      </w:r>
-    </w:p>
-    <w:p>
-      <w:pPr>
-        <w:rPr>
-          <w:lang w:val="en-US"/>
-        </w:rPr>
-      </w:pPr>
-      <w:r>
-        <w:rPr>
-          <w:lang w:val="en-US"/>
-        </w:rPr>
-        <w:t xml:space="preserve">      "totalAnswers": 30,</w:t>
-      </w:r>
-    </w:p>
-    <w:p>
-      <w:pPr>
-        <w:rPr>
-          <w:lang w:val="en-US"/>
-        </w:rPr>
-      </w:pPr>
-      <w:r>
-        <w:rPr>
-          <w:lang w:val="en-US"/>
-        </w:rPr>
-        <w:t xml:space="preserve">      "correctCount": 22,</w:t>
-      </w:r>
-    </w:p>
-    <w:p>
-      <w:pPr>
-        <w:rPr>
-          <w:lang w:val="en-US"/>
-        </w:rPr>
-      </w:pPr>
-      <w:r>
-        <w:rPr>
-          <w:lang w:val="en-US"/>
-        </w:rPr>
-        <w:t xml:space="preserve">      "partialCount": 5,</w:t>
-      </w:r>
-    </w:p>
-    <w:p>
-      <w:pPr>
-        <w:rPr>
-          <w:lang w:val="en-US"/>
-        </w:rPr>
-      </w:pPr>
-      <w:r>
-        <w:rPr>
-          <w:lang w:val="en-US"/>
-        </w:rPr>
-        <w:t xml:space="preserve">      "incorrectCount": 3,</w:t>
-      </w:r>
-    </w:p>
-    <w:p>
-      <w:pPr>
-        <w:rPr>
-          <w:lang w:val="en-US"/>
-        </w:rPr>
-      </w:pPr>
-      <w:r>
-        <w:rPr>
-          <w:lang w:val="en-US"/>
-        </w:rPr>
-        <w:t xml:space="preserve">      "correctPercentage": 73.3,</w:t>
-      </w:r>
-    </w:p>
-    <w:p>
-      <w:pPr>
-        <w:rPr>
-          <w:lang w:val="en-US"/>
-        </w:rPr>
-      </w:pPr>
-      <w:r>
-        <w:rPr>
-          <w:lang w:val="en-US"/>
-        </w:rPr>
-        <w:t xml:space="preserve">      "isCritical": false,</w:t>
-      </w:r>
-    </w:p>
-    <w:p>
-      <w:r>
-        <w:rPr>
-          <w:lang w:val="en-US"/>
-        </w:rPr>
-        <w:t xml:space="preserve">      </w:t>
-      </w:r>
-      <w:r>
-        <w:t>"</w:t>
-      </w:r>
-      <w:r>
-        <w:rPr>
-          <w:lang w:val="en-US"/>
-        </w:rPr>
-        <w:t>commonMistakes</w:t>
-      </w:r>
-      <w:r>
-        <w:t>": ["Паттерны", "</w:t>
-      </w:r>
-      <w:r>
-        <w:rPr>
-          <w:lang w:val="en-US"/>
-        </w:rPr>
-        <w:t>SOLID</w:t>
-      </w:r>
-      <w:r>
-        <w:t xml:space="preserve"> не является принципом"],</w:t>
-      </w:r>
-    </w:p>
-    <w:p>
-      <w:pPr>
-        <w:rPr>
-          <w:lang w:val="en-US"/>
-        </w:rPr>
-      </w:pPr>
-      <w:r>
-        <w:t xml:space="preserve">      </w:t>
-      </w:r>
-      <w:r>
-        <w:rPr>
-          <w:lang w:val="en-US"/>
-        </w:rPr>
-        <w:t>"emptyCount": 1,</w:t>
-      </w:r>
-    </w:p>
-    <w:p>
-      <w:pPr>
-        <w:rPr>
-          <w:lang w:val="en-US"/>
-        </w:rPr>
-      </w:pPr>
-      <w:r>
-        <w:rPr>
-          <w:lang w:val="en-US"/>
-        </w:rPr>
-        <w:t xml:space="preserve">      "averageSimilarityPercent": 85.5</w:t>
-      </w:r>
-    </w:p>
-    <w:p>
-      <w:pPr>
-        <w:rPr>
-          <w:lang w:val="en-US"/>
-        </w:rPr>
-      </w:pPr>
-      <w:r>
-        <w:rPr>
-          <w:lang w:val="en-US"/>
-        </w:rPr>
-        <w:t xml:space="preserve">    }</w:t>
-      </w:r>
-    </w:p>
-    <w:p>
-      <w:pPr>
-        <w:rPr>
-          <w:lang w:val="en-US"/>
-        </w:rPr>
-      </w:pPr>
-      <w:r>
-        <w:rPr>
-          <w:lang w:val="en-US"/>
-        </w:rPr>
-        <w:t xml:space="preserve">  ],</w:t>
-      </w:r>
-    </w:p>
-    <w:p>
-      <w:pPr>
-        <w:rPr>
-          <w:lang w:val="en-US"/>
-        </w:rPr>
-      </w:pPr>
-      <w:r>
-        <w:rPr>
-          <w:lang w:val="en-US"/>
-        </w:rPr>
-        <w:t xml:space="preserve">  "criticalIssues": [],</w:t>
-      </w:r>
-    </w:p>
-    <w:p>
-      <w:r>
-        <w:rPr>
-          <w:lang w:val="en-US"/>
-        </w:rPr>
-        <w:t xml:space="preserve">  "recommendations": "Вопросы в целом понятны. </w:t>
-      </w:r>
-      <w:r>
-        <w:t>Обратите внимание на формулировку вопроса №3..."</w:t>
-      </w:r>
-    </w:p>
-    <w:p>
-      <w:r>
-        <w:t>}</w:t>
-      </w:r>
-    </w:p>
-    <w:p>
-      <w:pPr>
-        <w:jc w:val="center"/>
-        <w:rPr>
-          <w:b/>
-        </w:rPr>
-      </w:pPr>
-      <w:r>
-        <w:rPr>
-          <w:b/>
-        </w:rPr>
-        <w:lastRenderedPageBreak/>
-        <w:t xml:space="preserve">8.2. Структура </w:t>
-      </w:r>
-      <w:r>
-        <w:rPr>
-          <w:b/>
-          <w:lang w:val="en-US"/>
-        </w:rPr>
-        <w:t>Excel</w:t>
-      </w:r>
-      <w:r>
-        <w:rPr>
-          <w:b/>
-        </w:rPr>
-        <w:t>-отчёта</w:t>
-      </w:r>
-    </w:p>
-    <w:p>
-      <w:r>
-        <w:t>На листе «Анализ тестов» представлены: сводная статистика, таблица с детализацией по каждому вопросу, список критических замечаний и рек</w:t>
-      </w:r>
-      <w:r>
-        <w:t>о</w:t>
-      </w:r>
-      <w:r>
-        <w:t>мендации</w:t>
-      </w:r>
-      <w:r>
-        <w:t xml:space="preserve"> (рис 8.1.1)</w:t>
-      </w:r>
-      <w:r>
-        <w:t>.</w:t>
-      </w:r>
-    </w:p>
-    <w:p>
-      <w:r>
-        <w:t>Цветовая индикация:</w:t>
-      </w:r>
-    </w:p>
-    <w:p>
-      <w:pPr>
-        <w:pStyle w:val="af3"/>
-        <w:numPr>
-          <w:ilvl w:val="0"/>
-          <w:numId w:val="8"/>
-        </w:numPr>
-      </w:pPr>
-      <w:r>
-        <w:t>строка с критическим вопросом – красный фон;</w:t>
-      </w:r>
-    </w:p>
-    <w:p>
-      <w:pPr>
-        <w:pStyle w:val="af3"/>
-        <w:numPr>
-          <w:ilvl w:val="0"/>
-          <w:numId w:val="8"/>
-        </w:numPr>
-      </w:pPr>
-      <w:r>
-        <w:t xml:space="preserve">ячейка с количеством пустых ответов – </w:t>
-      </w:r>
-      <w:r>
-        <w:t>ораньжевая</w:t>
-      </w:r>
-      <w:r>
-        <w:t xml:space="preserve"> заливка, если значение &gt; 0.</w:t>
-      </w:r>
-    </w:p>
-    <w:p>
-      <w:pPr>
-        <w:ind w:firstLine="0"/>
-        <w:jc w:val="center"/>
-        <w:rPr>
-          <w:b/>
-        </w:rPr>
-      </w:pPr>
-      <w:r>
-        <w:rPr>
-          <w:b/>
+      </w:pPr>
+      <w:r>
+        <w:rPr>
           <w:noProof/>
         </w:rPr>
         <w:drawing>
           <wp:inline distT="0" distB="0" distL="0" distR="0">
-            <wp:extent cx="5940425" cy="3288271"/>
-            <wp:effectExtent l="19050" t="0" r="3175" b="0"/>
-            <wp:docPr id="23" name="Рисунок 23"/>
+            <wp:extent cx="5763922" cy="5724939"/>
+            <wp:effectExtent l="19050" t="0" r="8228" b="0"/>
+            <wp:docPr id="20" name="Рисунок 28"/>
             <wp:cNvGraphicFramePr>
               <a:graphicFrameLocks xmlns:a="http://schemas.openxmlformats.org/drawingml/2006/main" noChangeAspect="1"/>
             </wp:cNvGraphicFramePr>
@@ -4619,7 +2871,7 @@
               <a:graphicData uri="http://schemas.openxmlformats.org/drawingml/2006/picture">
                 <pic:pic xmlns:pic="http://schemas.openxmlformats.org/drawingml/2006/picture">
                   <pic:nvPicPr>
-                    <pic:cNvPr id="0" name="Picture 23"/>
+                    <pic:cNvPr id="0" name="Picture 28"/>
                     <pic:cNvPicPr>
                       <a:picLocks noChangeAspect="1" noChangeArrowheads="1"/>
                     </pic:cNvPicPr>
@@ -4634,7 +2886,7 @@
                   <pic:spPr bwMode="auto">
                     <a:xfrm>
                       <a:off x="0" y="0"/>
-                      <a:ext cx="5940425" cy="3288271"/>
+                      <a:ext cx="5769174" cy="5730155"/>
                     </a:xfrm>
                     <a:prstGeom prst="rect">
                       <a:avLst/>
@@ -4655,6 +2907,246 @@
       </w:r>
     </w:p>
     <w:p>
+      <w:r>
+        <w:rPr>
+          <w:noProof/>
+        </w:rPr>
+        <w:lastRenderedPageBreak/>
+        <w:drawing>
+          <wp:inline distT="0" distB="0" distL="0" distR="0">
+            <wp:extent cx="5940425" cy="5380075"/>
+            <wp:effectExtent l="19050" t="0" r="3175" b="0"/>
+            <wp:docPr id="31" name="Рисунок 31"/>
+            <wp:cNvGraphicFramePr>
+              <a:graphicFrameLocks xmlns:a="http://schemas.openxmlformats.org/drawingml/2006/main" noChangeAspect="1"/>
+            </wp:cNvGraphicFramePr>
+            <a:graphic xmlns:a="http://schemas.openxmlformats.org/drawingml/2006/main">
+              <a:graphicData uri="http://schemas.openxmlformats.org/drawingml/2006/picture">
+                <pic:pic xmlns:pic="http://schemas.openxmlformats.org/drawingml/2006/picture">
+                  <pic:nvPicPr>
+                    <pic:cNvPr id="0" name="Picture 31"/>
+                    <pic:cNvPicPr>
+                      <a:picLocks noChangeAspect="1" noChangeArrowheads="1"/>
+                    </pic:cNvPicPr>
+                  </pic:nvPicPr>
+                  <pic:blipFill>
+                    <a:blip r:embed="rId17"/>
+                    <a:srcRect/>
+                    <a:stretch>
+                      <a:fillRect/>
+                    </a:stretch>
+                  </pic:blipFill>
+                  <pic:spPr bwMode="auto">
+                    <a:xfrm>
+                      <a:off x="0" y="0"/>
+                      <a:ext cx="5940425" cy="5380075"/>
+                    </a:xfrm>
+                    <a:prstGeom prst="rect">
+                      <a:avLst/>
+                    </a:prstGeom>
+                    <a:noFill/>
+                    <a:ln w="9525">
+                      <a:noFill/>
+                      <a:miter lim="800000"/>
+                      <a:headEnd/>
+                      <a:tailEnd/>
+                    </a:ln>
+                  </pic:spPr>
+                </pic:pic>
+              </a:graphicData>
+            </a:graphic>
+          </wp:inline>
+        </w:drawing>
+      </w:r>
+    </w:p>
+    <w:p>
+      <w:r>
+        <w:rPr>
+          <w:sz w:val="24"/>
+        </w:rPr>
+        <w:t>Рисунок 4.6.</w:t>
+      </w:r>
+      <w:r>
+        <w:rPr>
+          <w:sz w:val="24"/>
+        </w:rPr>
+        <w:t>2</w:t>
+      </w:r>
+      <w:r>
+        <w:rPr>
+          <w:sz w:val="24"/>
+        </w:rPr>
+        <w:t xml:space="preserve"> – </w:t>
+      </w:r>
+      <w:r>
+        <w:rPr>
+          <w:sz w:val="24"/>
+        </w:rPr>
+        <w:t xml:space="preserve">Пример </w:t>
+      </w:r>
+      <w:r>
+        <w:rPr>
+          <w:sz w:val="24"/>
+          <w:lang w:val="en-US"/>
+        </w:rPr>
+        <w:t>Word</w:t>
+      </w:r>
+      <w:r>
+        <w:rPr>
+          <w:sz w:val="24"/>
+        </w:rPr>
+        <w:t xml:space="preserve"> </w:t>
+      </w:r>
+      <w:r>
+        <w:rPr>
+          <w:sz w:val="24"/>
+        </w:rPr>
+        <w:t>отчёта на анализе одного прохождения тестирования</w:t>
+      </w:r>
+    </w:p>
+    <w:p>
+      <w:r>
+        <w:t>Скачать HTML-дашборд – статическая версия дашборда для просмотра в браузере</w:t>
+      </w:r>
+      <w:r>
+        <w:t xml:space="preserve"> (</w:t>
+      </w:r>
+      <w:r>
+        <w:t>рис 4.6.3</w:t>
+      </w:r>
+      <w:r>
+        <w:t>)</w:t>
+      </w:r>
+      <w:r>
+        <w:t>.</w:t>
+      </w:r>
+    </w:p>
+    <w:p>
+      <w:pPr>
+        <w:ind w:firstLine="0"/>
+      </w:pPr>
+      <w:r>
+        <w:rPr>
+          <w:noProof/>
+        </w:rPr>
+        <w:lastRenderedPageBreak/>
+        <w:drawing>
+          <wp:inline distT="0" distB="0" distL="0" distR="0">
+            <wp:extent cx="6205982" cy="4142629"/>
+            <wp:effectExtent l="19050" t="0" r="4318" b="0"/>
+            <wp:docPr id="22" name="Рисунок 22"/>
+            <wp:cNvGraphicFramePr>
+              <a:graphicFrameLocks xmlns:a="http://schemas.openxmlformats.org/drawingml/2006/main" noChangeAspect="1"/>
+            </wp:cNvGraphicFramePr>
+            <a:graphic xmlns:a="http://schemas.openxmlformats.org/drawingml/2006/main">
+              <a:graphicData uri="http://schemas.openxmlformats.org/drawingml/2006/picture">
+                <pic:pic xmlns:pic="http://schemas.openxmlformats.org/drawingml/2006/picture">
+                  <pic:nvPicPr>
+                    <pic:cNvPr id="0" name="Picture 22"/>
+                    <pic:cNvPicPr>
+                      <a:picLocks noChangeAspect="1" noChangeArrowheads="1"/>
+                    </pic:cNvPicPr>
+                  </pic:nvPicPr>
+                  <pic:blipFill>
+                    <a:blip r:embed="rId18"/>
+                    <a:srcRect/>
+                    <a:stretch>
+                      <a:fillRect/>
+                    </a:stretch>
+                  </pic:blipFill>
+                  <pic:spPr bwMode="auto">
+                    <a:xfrm>
+                      <a:off x="0" y="0"/>
+                      <a:ext cx="6205116" cy="4142051"/>
+                    </a:xfrm>
+                    <a:prstGeom prst="rect">
+                      <a:avLst/>
+                    </a:prstGeom>
+                    <a:noFill/>
+                    <a:ln w="9525">
+                      <a:noFill/>
+                      <a:miter lim="800000"/>
+                      <a:headEnd/>
+                      <a:tailEnd/>
+                    </a:ln>
+                  </pic:spPr>
+                </pic:pic>
+              </a:graphicData>
+            </a:graphic>
+          </wp:inline>
+        </w:drawing>
+      </w:r>
+    </w:p>
+    <w:p>
+      <w:r>
+        <w:rPr>
+          <w:sz w:val="24"/>
+        </w:rPr>
+        <w:t>Рисунок 4.6.</w:t>
+      </w:r>
+      <w:r>
+        <w:rPr>
+          <w:sz w:val="24"/>
+        </w:rPr>
+        <w:t>3</w:t>
+      </w:r>
+      <w:r>
+        <w:rPr>
+          <w:sz w:val="24"/>
+        </w:rPr>
+        <w:t xml:space="preserve"> – </w:t>
+      </w:r>
+      <w:r>
+        <w:rPr>
+          <w:sz w:val="24"/>
+        </w:rPr>
+        <w:t xml:space="preserve">Пример </w:t>
+      </w:r>
+      <w:r>
+        <w:rPr>
+          <w:sz w:val="24"/>
+          <w:lang w:val="en-US"/>
+        </w:rPr>
+        <w:t>HTML</w:t>
+      </w:r>
+      <w:r>
+        <w:rPr>
+          <w:sz w:val="24"/>
+        </w:rPr>
+        <w:t>-дашборда на анализе одного прохождения тестир</w:t>
+      </w:r>
+      <w:r>
+        <w:rPr>
+          <w:sz w:val="24"/>
+        </w:rPr>
+        <w:t>о</w:t>
+      </w:r>
+      <w:r>
+        <w:rPr>
+          <w:sz w:val="24"/>
+        </w:rPr>
+        <w:t>вания</w:t>
+      </w:r>
+    </w:p>
+    <w:p/>
+    <w:p>
+      <w:pPr>
+        <w:tabs>
+          <w:tab w:val="clear" w:pos="9330"/>
+        </w:tabs>
+        <w:suppressAutoHyphens/>
+        <w:spacing w:line="240" w:lineRule="auto"/>
+        <w:ind w:firstLine="0"/>
+        <w:jc w:val="left"/>
+      </w:pPr>
+      <w:r>
+        <w:rPr>
+          <w:noProof/>
+        </w:rPr>
+        <w:t xml:space="preserve"> </w:t>
+      </w:r>
+    </w:p>
+    <w:p>
       <w:pPr>
         <w:jc w:val="center"/>
         <w:rPr>
@@ -4662,23 +3154,735 @@
         </w:rPr>
       </w:pPr>
       <w:r>
-        <w:rPr>
-          <w:sz w:val="24"/>
-        </w:rPr>
-        <w:t>Рисунок 8.</w:t>
-      </w:r>
-      <w:r>
-        <w:rPr>
-          <w:sz w:val="24"/>
+        <w:br w:type="page"/>
+      </w:r>
+    </w:p>
+    <w:p>
+      <w:pPr>
+        <w:pStyle w:val="a4"/>
+      </w:pPr>
+      <w:bookmarkStart w:id="4" w:name="_Toc235286760"/>
+      <w:r>
+        <w:lastRenderedPageBreak/>
+        <w:t>5</w:t>
+      </w:r>
+      <w:r>
+        <w:t>. Руководство разработчика</w:t>
+      </w:r>
+      <w:bookmarkEnd w:id="4"/>
+    </w:p>
+    <w:p>
+      <w:pPr>
+        <w:jc w:val="center"/>
+        <w:rPr>
+          <w:b/>
+        </w:rPr>
+      </w:pPr>
+      <w:r>
+        <w:rPr>
+          <w:b/>
+        </w:rPr>
+        <w:t>5</w:t>
+      </w:r>
+      <w:r>
+        <w:rPr>
+          <w:b/>
+        </w:rPr>
+        <w:t>.1. Структура решения</w:t>
+      </w:r>
+    </w:p>
+    <w:p>
+      <w:r>
+        <w:t>Решение состоит из проектов:</w:t>
+      </w:r>
+    </w:p>
+    <w:p>
+      <w:pPr>
+        <w:pStyle w:val="af3"/>
+        <w:numPr>
+          <w:ilvl w:val="0"/>
+          <w:numId w:val="20"/>
+        </w:numPr>
+      </w:pPr>
+      <w:r>
+        <w:t>Entities – общие сущности и модели.</w:t>
+      </w:r>
+    </w:p>
+    <w:p>
+      <w:pPr>
+        <w:pStyle w:val="af3"/>
+        <w:numPr>
+          <w:ilvl w:val="0"/>
+          <w:numId w:val="20"/>
+        </w:numPr>
+        <w:rPr>
+          <w:lang w:val="en-US"/>
+        </w:rPr>
+      </w:pPr>
+      <w:r>
+        <w:rPr>
+          <w:lang w:val="en-US"/>
+        </w:rPr>
+        <w:t xml:space="preserve">Parsing – </w:t>
+      </w:r>
+      <w:r>
+        <w:t>парсеры</w:t>
+      </w:r>
+      <w:r>
+        <w:rPr>
+          <w:lang w:val="en-US"/>
+        </w:rPr>
+        <w:t xml:space="preserve"> Excel, CSV</w:t>
+      </w:r>
+      <w:r>
+        <w:rPr>
+          <w:lang w:val="en-US"/>
+        </w:rPr>
+        <w:t>.</w:t>
+      </w:r>
+    </w:p>
+    <w:p>
+      <w:pPr>
+        <w:pStyle w:val="af3"/>
+        <w:numPr>
+          <w:ilvl w:val="0"/>
+          <w:numId w:val="20"/>
+        </w:numPr>
+      </w:pPr>
+      <w:r>
+        <w:t>Validation – валидация и очистка ответов.</w:t>
+      </w:r>
+    </w:p>
+    <w:p>
+      <w:pPr>
+        <w:pStyle w:val="af3"/>
+        <w:numPr>
+          <w:ilvl w:val="0"/>
+          <w:numId w:val="20"/>
+        </w:numPr>
+      </w:pPr>
+      <w:r>
+        <w:t>Analysis – агрегация по критериям, статистика, вызов агентов.</w:t>
+      </w:r>
+    </w:p>
+    <w:p>
+      <w:pPr>
+        <w:pStyle w:val="af3"/>
+        <w:numPr>
+          <w:ilvl w:val="0"/>
+          <w:numId w:val="20"/>
+        </w:numPr>
+      </w:pPr>
+      <w:r>
+        <w:t>Agent.Contracts – контракты для LLM-клиентов.</w:t>
+      </w:r>
+    </w:p>
+    <w:p>
+      <w:pPr>
+        <w:pStyle w:val="af3"/>
+        <w:numPr>
+          <w:ilvl w:val="0"/>
+          <w:numId w:val="20"/>
+        </w:numPr>
+      </w:pPr>
+      <w:r>
+        <w:t>Agent.YandexGPT, Agent.OpenAI – реализации клиентов.</w:t>
+      </w:r>
+    </w:p>
+    <w:p>
+      <w:pPr>
+        <w:pStyle w:val="af3"/>
+        <w:numPr>
+          <w:ilvl w:val="0"/>
+          <w:numId w:val="20"/>
+        </w:numPr>
+        <w:rPr>
+          <w:lang w:val="en-US"/>
+        </w:rPr>
+      </w:pPr>
+      <w:r>
+        <w:rPr>
+          <w:lang w:val="en-US"/>
+        </w:rPr>
+        <w:t xml:space="preserve">Reporting – </w:t>
+      </w:r>
+      <w:r>
+        <w:t>экспортёры</w:t>
+      </w:r>
+      <w:r>
+        <w:rPr>
+          <w:lang w:val="en-US"/>
+        </w:rPr>
+        <w:t xml:space="preserve"> </w:t>
+      </w:r>
+      <w:r>
+        <w:t>в</w:t>
+      </w:r>
+      <w:r>
+        <w:rPr>
+          <w:lang w:val="en-US"/>
+        </w:rPr>
+        <w:t xml:space="preserve"> Excel, Word, HTML.</w:t>
+      </w:r>
+    </w:p>
+    <w:p>
+      <w:pPr>
+        <w:pStyle w:val="af3"/>
+        <w:numPr>
+          <w:ilvl w:val="0"/>
+          <w:numId w:val="20"/>
+        </w:numPr>
+        <w:rPr>
+          <w:lang w:val="en-US"/>
+        </w:rPr>
+      </w:pPr>
+      <w:r>
+        <w:rPr>
+          <w:lang w:val="en-US"/>
+        </w:rPr>
+        <w:t xml:space="preserve">Services – </w:t>
+      </w:r>
+      <w:r>
+        <w:t>оркестратор</w:t>
+      </w:r>
+      <w:r>
+        <w:rPr>
+          <w:lang w:val="en-US"/>
+        </w:rPr>
+        <w:t xml:space="preserve"> </w:t>
+      </w:r>
+      <w:r>
+        <w:t>пайплайна</w:t>
+      </w:r>
+      <w:r>
+        <w:rPr>
+          <w:lang w:val="en-US"/>
+        </w:rPr>
+        <w:t>.</w:t>
+      </w:r>
+    </w:p>
+    <w:p>
+      <w:pPr>
+        <w:pStyle w:val="af3"/>
+        <w:numPr>
+          <w:ilvl w:val="0"/>
+          <w:numId w:val="20"/>
+        </w:numPr>
+        <w:rPr>
+          <w:lang w:val="en-US"/>
+        </w:rPr>
+      </w:pPr>
+      <w:r>
+        <w:rPr>
+          <w:lang w:val="en-US"/>
+        </w:rPr>
+        <w:t xml:space="preserve">Api – </w:t>
+      </w:r>
+      <w:r>
+        <w:t>веб</w:t>
+      </w:r>
+      <w:r>
+        <w:rPr>
+          <w:lang w:val="en-US"/>
+        </w:rPr>
+        <w:t>-API.</w:t>
+      </w:r>
+    </w:p>
+    <w:p>
+      <w:pPr>
+        <w:pStyle w:val="af3"/>
+        <w:numPr>
+          <w:ilvl w:val="0"/>
+          <w:numId w:val="20"/>
+        </w:numPr>
+      </w:pPr>
+      <w:r>
+        <w:t>Web – Blazor Server UI.</w:t>
+      </w:r>
+    </w:p>
+    <w:p>
+      <w:pPr>
+        <w:jc w:val="center"/>
+        <w:rPr>
+          <w:b/>
+        </w:rPr>
+      </w:pPr>
+      <w:r>
+        <w:rPr>
+          <w:b/>
+        </w:rPr>
+        <w:t>5</w:t>
+      </w:r>
+      <w:r>
+        <w:rPr>
+          <w:b/>
+        </w:rPr>
+        <w:t>.2. Настройка окружения</w:t>
+      </w:r>
+    </w:p>
+    <w:p>
+      <w:r>
+        <w:t>В файле appsettings.json проекта Api укажите параметры подключения к нейросетям:</w:t>
+      </w:r>
+    </w:p>
+    <w:p>
+      <w:pPr>
+        <w:rPr>
+          <w:lang w:val="en-US"/>
+        </w:rPr>
+      </w:pPr>
+      <w:r>
+        <w:rPr>
+          <w:lang w:val="en-US"/>
+        </w:rPr>
+        <w:t xml:space="preserve">    "RussianLLM": {</w:t>
+      </w:r>
+    </w:p>
+    <w:p>
+      <w:pPr>
+        <w:rPr>
+          <w:lang w:val="en-US"/>
+        </w:rPr>
+      </w:pPr>
+      <w:r>
+        <w:rPr>
+          <w:lang w:val="en-US"/>
+        </w:rPr>
+        <w:t xml:space="preserve">      "BaseUrl": "https://llm.api.cloud.yandex.net/",</w:t>
+      </w:r>
+    </w:p>
+    <w:p>
+      <w:pPr>
+        <w:rPr>
+          <w:lang w:val="en-US"/>
+        </w:rPr>
+      </w:pPr>
+      <w:r>
+        <w:rPr>
+          <w:lang w:val="en-US"/>
+        </w:rPr>
+        <w:t xml:space="preserve">      "RequestUri": "foundationModels/v1/completion",</w:t>
+      </w:r>
+    </w:p>
+    <w:p>
+      <w:pPr>
+        <w:rPr>
+          <w:lang w:val="en-US"/>
+        </w:rPr>
+      </w:pPr>
+      <w:r>
+        <w:rPr>
+          <w:lang w:val="en-US"/>
+        </w:rPr>
+        <w:t xml:space="preserve">      "Model": "yandexgpt-lite",</w:t>
+      </w:r>
+    </w:p>
+    <w:p>
+      <w:pPr>
+        <w:rPr>
+          <w:lang w:val="en-US"/>
+        </w:rPr>
+      </w:pPr>
+      <w:r>
+        <w:rPr>
+          <w:lang w:val="en-US"/>
+        </w:rPr>
+        <w:t xml:space="preserve">      "ApiKey": "AQVN0...",</w:t>
+      </w:r>
+    </w:p>
+    <w:p>
+      <w:pPr>
+        <w:rPr>
+          <w:lang w:val="en-US"/>
+        </w:rPr>
+      </w:pPr>
+      <w:r>
+        <w:rPr>
+          <w:lang w:val="en-US"/>
+        </w:rPr>
+        <w:t xml:space="preserve">      "FolderId": "b1g..."</w:t>
+      </w:r>
+    </w:p>
+    <w:p>
+      <w:pPr>
+        <w:rPr>
+          <w:lang w:val="en-US"/>
+        </w:rPr>
+      </w:pPr>
+      <w:r>
+        <w:rPr>
+          <w:lang w:val="en-US"/>
+        </w:rPr>
+        <w:t xml:space="preserve">    },</w:t>
+      </w:r>
+    </w:p>
+    <w:p>
+      <w:pPr>
+        <w:rPr>
+          <w:lang w:val="en-US"/>
+        </w:rPr>
+      </w:pPr>
+      <w:r>
+        <w:rPr>
+          <w:lang w:val="en-US"/>
+        </w:rPr>
+        <w:t xml:space="preserve">    "ForeignLLM": {</w:t>
+      </w:r>
+    </w:p>
+    <w:p>
+      <w:pPr>
+        <w:rPr>
+          <w:lang w:val="en-US"/>
+        </w:rPr>
+      </w:pPr>
+      <w:r>
+        <w:rPr>
+          <w:lang w:val="en-US"/>
+        </w:rPr>
+        <w:t xml:space="preserve">      "BaseUrl": "https://openrouter.ai/api/v1/",</w:t>
+      </w:r>
+    </w:p>
+    <w:p>
+      <w:pPr>
+        <w:rPr>
+          <w:lang w:val="en-US"/>
+        </w:rPr>
+      </w:pPr>
+      <w:r>
+        <w:rPr>
+          <w:lang w:val="en-US"/>
+        </w:rPr>
+        <w:t xml:space="preserve">      "RequestUri": "chat/completions",</w:t>
+      </w:r>
+    </w:p>
+    <w:p>
+      <w:pPr>
+        <w:rPr>
+          <w:lang w:val="en-US"/>
+        </w:rPr>
+      </w:pPr>
+      <w:r>
+        <w:rPr>
+          <w:lang w:val="en-US"/>
+        </w:rPr>
+        <w:t xml:space="preserve">      "ApiKey": "sk-or-v1-...",</w:t>
+      </w:r>
+    </w:p>
+    <w:p>
+      <w:pPr>
+        <w:rPr>
+          <w:lang w:val="en-US"/>
+        </w:rPr>
+      </w:pPr>
+      <w:r>
+        <w:rPr>
+          <w:lang w:val="en-US"/>
+        </w:rPr>
+        <w:t xml:space="preserve">      "Model": "nvidia/nemotron-3-ultra-550b-a55b:free"</w:t>
+      </w:r>
+    </w:p>
+    <w:p>
+      <w:pPr>
+        <w:rPr>
+          <w:lang w:val="en-US"/>
+        </w:rPr>
+      </w:pPr>
+      <w:r>
+        <w:rPr>
+          <w:lang w:val="en-US"/>
+        </w:rPr>
+        <w:t xml:space="preserve">    }</w:t>
+      </w:r>
+    </w:p>
+    <w:p>
+      <w:pPr>
+        <w:jc w:val="center"/>
+        <w:rPr>
+          <w:b/>
+        </w:rPr>
+      </w:pPr>
+      <w:r>
+        <w:rPr>
+          <w:b/>
+        </w:rPr>
+        <w:lastRenderedPageBreak/>
+        <w:t>5</w:t>
+      </w:r>
+      <w:r>
+        <w:rPr>
+          <w:b/>
+        </w:rPr>
+        <w:t>.3. Запуск для разработки</w:t>
+      </w:r>
+    </w:p>
+    <w:p>
+      <w:pPr>
+        <w:rPr>
+          <w:lang w:val="en-US"/>
+        </w:rPr>
+      </w:pPr>
+      <w:r>
+        <w:t xml:space="preserve">Убедитесь, что оба проекта (Api и Web) запущены одновременно. Можно использовать множественный запуск в </w:t>
+      </w:r>
+      <w:r>
+        <w:t>Visu</w:t>
+      </w:r>
+      <w:r>
+        <w:t>al Studio или командную строку</w:t>
+      </w:r>
+      <w:r>
+        <w:rPr>
+          <w:b/>
+        </w:rPr>
+        <w:t>:</w:t>
+      </w:r>
+    </w:p>
+    <w:p>
+      <w:pPr>
+        <w:rPr>
+          <w:i/>
+          <w:lang w:val="en-US"/>
+        </w:rPr>
+      </w:pPr>
+      <w:r>
+        <w:rPr>
+          <w:i/>
+          <w:lang w:val="en-US"/>
+        </w:rPr>
+        <w:t xml:space="preserve">cd </w:t>
+      </w:r>
+      <w:r>
+        <w:rPr>
+          <w:i/>
+        </w:rPr>
+        <w:t>.</w:t>
+      </w:r>
+      <w:r>
+        <w:rPr>
+          <w:i/>
+          <w:lang w:val="en-US"/>
+        </w:rPr>
+        <w:t>/LearnAInalytics.Api</w:t>
+      </w:r>
+    </w:p>
+    <w:p>
+      <w:pPr>
+        <w:rPr>
+          <w:i/>
+          <w:lang w:val="en-US"/>
+        </w:rPr>
+      </w:pPr>
+      <w:r>
+        <w:rPr>
+          <w:i/>
+          <w:lang w:val="en-US"/>
+        </w:rPr>
+        <w:t>dotnet run</w:t>
+      </w:r>
+    </w:p>
+    <w:p>
+      <w:pPr>
+        <w:rPr>
+          <w:i/>
+        </w:rPr>
+      </w:pPr>
+      <w:r>
+        <w:rPr>
+          <w:i/>
+        </w:rPr>
+        <w:t>cd ../LearnAInalytics.Web</w:t>
+      </w:r>
+    </w:p>
+    <w:p>
+      <w:pPr>
+        <w:rPr>
+          <w:i/>
+        </w:rPr>
+      </w:pPr>
+      <w:r>
+        <w:rPr>
+          <w:i/>
+        </w:rPr>
+        <w:t>dotnet run</w:t>
+      </w:r>
+    </w:p>
+    <w:p>
+      <w:pPr>
+        <w:jc w:val="center"/>
+        <w:rPr>
+          <w:b/>
+        </w:rPr>
+      </w:pPr>
+      <w:r>
+        <w:rPr>
+          <w:b/>
+        </w:rPr>
+        <w:t>5</w:t>
+      </w:r>
+      <w:r>
+        <w:rPr>
+          <w:b/>
+        </w:rPr>
+        <w:t>.4. Расширение функциональности</w:t>
+      </w:r>
+    </w:p>
+    <w:p>
+      <w:r>
+        <w:t>Для добавления нового формата данных достаточно реализовать и</w:t>
+      </w:r>
+      <w:r>
+        <w:t>н</w:t>
+      </w:r>
+      <w:r>
+        <w:t>терфейс IDataParser и зарегистрировать его в DI.</w:t>
+      </w:r>
+    </w:p>
+    <w:p>
+      <w:r>
+        <w:t>Для подключения новой нейросети – реализовать ILlmClient и добавить в коллекцию через TryAddEnumerable.</w:t>
+      </w:r>
+      <w:r>
+        <w:br w:type="page"/>
+      </w:r>
+    </w:p>
+    <w:p>
+      <w:pPr>
+        <w:pStyle w:val="a4"/>
+      </w:pPr>
+      <w:bookmarkStart w:id="5" w:name="_Toc235286761"/>
+      <w:r>
+        <w:lastRenderedPageBreak/>
+        <w:t>6</w:t>
+      </w:r>
+      <w:r>
+        <w:t>. Руководство администратора</w:t>
+      </w:r>
+      <w:bookmarkEnd w:id="5"/>
+    </w:p>
+    <w:p>
+      <w:pPr>
+        <w:jc w:val="center"/>
+        <w:rPr>
+          <w:b/>
+        </w:rPr>
+      </w:pPr>
+      <w:r>
+        <w:rPr>
+          <w:b/>
+        </w:rPr>
+        <w:t>6</w:t>
+      </w:r>
+      <w:r>
+        <w:rPr>
+          <w:b/>
+        </w:rPr>
+        <w:t>.</w:t>
+      </w:r>
+      <w:r>
+        <w:rPr>
+          <w:b/>
         </w:rPr>
         <w:t>1</w:t>
       </w:r>
       <w:r>
         <w:rPr>
-          <w:sz w:val="24"/>
-        </w:rPr>
+          <w:b/>
+        </w:rPr>
+        <w:t>. Мониторинг и логирование</w:t>
+      </w:r>
+    </w:p>
+    <w:p>
+      <w:r>
+        <w:t>Логи приложения записываются стандартным ILogger в stdout и файлы (если настроено). Ключевые метрики: количество запросов, время выполн</w:t>
+      </w:r>
+      <w:r>
+        <w:t>е</w:t>
+      </w:r>
+      <w:r>
+        <w:t xml:space="preserve">ния этапов, ошибки взаимодействия с нейросетями </w:t>
+      </w:r>
+      <w:r>
+        <w:t>(</w:t>
+      </w:r>
+      <w:r>
+        <w:t xml:space="preserve">рис </w:t>
+      </w:r>
+      <w:r>
+        <w:t>6</w:t>
+      </w:r>
+      <w:r>
+        <w:t>.1.1</w:t>
+      </w:r>
+      <w:r>
+        <w:t>)</w:t>
+      </w:r>
+      <w:r>
         <w:t>.</w:t>
       </w:r>
+    </w:p>
+    <w:p>
+      <w:pPr>
+        <w:ind w:firstLine="0"/>
+        <w:jc w:val="center"/>
+        <w:rPr>
+          <w:noProof/>
+        </w:rPr>
+      </w:pPr>
+      <w:r>
+        <w:rPr>
+          <w:noProof/>
+        </w:rPr>
+        <w:pict>
+          <v:shapetype id="_x0000_t75" coordsize="21600,21600" o:spt="75" o:preferrelative="t" path="m@4@5l@4@11@9@11@9@5xe" filled="f" stroked="f">
+            <v:stroke joinstyle="miter"/>
+            <v:formulas>
+              <v:f eqn="if lineDrawn pixelLineWidth 0"/>
+              <v:f eqn="sum @0 1 0"/>
+              <v:f eqn="sum 0 0 @1"/>
+              <v:f eqn="prod @2 1 2"/>
+              <v:f eqn="prod @3 21600 pixelWidth"/>
+              <v:f eqn="prod @3 21600 pixelHeight"/>
+              <v:f eqn="sum @0 0 1"/>
+              <v:f eqn="prod @6 1 2"/>
+              <v:f eqn="prod @7 21600 pixelWidth"/>
+              <v:f eqn="sum @8 21600 0"/>
+              <v:f eqn="prod @7 21600 pixelHeight"/>
+              <v:f eqn="sum @10 21600 0"/>
+            </v:formulas>
+            <v:path o:extrusionok="f" gradientshapeok="t" o:connecttype="rect"/>
+            <o:lock v:ext="edit" aspectratio="t"/>
+          </v:shapetype>
+          <v:shape id="_x0000_i1025" type="#_x0000_t75" style="width:467.3pt;height:241.8pt">
+            <v:imagedata r:id="rId19" o:title="OpenrouterAiApi"/>
+          </v:shape>
+        </w:pict>
+      </w:r>
+    </w:p>
+    <w:p>
+      <w:pPr>
+        <w:jc w:val="center"/>
+        <w:rPr>
+          <w:sz w:val="24"/>
+        </w:rPr>
+      </w:pPr>
+      <w:r>
+        <w:rPr>
+          <w:sz w:val="24"/>
+        </w:rPr>
+        <w:t xml:space="preserve">Рисунок </w:t>
+      </w:r>
+      <w:r>
+        <w:rPr>
+          <w:sz w:val="24"/>
+        </w:rPr>
+        <w:t>6</w:t>
+      </w:r>
+      <w:r>
+        <w:rPr>
+          <w:sz w:val="24"/>
+        </w:rPr>
+        <w:t>.</w:t>
+      </w:r>
       <w:r>
         <w:rPr>
           <w:sz w:val="24"/>
@@ -4689,12 +3893,458 @@
         <w:rPr>
           <w:sz w:val="24"/>
         </w:rPr>
+        <w:t>.</w:t>
+      </w:r>
+      <w:r>
+        <w:rPr>
+          <w:sz w:val="24"/>
+        </w:rPr>
+        <w:t>1</w:t>
+      </w:r>
+      <w:r>
+        <w:rPr>
+          <w:sz w:val="24"/>
+        </w:rPr>
         <w:t xml:space="preserve"> – </w:t>
       </w:r>
       <w:r>
         <w:rPr>
           <w:sz w:val="24"/>
         </w:rPr>
+        <w:t xml:space="preserve">Обращение к </w:t>
+      </w:r>
+      <w:r>
+        <w:rPr>
+          <w:sz w:val="24"/>
+          <w:lang w:val="en-US"/>
+        </w:rPr>
+        <w:t>API</w:t>
+      </w:r>
+      <w:r>
+        <w:rPr>
+          <w:sz w:val="24"/>
+        </w:rPr>
+        <w:t xml:space="preserve"> </w:t>
+      </w:r>
+      <w:r>
+        <w:rPr>
+          <w:sz w:val="24"/>
+        </w:rPr>
+        <w:t xml:space="preserve">сервисам </w:t>
+      </w:r>
+      <w:r>
+        <w:rPr>
+          <w:sz w:val="24"/>
+          <w:lang w:val="en-US"/>
+        </w:rPr>
+        <w:t>OpenAI</w:t>
+      </w:r>
+    </w:p>
+    <w:p>
+      <w:pPr>
+        <w:jc w:val="center"/>
+        <w:rPr>
+          <w:b/>
+        </w:rPr>
+      </w:pPr>
+      <w:r>
+        <w:rPr>
+          <w:b/>
+        </w:rPr>
+        <w:t>6</w:t>
+      </w:r>
+      <w:r>
+        <w:rPr>
+          <w:b/>
+        </w:rPr>
+        <w:t>.2. Управление ключами API</w:t>
+      </w:r>
+    </w:p>
+    <w:p>
+      <w:r>
+        <w:t>Ключи YandexGPT и OpenRouter хранятся в защищённом виде (appsettings.json, переменные окружения).</w:t>
+      </w:r>
+    </w:p>
+    <w:p>
+      <w:r>
+        <w:t>При истечении или компрометации ключей обновите конфигурацию и перезапустите сервис.</w:t>
+      </w:r>
+    </w:p>
+    <w:p>
+      <w:r>
+        <w:t>Для зарубежного агента используется бесплатный тир OpenRouter с о</w:t>
+      </w:r>
+      <w:r>
+        <w:t>г</w:t>
+      </w:r>
+      <w:r>
+        <w:t>раничением 20 запросов/мин. При необходимости можно перейти на платный тариф, изменив модель и ключ.</w:t>
+      </w:r>
+    </w:p>
+    <w:p>
+      <w:pPr>
+        <w:jc w:val="center"/>
+        <w:rPr>
+          <w:b/>
+        </w:rPr>
+      </w:pPr>
+      <w:r>
+        <w:rPr>
+          <w:b/>
+          <w:lang w:val="en-US"/>
+        </w:rPr>
+        <w:t>6</w:t>
+      </w:r>
+      <w:r>
+        <w:rPr>
+          <w:b/>
+        </w:rPr>
+        <w:t>.3. Безопасность</w:t>
+      </w:r>
+    </w:p>
+    <w:p>
+      <w:r>
+        <w:t>Внешний доступ должен быть защищён HTTPS.</w:t>
+      </w:r>
+    </w:p>
+    <w:p>
+      <w:r>
+        <w:t>Файлы, загружаемые пользователями, не сохраняются на диск, обраб</w:t>
+      </w:r>
+      <w:r>
+        <w:t>а</w:t>
+      </w:r>
+      <w:r>
+        <w:t>тываются в памяти.</w:t>
+      </w:r>
+    </w:p>
+    <w:p>
+      <w:pPr>
+        <w:tabs>
+          <w:tab w:val="clear" w:pos="9330"/>
+        </w:tabs>
+        <w:suppressAutoHyphens/>
+        <w:spacing w:line="240" w:lineRule="auto"/>
+        <w:ind w:firstLine="0"/>
+        <w:jc w:val="left"/>
+      </w:pPr>
+      <w:r>
+        <w:br w:type="page"/>
+      </w:r>
+    </w:p>
+    <w:p>
+      <w:pPr>
+        <w:pStyle w:val="a4"/>
+      </w:pPr>
+      <w:bookmarkStart w:id="6" w:name="_Toc235286762"/>
+      <w:r>
+        <w:lastRenderedPageBreak/>
+        <w:t>7</w:t>
+      </w:r>
+      <w:r>
+        <w:t>. Шаблоны отчётов и глоссарий</w:t>
+      </w:r>
+      <w:bookmarkEnd w:id="6"/>
+    </w:p>
+    <w:p>
+      <w:pPr>
+        <w:jc w:val="center"/>
+        <w:rPr>
+          <w:b/>
+        </w:rPr>
+      </w:pPr>
+      <w:r>
+        <w:rPr>
+          <w:b/>
+        </w:rPr>
+        <w:t>7</w:t>
+      </w:r>
+      <w:r>
+        <w:rPr>
+          <w:b/>
+        </w:rPr>
+        <w:t xml:space="preserve">.1. </w:t>
+      </w:r>
+      <w:r>
+        <w:rPr>
+          <w:b/>
+        </w:rPr>
+        <w:t>Аналитическая справка (Word)</w:t>
+      </w:r>
+    </w:p>
+    <w:p>
+      <w:pPr>
+        <w:rPr>
+          <w:lang w:val="en-US"/>
+        </w:rPr>
+      </w:pPr>
+      <w:r>
+        <w:t>Содержит разделы:</w:t>
+      </w:r>
+    </w:p>
+    <w:p>
+      <w:pPr>
+        <w:pStyle w:val="af3"/>
+        <w:numPr>
+          <w:ilvl w:val="0"/>
+          <w:numId w:val="22"/>
+        </w:numPr>
+        <w:rPr>
+          <w:lang w:val="en-US"/>
+        </w:rPr>
+      </w:pPr>
+      <w:r>
+        <w:t>Общая информация о программе</w:t>
+      </w:r>
+    </w:p>
+    <w:p>
+      <w:pPr>
+        <w:pStyle w:val="af3"/>
+        <w:numPr>
+          <w:ilvl w:val="0"/>
+          <w:numId w:val="22"/>
+        </w:numPr>
+        <w:rPr>
+          <w:lang w:val="en-US"/>
+        </w:rPr>
+      </w:pPr>
+      <w:r>
+        <w:t>Ключевые показатели (таблица распределения оценок, примеч</w:t>
+      </w:r>
+      <w:r>
+        <w:t>а</w:t>
+      </w:r>
+      <w:r>
+        <w:t>ния)</w:t>
+      </w:r>
+    </w:p>
+    <w:p>
+      <w:pPr>
+        <w:pStyle w:val="af3"/>
+        <w:numPr>
+          <w:ilvl w:val="0"/>
+          <w:numId w:val="22"/>
+        </w:numPr>
+        <w:rPr>
+          <w:lang w:val="en-US"/>
+        </w:rPr>
+      </w:pPr>
+      <w:r>
+        <w:t>Предложения слушателей</w:t>
+      </w:r>
+    </w:p>
+    <w:p>
+      <w:pPr>
+        <w:pStyle w:val="af3"/>
+        <w:numPr>
+          <w:ilvl w:val="0"/>
+          <w:numId w:val="22"/>
+        </w:numPr>
+        <w:rPr>
+          <w:lang w:val="en-US"/>
+        </w:rPr>
+      </w:pPr>
+      <w:r>
+        <w:t>Траектория изменения программы</w:t>
+      </w:r>
+    </w:p>
+    <w:p>
+      <w:pPr>
+        <w:rPr>
+          <w:lang w:val="en-US"/>
+        </w:rPr>
+      </w:pPr>
+      <w:r>
+        <w:t>Цветовое форматирование: оценки 1–4 (оранжевый), 5–7 (жёлтый), 8–9 (светло-зелёный), 10 (тёмно-зелёный); в вовлечённости преобладающий о</w:t>
+      </w:r>
+      <w:r>
+        <w:t>т</w:t>
+      </w:r>
+      <w:r>
+        <w:t>вет подсвечивается зелёным; предпочтительная фо</w:t>
+      </w:r>
+      <w:r>
+        <w:t xml:space="preserve">рма обучения ранжируется цветом </w:t>
+      </w:r>
+      <w:r>
+        <w:t>(</w:t>
+      </w:r>
+      <w:r>
+        <w:t>рис 7.1.1)</w:t>
+      </w:r>
+      <w:r>
+        <w:t>.</w:t>
+      </w:r>
+    </w:p>
+    <w:p>
+      <w:pPr>
+        <w:rPr>
+          <w:lang w:val="en-US"/>
+        </w:rPr>
+      </w:pPr>
+      <w:r>
+        <w:rPr>
+          <w:lang w:val="en-US"/>
+        </w:rPr>
+        <w:drawing>
+          <wp:inline distT="0" distB="0" distL="0" distR="0">
+            <wp:extent cx="5204957" cy="5169754"/>
+            <wp:effectExtent l="19050" t="0" r="0" b="0"/>
+            <wp:docPr id="9" name="Рисунок 28"/>
+            <wp:cNvGraphicFramePr>
+              <a:graphicFrameLocks xmlns:a="http://schemas.openxmlformats.org/drawingml/2006/main" noChangeAspect="1"/>
+            </wp:cNvGraphicFramePr>
+            <a:graphic xmlns:a="http://schemas.openxmlformats.org/drawingml/2006/main">
+              <a:graphicData uri="http://schemas.openxmlformats.org/drawingml/2006/picture">
+                <pic:pic xmlns:pic="http://schemas.openxmlformats.org/drawingml/2006/picture">
+                  <pic:nvPicPr>
+                    <pic:cNvPr id="0" name="Picture 28"/>
+                    <pic:cNvPicPr>
+                      <a:picLocks noChangeAspect="1" noChangeArrowheads="1"/>
+                    </pic:cNvPicPr>
+                  </pic:nvPicPr>
+                  <pic:blipFill>
+                    <a:blip r:embed="rId16"/>
+                    <a:srcRect/>
+                    <a:stretch>
+                      <a:fillRect/>
+                    </a:stretch>
+                  </pic:blipFill>
+                  <pic:spPr bwMode="auto">
+                    <a:xfrm>
+                      <a:off x="0" y="0"/>
+                      <a:ext cx="5210985" cy="5175741"/>
+                    </a:xfrm>
+                    <a:prstGeom prst="rect">
+                      <a:avLst/>
+                    </a:prstGeom>
+                    <a:noFill/>
+                    <a:ln w="9525">
+                      <a:noFill/>
+                      <a:miter lim="800000"/>
+                      <a:headEnd/>
+                      <a:tailEnd/>
+                    </a:ln>
+                  </pic:spPr>
+                </pic:pic>
+              </a:graphicData>
+            </a:graphic>
+          </wp:inline>
+        </w:drawing>
+      </w:r>
+    </w:p>
+    <w:p>
+      <w:pPr>
+        <w:ind w:firstLine="0"/>
+        <w:rPr>
+          <w:lang w:val="en-US"/>
+        </w:rPr>
+      </w:pPr>
+      <w:r>
+        <w:rPr>
+          <w:lang w:val="en-US"/>
+        </w:rPr>
+        <w:lastRenderedPageBreak/>
+        <w:drawing>
+          <wp:inline distT="0" distB="0" distL="0" distR="0">
+            <wp:extent cx="6268530" cy="5677231"/>
+            <wp:effectExtent l="19050" t="0" r="0" b="0"/>
+            <wp:docPr id="15" name="Рисунок 31"/>
+            <wp:cNvGraphicFramePr>
+              <a:graphicFrameLocks xmlns:a="http://schemas.openxmlformats.org/drawingml/2006/main" noChangeAspect="1"/>
+            </wp:cNvGraphicFramePr>
+            <a:graphic xmlns:a="http://schemas.openxmlformats.org/drawingml/2006/main">
+              <a:graphicData uri="http://schemas.openxmlformats.org/drawingml/2006/picture">
+                <pic:pic xmlns:pic="http://schemas.openxmlformats.org/drawingml/2006/picture">
+                  <pic:nvPicPr>
+                    <pic:cNvPr id="0" name="Picture 31"/>
+                    <pic:cNvPicPr>
+                      <a:picLocks noChangeAspect="1" noChangeArrowheads="1"/>
+                    </pic:cNvPicPr>
+                  </pic:nvPicPr>
+                  <pic:blipFill>
+                    <a:blip r:embed="rId17"/>
+                    <a:srcRect/>
+                    <a:stretch>
+                      <a:fillRect/>
+                    </a:stretch>
+                  </pic:blipFill>
+                  <pic:spPr bwMode="auto">
+                    <a:xfrm>
+                      <a:off x="0" y="0"/>
+                      <a:ext cx="6269562" cy="5678165"/>
+                    </a:xfrm>
+                    <a:prstGeom prst="rect">
+                      <a:avLst/>
+                    </a:prstGeom>
+                    <a:noFill/>
+                    <a:ln w="9525">
+                      <a:noFill/>
+                      <a:miter lim="800000"/>
+                      <a:headEnd/>
+                      <a:tailEnd/>
+                    </a:ln>
+                  </pic:spPr>
+                </pic:pic>
+              </a:graphicData>
+            </a:graphic>
+          </wp:inline>
+        </w:drawing>
+      </w:r>
+    </w:p>
+    <w:p>
+      <w:pPr>
+        <w:jc w:val="center"/>
+        <w:rPr>
+          <w:sz w:val="24"/>
+        </w:rPr>
+      </w:pPr>
+      <w:r>
+        <w:rPr>
+          <w:sz w:val="24"/>
+        </w:rPr>
+        <w:t xml:space="preserve">Рисунок </w:t>
+      </w:r>
+      <w:r>
+        <w:rPr>
+          <w:sz w:val="24"/>
+        </w:rPr>
+        <w:t>7</w:t>
+      </w:r>
+      <w:r>
+        <w:rPr>
+          <w:sz w:val="24"/>
+        </w:rPr>
+        <w:t>.</w:t>
+      </w:r>
+      <w:r>
+        <w:rPr>
+          <w:sz w:val="24"/>
+        </w:rPr>
+        <w:t>1</w:t>
+      </w:r>
+      <w:r>
+        <w:rPr>
+          <w:sz w:val="24"/>
+        </w:rPr>
+        <w:t>.</w:t>
+      </w:r>
+      <w:r>
+        <w:rPr>
+          <w:sz w:val="24"/>
+        </w:rPr>
+        <w:t>1</w:t>
+      </w:r>
+      <w:r>
+        <w:rPr>
+          <w:sz w:val="24"/>
+        </w:rPr>
+        <w:t xml:space="preserve"> – </w:t>
+      </w:r>
+      <w:r>
+        <w:rPr>
+          <w:sz w:val="24"/>
+        </w:rPr>
         <w:t xml:space="preserve">Пример полученного </w:t>
       </w:r>
       <w:r>
@@ -4702,10 +4352,194 @@
           <w:sz w:val="24"/>
           <w:lang w:val="en-US"/>
         </w:rPr>
+        <w:t>Word</w:t>
+      </w:r>
+      <w:r>
+        <w:rPr>
+          <w:sz w:val="24"/>
+        </w:rPr>
+        <w:t xml:space="preserve"> </w:t>
+      </w:r>
+      <w:r>
+        <w:rPr>
+          <w:sz w:val="24"/>
+        </w:rPr>
+        <w:t>отчёта</w:t>
+      </w:r>
+    </w:p>
+    <w:p>
+      <w:pPr>
+        <w:jc w:val="center"/>
+        <w:rPr>
+          <w:b/>
+        </w:rPr>
+      </w:pPr>
+      <w:r>
+        <w:rPr>
+          <w:b/>
+        </w:rPr>
+        <w:t>7</w:t>
+      </w:r>
+      <w:r>
+        <w:rPr>
+          <w:b/>
+        </w:rPr>
+        <w:t xml:space="preserve">.2. Структура </w:t>
+      </w:r>
+      <w:r>
+        <w:rPr>
+          <w:b/>
+          <w:lang w:val="en-US"/>
+        </w:rPr>
         <w:t>Excel</w:t>
       </w:r>
       <w:r>
         <w:rPr>
+          <w:b/>
+        </w:rPr>
+        <w:t>-отчёта</w:t>
+      </w:r>
+    </w:p>
+    <w:p>
+      <w:r>
+        <w:t>На листе «Анализ программы» представлена таблица «Количественные показатели по программе» со средними баллами по всем критериям и общей оценкой удовлетворённости (</w:t>
+      </w:r>
+      <w:r>
+        <w:t>рис 7.</w:t>
+      </w:r>
+      <w:r>
+        <w:t>2.</w:t>
+      </w:r>
+      <w:r>
+        <w:t>1)</w:t>
+      </w:r>
+      <w:r>
+        <w:t>.</w:t>
+      </w:r>
+    </w:p>
+    <w:p>
+      <w:pPr>
+        <w:ind w:firstLine="0"/>
+        <w:jc w:val="center"/>
+        <w:rPr>
+          <w:b/>
+        </w:rPr>
+      </w:pPr>
+      <w:r>
+        <w:rPr>
+          <w:b/>
+        </w:rPr>
+        <w:drawing>
+          <wp:inline distT="0" distB="0" distL="0" distR="0">
+            <wp:extent cx="5940425" cy="1089094"/>
+            <wp:effectExtent l="19050" t="0" r="3175" b="0"/>
+            <wp:docPr id="5" name="Рисунок 25"/>
+            <wp:cNvGraphicFramePr>
+              <a:graphicFrameLocks xmlns:a="http://schemas.openxmlformats.org/drawingml/2006/main" noChangeAspect="1"/>
+            </wp:cNvGraphicFramePr>
+            <a:graphic xmlns:a="http://schemas.openxmlformats.org/drawingml/2006/main">
+              <a:graphicData uri="http://schemas.openxmlformats.org/drawingml/2006/picture">
+                <pic:pic xmlns:pic="http://schemas.openxmlformats.org/drawingml/2006/picture">
+                  <pic:nvPicPr>
+                    <pic:cNvPr id="0" name="Picture 25"/>
+                    <pic:cNvPicPr>
+                      <a:picLocks noChangeAspect="1" noChangeArrowheads="1"/>
+                    </pic:cNvPicPr>
+                  </pic:nvPicPr>
+                  <pic:blipFill>
+                    <a:blip r:embed="rId15"/>
+                    <a:srcRect/>
+                    <a:stretch>
+                      <a:fillRect/>
+                    </a:stretch>
+                  </pic:blipFill>
+                  <pic:spPr bwMode="auto">
+                    <a:xfrm>
+                      <a:off x="0" y="0"/>
+                      <a:ext cx="5940425" cy="1089094"/>
+                    </a:xfrm>
+                    <a:prstGeom prst="rect">
+                      <a:avLst/>
+                    </a:prstGeom>
+                    <a:noFill/>
+                    <a:ln w="9525">
+                      <a:noFill/>
+                      <a:miter lim="800000"/>
+                      <a:headEnd/>
+                      <a:tailEnd/>
+                    </a:ln>
+                  </pic:spPr>
+                </pic:pic>
+              </a:graphicData>
+            </a:graphic>
+          </wp:inline>
+        </w:drawing>
+      </w:r>
+    </w:p>
+    <w:p>
+      <w:pPr>
+        <w:jc w:val="center"/>
+        <w:rPr>
+          <w:sz w:val="24"/>
+        </w:rPr>
+      </w:pPr>
+      <w:r>
+        <w:rPr>
+          <w:sz w:val="24"/>
+        </w:rPr>
+        <w:t xml:space="preserve">Рисунок </w:t>
+      </w:r>
+      <w:r>
+        <w:rPr>
+          <w:sz w:val="24"/>
+        </w:rPr>
+        <w:t>7</w:t>
+      </w:r>
+      <w:r>
+        <w:rPr>
+          <w:sz w:val="24"/>
+        </w:rPr>
+        <w:t>.</w:t>
+      </w:r>
+      <w:r>
+        <w:rPr>
+          <w:sz w:val="24"/>
+        </w:rPr>
+        <w:t>2</w:t>
+      </w:r>
+      <w:r>
+        <w:rPr>
+          <w:sz w:val="24"/>
+        </w:rPr>
+        <w:t>.</w:t>
+      </w:r>
+      <w:r>
+        <w:rPr>
+          <w:sz w:val="24"/>
+        </w:rPr>
+        <w:t>1</w:t>
+      </w:r>
+      <w:r>
+        <w:rPr>
+          <w:sz w:val="24"/>
+        </w:rPr>
+        <w:t xml:space="preserve"> – </w:t>
+      </w:r>
+      <w:r>
+        <w:rPr>
+          <w:sz w:val="24"/>
+        </w:rPr>
+        <w:t xml:space="preserve">Пример полученного </w:t>
+      </w:r>
+      <w:r>
+        <w:rPr>
+          <w:sz w:val="24"/>
+          <w:lang w:val="en-US"/>
+        </w:rPr>
+        <w:t>Excel</w:t>
+      </w:r>
+      <w:r>
+        <w:rPr>
           <w:sz w:val="24"/>
         </w:rPr>
         <w:t xml:space="preserve"> </w:t>
@@ -4721,6 +4555,22 @@
       <w:pPr>
         <w:jc w:val="center"/>
         <w:rPr>
+          <w:sz w:val="24"/>
+        </w:rPr>
+      </w:pPr>
+    </w:p>
+    <w:p>
+      <w:pPr>
+        <w:jc w:val="center"/>
+        <w:rPr>
+          <w:sz w:val="24"/>
+        </w:rPr>
+      </w:pPr>
+    </w:p>
+    <w:p>
+      <w:pPr>
+        <w:jc w:val="center"/>
+        <w:rPr>
           <w:b/>
         </w:rPr>
       </w:pPr>
@@ -4728,196 +4578,241 @@
         <w:rPr>
           <w:b/>
         </w:rPr>
-        <w:t>8.3. Глоссарий</w:t>
-      </w:r>
-    </w:p>
-    <w:p>
-      <w:r>
-        <w:t xml:space="preserve">Критический вопрос – задание, для которого доля правильных ответов ниже установленного порога (по умолчанию </w:t>
-      </w:r>
-      <w:r>
-        <w:t>60</w:t>
-      </w:r>
-      <w:r>
-        <w:t>%). Требует пересмотра с</w:t>
+        <w:lastRenderedPageBreak/>
+        <w:t>7</w:t>
+      </w:r>
+      <w:r>
+        <w:rPr>
+          <w:b/>
+        </w:rPr>
+        <w:t>.3. Глоссарий</w:t>
+      </w:r>
+    </w:p>
+    <w:p>
+      <w:pPr>
+        <w:pStyle w:val="af3"/>
+        <w:numPr>
+          <w:ilvl w:val="0"/>
+          <w:numId w:val="21"/>
+        </w:numPr>
+        <w:rPr>
+          <w:lang w:val="en-US"/>
+        </w:rPr>
+      </w:pPr>
+      <w:r>
+        <w:rPr>
+          <w:b/>
+        </w:rPr>
+        <w:t>Критерий</w:t>
+      </w:r>
+      <w:r>
+        <w:t xml:space="preserve"> – один из пяти аспектов оценки программы (Поле</w:t>
+      </w:r>
+      <w:r>
+        <w:t>з</w:t>
+      </w:r>
+      <w:r>
+        <w:t>ность, Практико-ориентированность, Доступность, Взаимодейс</w:t>
+      </w:r>
+      <w:r>
+        <w:t>т</w:t>
+      </w:r>
+      <w:r>
+        <w:t>вие</w:t>
+      </w:r>
+      <w:r>
+        <w:t xml:space="preserve"> с командой КУ, Вовлечённость).</w:t>
+      </w:r>
+    </w:p>
+    <w:p>
+      <w:pPr>
+        <w:pStyle w:val="af3"/>
+        <w:numPr>
+          <w:ilvl w:val="0"/>
+          <w:numId w:val="21"/>
+        </w:numPr>
+      </w:pPr>
+      <w:r>
+        <w:rPr>
+          <w:b/>
+        </w:rPr>
+        <w:t>Примечание</w:t>
+      </w:r>
+      <w:r>
+        <w:t xml:space="preserve"> – текстовый анализ ответов слушателей по крит</w:t>
+      </w:r>
+      <w:r>
+        <w:t>е</w:t>
+      </w:r>
+      <w:r>
+        <w:t>рию, сге</w:t>
+      </w:r>
+      <w:r>
+        <w:t>нерированный ИИ.</w:t>
+      </w:r>
+    </w:p>
+    <w:p>
+      <w:pPr>
+        <w:pStyle w:val="af3"/>
+        <w:numPr>
+          <w:ilvl w:val="0"/>
+          <w:numId w:val="21"/>
+        </w:numPr>
+        <w:rPr>
+          <w:lang w:val="en-US"/>
+        </w:rPr>
+      </w:pPr>
+      <w:r>
+        <w:rPr>
+          <w:b/>
+        </w:rPr>
+        <w:t>Траектория</w:t>
+      </w:r>
+      <w:r>
+        <w:t xml:space="preserve"> изменения программы – итоговые выводы и рек</w:t>
       </w:r>
       <w:r>
         <w:t>о</w:t>
       </w:r>
       <w:r>
-        <w:t>держания или формулировки.</w:t>
-      </w:r>
-    </w:p>
-    <w:p>
-      <w:r>
-        <w:rPr>
-          <w:lang w:val="en-US"/>
-        </w:rPr>
-        <w:t>ExactMatch</w:t>
-      </w:r>
-      <w:r>
-        <w:t xml:space="preserve"> – ответ пользователя, совпадающий с эталоном после но</w:t>
+        <w:t>мендации на основе всех данных.</w:t>
+      </w:r>
+    </w:p>
+    <w:p>
+      <w:pPr>
+        <w:pStyle w:val="af3"/>
+        <w:numPr>
+          <w:ilvl w:val="0"/>
+          <w:numId w:val="21"/>
+        </w:numPr>
+      </w:pPr>
+      <w:r>
+        <w:rPr>
+          <w:b/>
+        </w:rPr>
+        <w:t>ScoreDistribution</w:t>
+      </w:r>
+      <w:r>
+        <w:t xml:space="preserve"> – распределение</w:t>
+      </w:r>
+      <w:r>
+        <w:t xml:space="preserve"> оценок от 1 до 10 по крит</w:t>
+      </w:r>
+      <w:r>
+        <w:t>е</w:t>
+      </w:r>
+      <w:r>
+        <w:t>рию.</w:t>
+      </w:r>
+    </w:p>
+    <w:p>
+      <w:pPr>
+        <w:pStyle w:val="af3"/>
+        <w:numPr>
+          <w:ilvl w:val="0"/>
+          <w:numId w:val="21"/>
+        </w:numPr>
+      </w:pPr>
+      <w:r>
+        <w:rPr>
+          <w:b/>
+        </w:rPr>
+        <w:t>Engagement</w:t>
+      </w:r>
+      <w:r>
+        <w:t xml:space="preserve"> – вовлечённость, бинарный критерий (да/нет).</w:t>
+      </w:r>
+    </w:p>
+    <w:p>
+      <w:r>
+        <w:br w:type="page"/>
+      </w:r>
+    </w:p>
+    <w:p>
+      <w:pPr>
+        <w:pStyle w:val="a4"/>
+      </w:pPr>
+      <w:bookmarkStart w:id="7" w:name="_Toc235286763"/>
+      <w:r>
+        <w:rPr>
+          <w:lang w:val="en-US"/>
+        </w:rPr>
+        <w:lastRenderedPageBreak/>
+        <w:t>8</w:t>
+      </w:r>
+      <w:r>
+        <w:t xml:space="preserve">. </w:t>
+      </w:r>
+      <w:r>
+        <w:t>Заключение</w:t>
+      </w:r>
+      <w:bookmarkEnd w:id="7"/>
+    </w:p>
+    <w:p>
+      <w:r>
+        <w:t>Разработанная система LearnAInalytics в полном объёме реализует тр</w:t>
+      </w:r>
+      <w:r>
+        <w:t>е</w:t>
+      </w:r>
+      <w:r>
+        <w:t>бования технического задания на создание ИИ-агента для анализа анкет о</w:t>
+      </w:r>
+      <w:r>
+        <w:t>б</w:t>
+      </w:r>
+      <w:r>
+        <w:t>ратной связи. Обеспечен автоматический расчёт статистик, тематическое м</w:t>
+      </w:r>
+      <w:r>
+        <w:t>о</w:t>
+      </w:r>
+      <w:r>
+        <w:t>делирование открытых ответов с использованием двух независимых вариа</w:t>
+      </w:r>
+      <w:r>
+        <w:t>н</w:t>
+      </w:r>
+      <w:r>
+        <w:t>тов нейросетей — российского (YandexGPT) и зарубежного (OpenRouter).</w:t>
+      </w:r>
+    </w:p>
+    <w:p>
+      <w:r>
+        <w:t>Реализован полный цикл обработки: парсинг анкет Excel/CSV, валид</w:t>
+      </w:r>
+      <w:r>
+        <w:t>а</w:t>
+      </w:r>
+      <w:r>
+        <w:t>ция и очистка данных, агрегация по критериям, вызов ИИ-агентов для фо</w:t>
       </w:r>
       <w:r>
         <w:t>р</w:t>
       </w:r>
       <w:r>
-        <w:t>мализации (без учёта регистра и лишних пробелов).</w:t>
-      </w:r>
-    </w:p>
-    <w:p>
-      <w:r>
-        <w:rPr>
-          <w:lang w:val="en-US"/>
-        </w:rPr>
-        <w:t>Empty</w:t>
-      </w:r>
-      <w:r>
-        <w:t xml:space="preserve"> – ответ, состоящий из пустой строки или пробелов.</w:t>
-      </w:r>
-    </w:p>
-    <w:p>
-      <w:r>
-        <w:rPr>
-          <w:lang w:val="en-US"/>
-        </w:rPr>
-        <w:t>NeedAnalysis</w:t>
-      </w:r>
-      <w:r>
-        <w:t xml:space="preserve"> – ответ, требующий оценки ИИ</w:t>
-      </w:r>
-      <w:r>
-        <w:t>-агента</w:t>
-      </w:r>
-      <w:r>
-        <w:t>.</w:t>
-      </w:r>
-    </w:p>
-    <w:p>
-      <w:r>
-        <w:rPr>
-          <w:lang w:val="en-US"/>
-        </w:rPr>
-        <w:t>Verdict</w:t>
-      </w:r>
-      <w:r>
-        <w:t xml:space="preserve"> – вердикт: </w:t>
-      </w:r>
-      <w:r>
-        <w:rPr>
-          <w:lang w:val="en-US"/>
-        </w:rPr>
-        <w:t>correct</w:t>
-      </w:r>
-      <w:r>
-        <w:t xml:space="preserve"> (правильный), </w:t>
-      </w:r>
-      <w:r>
-        <w:rPr>
-          <w:lang w:val="en-US"/>
-        </w:rPr>
-        <w:t>partial</w:t>
-      </w:r>
-      <w:r>
-        <w:t xml:space="preserve"> (частично правильный), </w:t>
-      </w:r>
-      <w:r>
-        <w:rPr>
-          <w:lang w:val="en-US"/>
-        </w:rPr>
-        <w:t>incorrect</w:t>
-      </w:r>
-      <w:r>
-        <w:t xml:space="preserve"> (неправильный).</w:t>
-      </w:r>
-      <w:r>
-        <w:br w:type="page"/>
-      </w:r>
-    </w:p>
-    <w:p>
-      <w:pPr>
-        <w:pStyle w:val="a4"/>
-      </w:pPr>
-      <w:bookmarkStart w:id="9" w:name="_Toc233383754"/>
-      <w:r>
-        <w:lastRenderedPageBreak/>
-        <w:t xml:space="preserve">9. </w:t>
-      </w:r>
-      <w:r>
-        <w:t>Заключение</w:t>
-      </w:r>
-      <w:bookmarkEnd w:id="9"/>
-    </w:p>
-    <w:p>
-      <w:r>
-        <w:t>Разработанная система TestAInspector в полном объёме реализует тр</w:t>
+        <w:t>мирования примечаний и итоговых выводов, генерация аналитической справки (Word), количественного отчёта (Excel) и интерактивного дашборда (HTML).</w:t>
+      </w:r>
+    </w:p>
+    <w:p>
+      <w:r>
+        <w:t>Архитектура решения обеспечивает модульность, масштабируемость и простоту подключения новых форматов или нейросетей. Пользовательский веб-интерфейс интуитивно понятен и не требует специального обучения.</w:t>
+      </w:r>
+    </w:p>
+    <w:p>
+      <w:r>
+        <w:t>Таким образом, все функциональные, технические и организационные требования, предъявленные к проекту, выполнены. Система готова к внедр</w:t>
       </w:r>
       <w:r>
         <w:t>е</w:t>
       </w:r>
       <w:r>
-        <w:t xml:space="preserve">бования технического задания на создание группы ИИ-агентов для анализа результатов тестовых заданий. Обеспечена автоматическая проверка ответов с использованием двух независимых вариантов нейросетей — российского (YandexGPT) и зарубежного (OpenRouter / DeepSeek). </w:t>
-      </w:r>
-    </w:p>
-    <w:p>
-      <w:r>
-        <w:t>Реализован полный цикл обработки: парсинг данных в форматах JSON, CSV и ZIP-архивов; валидация и предварительная фильтрация; интеллект</w:t>
-      </w:r>
-      <w:r>
-        <w:t>у</w:t>
-      </w:r>
-      <w:r>
-        <w:t>альное сравнение ответов с эталоном с применением алгоритмического пр</w:t>
-      </w:r>
-      <w:r>
-        <w:t>е</w:t>
-      </w:r>
-      <w:r>
-        <w:t>дотсева для экономии р</w:t>
-      </w:r>
-      <w:r>
-        <w:t>е</w:t>
-      </w:r>
-      <w:r>
-        <w:t>сурсов; формирование структурированных отчётов в форматах JSON и Excel с цветовой индикацией критических отклонений.</w:t>
-      </w:r>
-    </w:p>
-    <w:p>
-      <w:r>
-        <w:t>Архитектура решения обеспечивает модульность, масштабируемость и простоту подключения новых форматов данных или моделей нейросетей. Пользовательский веб-интерфейс интуитивно понятен и не требует спец</w:t>
-      </w:r>
-      <w:r>
-        <w:t>и</w:t>
-      </w:r>
-      <w:r>
-        <w:t>ального обучения. Подготовленная проектная документация содержит арх</w:t>
-      </w:r>
-      <w:r>
-        <w:t>и</w:t>
-      </w:r>
-      <w:r>
-        <w:t>тектурные описания, руководства для всех категорий пользователей, а также сравнительный анализ эффективности агентов, подтверждающий обоснова</w:t>
-      </w:r>
-      <w:r>
-        <w:t>н</w:t>
-      </w:r>
-      <w:r>
-        <w:t>ность выбора конкретных моделей.</w:t>
-      </w:r>
-    </w:p>
-    <w:p>
-      <w:r>
-        <w:t>Таким образом, все функциональные, технические и организационные требования, предъявленные к проекту, выполнены. Система готова к внедр</w:t>
-      </w:r>
-      <w:r>
-        <w:t>е</w:t>
-      </w:r>
-      <w:r>
         <w:t>нию в рабочие процессы Корпоративного университета Санкт-Петербурга.</w:t>
       </w:r>
     </w:p>
+    <w:p/>
     <w:sectPr>
-      <w:footerReference w:type="default" r:id="rId17"/>
+      <w:footerReference w:type="default" r:id="rId20"/>
       <w:pgSz w:w="11906" w:h="16838"/>
       <w:pgMar w:top="1134" w:right="850" w:bottom="1134" w:left="1701" w:header="720" w:footer="0" w:gutter="0"/>
       <w:pgNumType w:start="1"/>
@@ -4988,7 +4883,7 @@
             <w:noProof/>
             <w:color w:val="auto"/>
           </w:rPr>
-          <w:t>18</w:t>
+          <w:t>6</w:t>
         </w:r>
         <w:r>
           <w:rPr>
@@ -5368,6 +5263,95 @@
     </w:lvl>
   </w:abstractNum>
   <w:abstractNum w:abstractNumId="3">
+    <w:nsid w:val="24B73554"/>
+    <w:multiLevelType w:val="hybridMultilevel"/>
+    <w:tmpl w:val="08527902"/>
+    <w:lvl w:ilvl="0" w:tplc="4D5898E8">
+      <w:start w:val="1"/>
+      <w:numFmt w:val="bullet"/>
+      <w:lvlText w:val=""/>
+      <w:lvlJc w:val="left"/>
+      <w:pPr>
+        <w:ind w:left="1429" w:hanging="360"/>
+      </w:pPr>
+      <w:rPr>
+        <w:rFonts w:ascii="Symbol" w:hAnsi="Symbol" w:hint="default"/>
+      </w:rPr>
+    </w:lvl>
+    <w:lvl w:ilvl="1" w:tplc="04190019" w:tentative="1">
+      <w:start w:val="1"/>
+      <w:numFmt w:val="lowerLetter"/>
+      <w:lvlText w:val="%2."/>
+      <w:lvlJc w:val="left"/>
+      <w:pPr>
+        <w:ind w:left="2149" w:hanging="360"/>
+      </w:pPr>
+    </w:lvl>
+    <w:lvl w:ilvl="2" w:tplc="0419001B" w:tentative="1">
+      <w:start w:val="1"/>
+      <w:numFmt w:val="lowerRoman"/>
+      <w:lvlText w:val="%3."/>
+      <w:lvlJc w:val="right"/>
+      <w:pPr>
+        <w:ind w:left="2869" w:hanging="180"/>
+      </w:pPr>
+    </w:lvl>
+    <w:lvl w:ilvl="3" w:tplc="0419000F" w:tentative="1">
+      <w:start w:val="1"/>
+      <w:numFmt w:val="decimal"/>
+      <w:lvlText w:val="%4."/>
+      <w:lvlJc w:val="left"/>
+      <w:pPr>
+        <w:ind w:left="3589" w:hanging="360"/>
+      </w:pPr>
+    </w:lvl>
+    <w:lvl w:ilvl="4" w:tplc="04190019" w:tentative="1">
+      <w:start w:val="1"/>
+      <w:numFmt w:val="lowerLetter"/>
+      <w:lvlText w:val="%5."/>
+      <w:lvlJc w:val="left"/>
+      <w:pPr>
+        <w:ind w:left="4309" w:hanging="360"/>
+      </w:pPr>
+    </w:lvl>
+    <w:lvl w:ilvl="5" w:tplc="0419001B" w:tentative="1">
+      <w:start w:val="1"/>
+      <w:numFmt w:val="lowerRoman"/>
+      <w:lvlText w:val="%6."/>
+      <w:lvlJc w:val="right"/>
+      <w:pPr>
+        <w:ind w:left="5029" w:hanging="180"/>
+      </w:pPr>
+    </w:lvl>
+    <w:lvl w:ilvl="6" w:tplc="0419000F" w:tentative="1">
+      <w:start w:val="1"/>
+      <w:numFmt w:val="decimal"/>
+      <w:lvlText w:val="%7."/>
+      <w:lvlJc w:val="left"/>
+      <w:pPr>
+        <w:ind w:left="5749" w:hanging="360"/>
+      </w:pPr>
+    </w:lvl>
+    <w:lvl w:ilvl="7" w:tplc="04190019" w:tentative="1">
+      <w:start w:val="1"/>
+      <w:numFmt w:val="lowerLetter"/>
+      <w:lvlText w:val="%8."/>
+      <w:lvlJc w:val="left"/>
+      <w:pPr>
+        <w:ind w:left="6469" w:hanging="360"/>
+      </w:pPr>
+    </w:lvl>
+    <w:lvl w:ilvl="8" w:tplc="0419001B" w:tentative="1">
+      <w:start w:val="1"/>
+      <w:numFmt w:val="lowerRoman"/>
+      <w:lvlText w:val="%9."/>
+      <w:lvlJc w:val="right"/>
+      <w:pPr>
+        <w:ind w:left="7189" w:hanging="180"/>
+      </w:pPr>
+    </w:lvl>
+  </w:abstractNum>
+  <w:abstractNum w:abstractNumId="4">
     <w:nsid w:val="2C5A2941"/>
     <w:multiLevelType w:val="hybridMultilevel"/>
     <w:tmpl w:val="CBF65652"/>
@@ -5480,7 +5464,233 @@
       </w:rPr>
     </w:lvl>
   </w:abstractNum>
-  <w:abstractNum w:abstractNumId="4">
+  <w:abstractNum w:abstractNumId="5">
+    <w:nsid w:val="34D915D6"/>
+    <w:multiLevelType w:val="hybridMultilevel"/>
+    <w:tmpl w:val="C8085902"/>
+    <w:lvl w:ilvl="0" w:tplc="4D5898E8">
+      <w:start w:val="1"/>
+      <w:numFmt w:val="bullet"/>
+      <w:lvlText w:val=""/>
+      <w:lvlJc w:val="left"/>
+      <w:pPr>
+        <w:ind w:left="720" w:hanging="360"/>
+      </w:pPr>
+      <w:rPr>
+        <w:rFonts w:ascii="Symbol" w:hAnsi="Symbol" w:hint="default"/>
+      </w:rPr>
+    </w:lvl>
+    <w:lvl w:ilvl="1" w:tplc="04190003" w:tentative="1">
+      <w:start w:val="1"/>
+      <w:numFmt w:val="bullet"/>
+      <w:lvlText w:val="o"/>
+      <w:lvlJc w:val="left"/>
+      <w:pPr>
+        <w:ind w:left="1440" w:hanging="360"/>
+      </w:pPr>
+      <w:rPr>
+        <w:rFonts w:ascii="Courier New" w:hAnsi="Courier New" w:cs="Courier New" w:hint="default"/>
+      </w:rPr>
+    </w:lvl>
+    <w:lvl w:ilvl="2" w:tplc="04190005" w:tentative="1">
+      <w:start w:val="1"/>
+      <w:numFmt w:val="bullet"/>
+      <w:lvlText w:val=""/>
+      <w:lvlJc w:val="left"/>
+      <w:pPr>
+        <w:ind w:left="2160" w:hanging="360"/>
+      </w:pPr>
+      <w:rPr>
+        <w:rFonts w:ascii="Wingdings" w:hAnsi="Wingdings" w:hint="default"/>
+      </w:rPr>
+    </w:lvl>
+    <w:lvl w:ilvl="3" w:tplc="04190001" w:tentative="1">
+      <w:start w:val="1"/>
+      <w:numFmt w:val="bullet"/>
+      <w:lvlText w:val=""/>
+      <w:lvlJc w:val="left"/>
+      <w:pPr>
+        <w:ind w:left="2880" w:hanging="360"/>
+      </w:pPr>
+      <w:rPr>
+        <w:rFonts w:ascii="Symbol" w:hAnsi="Symbol" w:hint="default"/>
+      </w:rPr>
+    </w:lvl>
+    <w:lvl w:ilvl="4" w:tplc="04190003" w:tentative="1">
+      <w:start w:val="1"/>
+      <w:numFmt w:val="bullet"/>
+      <w:lvlText w:val="o"/>
+      <w:lvlJc w:val="left"/>
+      <w:pPr>
+        <w:ind w:left="3600" w:hanging="360"/>
+      </w:pPr>
+      <w:rPr>
+        <w:rFonts w:ascii="Courier New" w:hAnsi="Courier New" w:cs="Courier New" w:hint="default"/>
+      </w:rPr>
+    </w:lvl>
+    <w:lvl w:ilvl="5" w:tplc="04190005" w:tentative="1">
+      <w:start w:val="1"/>
+      <w:numFmt w:val="bullet"/>
+      <w:lvlText w:val=""/>
+      <w:lvlJc w:val="left"/>
+      <w:pPr>
+        <w:ind w:left="4320" w:hanging="360"/>
+      </w:pPr>
+      <w:rPr>
+        <w:rFonts w:ascii="Wingdings" w:hAnsi="Wingdings" w:hint="default"/>
+      </w:rPr>
+    </w:lvl>
+    <w:lvl w:ilvl="6" w:tplc="04190001" w:tentative="1">
+      <w:start w:val="1"/>
+      <w:numFmt w:val="bullet"/>
+      <w:lvlText w:val=""/>
+      <w:lvlJc w:val="left"/>
+      <w:pPr>
+        <w:ind w:left="5040" w:hanging="360"/>
+      </w:pPr>
+      <w:rPr>
+        <w:rFonts w:ascii="Symbol" w:hAnsi="Symbol" w:hint="default"/>
+      </w:rPr>
+    </w:lvl>
+    <w:lvl w:ilvl="7" w:tplc="04190003" w:tentative="1">
+      <w:start w:val="1"/>
+      <w:numFmt w:val="bullet"/>
+      <w:lvlText w:val="o"/>
+      <w:lvlJc w:val="left"/>
+      <w:pPr>
+        <w:ind w:left="5760" w:hanging="360"/>
+      </w:pPr>
+      <w:rPr>
+        <w:rFonts w:ascii="Courier New" w:hAnsi="Courier New" w:cs="Courier New" w:hint="default"/>
+      </w:rPr>
+    </w:lvl>
+    <w:lvl w:ilvl="8" w:tplc="04190005" w:tentative="1">
+      <w:start w:val="1"/>
+      <w:numFmt w:val="bullet"/>
+      <w:lvlText w:val=""/>
+      <w:lvlJc w:val="left"/>
+      <w:pPr>
+        <w:ind w:left="6480" w:hanging="360"/>
+      </w:pPr>
+      <w:rPr>
+        <w:rFonts w:ascii="Wingdings" w:hAnsi="Wingdings" w:hint="default"/>
+      </w:rPr>
+    </w:lvl>
+  </w:abstractNum>
+  <w:abstractNum w:abstractNumId="6">
+    <w:nsid w:val="404C5B81"/>
+    <w:multiLevelType w:val="hybridMultilevel"/>
+    <w:tmpl w:val="643E0C94"/>
+    <w:lvl w:ilvl="0" w:tplc="4D5898E8">
+      <w:start w:val="1"/>
+      <w:numFmt w:val="bullet"/>
+      <w:lvlText w:val=""/>
+      <w:lvlJc w:val="left"/>
+      <w:pPr>
+        <w:ind w:left="1429" w:hanging="360"/>
+      </w:pPr>
+      <w:rPr>
+        <w:rFonts w:ascii="Symbol" w:hAnsi="Symbol" w:hint="default"/>
+      </w:rPr>
+    </w:lvl>
+    <w:lvl w:ilvl="1" w:tplc="04190003" w:tentative="1">
+      <w:start w:val="1"/>
+      <w:numFmt w:val="bullet"/>
+      <w:lvlText w:val="o"/>
+      <w:lvlJc w:val="left"/>
+      <w:pPr>
+        <w:ind w:left="2149" w:hanging="360"/>
+      </w:pPr>
+      <w:rPr>
+        <w:rFonts w:ascii="Courier New" w:hAnsi="Courier New" w:cs="Courier New" w:hint="default"/>
+      </w:rPr>
+    </w:lvl>
+    <w:lvl w:ilvl="2" w:tplc="04190005" w:tentative="1">
+      <w:start w:val="1"/>
+      <w:numFmt w:val="bullet"/>
+      <w:lvlText w:val=""/>
+      <w:lvlJc w:val="left"/>
+      <w:pPr>
+        <w:ind w:left="2869" w:hanging="360"/>
+      </w:pPr>
+      <w:rPr>
+        <w:rFonts w:ascii="Wingdings" w:hAnsi="Wingdings" w:hint="default"/>
+      </w:rPr>
+    </w:lvl>
+    <w:lvl w:ilvl="3" w:tplc="04190001" w:tentative="1">
+      <w:start w:val="1"/>
+      <w:numFmt w:val="bullet"/>
+      <w:lvlText w:val=""/>
+      <w:lvlJc w:val="left"/>
+      <w:pPr>
+        <w:ind w:left="3589" w:hanging="360"/>
+      </w:pPr>
+      <w:rPr>
+        <w:rFonts w:ascii="Symbol" w:hAnsi="Symbol" w:hint="default"/>
+      </w:rPr>
+    </w:lvl>
+    <w:lvl w:ilvl="4" w:tplc="04190003" w:tentative="1">
+      <w:start w:val="1"/>
+      <w:numFmt w:val="bullet"/>
+      <w:lvlText w:val="o"/>
+      <w:lvlJc w:val="left"/>
+      <w:pPr>
+        <w:ind w:left="4309" w:hanging="360"/>
+      </w:pPr>
+      <w:rPr>
+        <w:rFonts w:ascii="Courier New" w:hAnsi="Courier New" w:cs="Courier New" w:hint="default"/>
+      </w:rPr>
+    </w:lvl>
+    <w:lvl w:ilvl="5" w:tplc="04190005" w:tentative="1">
+      <w:start w:val="1"/>
+      <w:numFmt w:val="bullet"/>
+      <w:lvlText w:val=""/>
+      <w:lvlJc w:val="left"/>
+      <w:pPr>
+        <w:ind w:left="5029" w:hanging="360"/>
+      </w:pPr>
+      <w:rPr>
+        <w:rFonts w:ascii="Wingdings" w:hAnsi="Wingdings" w:hint="default"/>
+      </w:rPr>
+    </w:lvl>
+    <w:lvl w:ilvl="6" w:tplc="04190001" w:tentative="1">
+      <w:start w:val="1"/>
+      <w:numFmt w:val="bullet"/>
+      <w:lvlText w:val=""/>
+      <w:lvlJc w:val="left"/>
+      <w:pPr>
+        <w:ind w:left="5749" w:hanging="360"/>
+      </w:pPr>
+      <w:rPr>
+        <w:rFonts w:ascii="Symbol" w:hAnsi="Symbol" w:hint="default"/>
+      </w:rPr>
+    </w:lvl>
+    <w:lvl w:ilvl="7" w:tplc="04190003" w:tentative="1">
+      <w:start w:val="1"/>
+      <w:numFmt w:val="bullet"/>
+      <w:lvlText w:val="o"/>
+      <w:lvlJc w:val="left"/>
+      <w:pPr>
+        <w:ind w:left="6469" w:hanging="360"/>
+      </w:pPr>
+      <w:rPr>
+        <w:rFonts w:ascii="Courier New" w:hAnsi="Courier New" w:cs="Courier New" w:hint="default"/>
+      </w:rPr>
+    </w:lvl>
+    <w:lvl w:ilvl="8" w:tplc="04190005" w:tentative="1">
+      <w:start w:val="1"/>
+      <w:numFmt w:val="bullet"/>
+      <w:lvlText w:val=""/>
+      <w:lvlJc w:val="left"/>
+      <w:pPr>
+        <w:ind w:left="7189" w:hanging="360"/>
+      </w:pPr>
+      <w:rPr>
+        <w:rFonts w:ascii="Wingdings" w:hAnsi="Wingdings" w:hint="default"/>
+      </w:rPr>
+    </w:lvl>
+  </w:abstractNum>
+  <w:abstractNum w:abstractNumId="7">
     <w:nsid w:val="41786C57"/>
     <w:multiLevelType w:val="hybridMultilevel"/>
     <w:tmpl w:val="4CCA6E1C"/>
@@ -5593,7 +5803,7 @@
       </w:rPr>
     </w:lvl>
   </w:abstractNum>
-  <w:abstractNum w:abstractNumId="5">
+  <w:abstractNum w:abstractNumId="8">
     <w:nsid w:val="45FE765B"/>
     <w:multiLevelType w:val="hybridMultilevel"/>
     <w:tmpl w:val="924E4C7C"/>
@@ -5706,7 +5916,7 @@
       </w:rPr>
     </w:lvl>
   </w:abstractNum>
-  <w:abstractNum w:abstractNumId="6">
+  <w:abstractNum w:abstractNumId="9">
     <w:nsid w:val="47C4799A"/>
     <w:multiLevelType w:val="hybridMultilevel"/>
     <w:tmpl w:val="D0CCD2BA"/>
@@ -5819,10 +6029,1226 @@
       </w:rPr>
     </w:lvl>
   </w:abstractNum>
-  <w:abstractNum w:abstractNumId="7">
+  <w:abstractNum w:abstractNumId="10">
+    <w:nsid w:val="49FE5023"/>
+    <w:multiLevelType w:val="hybridMultilevel"/>
+    <w:tmpl w:val="1298C5B6"/>
+    <w:lvl w:ilvl="0" w:tplc="04190001">
+      <w:start w:val="1"/>
+      <w:numFmt w:val="bullet"/>
+      <w:lvlText w:val=""/>
+      <w:lvlJc w:val="left"/>
+      <w:pPr>
+        <w:ind w:left="1429" w:hanging="360"/>
+      </w:pPr>
+      <w:rPr>
+        <w:rFonts w:ascii="Symbol" w:hAnsi="Symbol" w:hint="default"/>
+      </w:rPr>
+    </w:lvl>
+    <w:lvl w:ilvl="1" w:tplc="04190003" w:tentative="1">
+      <w:start w:val="1"/>
+      <w:numFmt w:val="bullet"/>
+      <w:lvlText w:val="o"/>
+      <w:lvlJc w:val="left"/>
+      <w:pPr>
+        <w:ind w:left="2149" w:hanging="360"/>
+      </w:pPr>
+      <w:rPr>
+        <w:rFonts w:ascii="Courier New" w:hAnsi="Courier New" w:cs="Courier New" w:hint="default"/>
+      </w:rPr>
+    </w:lvl>
+    <w:lvl w:ilvl="2" w:tplc="04190005" w:tentative="1">
+      <w:start w:val="1"/>
+      <w:numFmt w:val="bullet"/>
+      <w:lvlText w:val=""/>
+      <w:lvlJc w:val="left"/>
+      <w:pPr>
+        <w:ind w:left="2869" w:hanging="360"/>
+      </w:pPr>
+      <w:rPr>
+        <w:rFonts w:ascii="Wingdings" w:hAnsi="Wingdings" w:hint="default"/>
+      </w:rPr>
+    </w:lvl>
+    <w:lvl w:ilvl="3" w:tplc="04190001" w:tentative="1">
+      <w:start w:val="1"/>
+      <w:numFmt w:val="bullet"/>
+      <w:lvlText w:val=""/>
+      <w:lvlJc w:val="left"/>
+      <w:pPr>
+        <w:ind w:left="3589" w:hanging="360"/>
+      </w:pPr>
+      <w:rPr>
+        <w:rFonts w:ascii="Symbol" w:hAnsi="Symbol" w:hint="default"/>
+      </w:rPr>
+    </w:lvl>
+    <w:lvl w:ilvl="4" w:tplc="04190003" w:tentative="1">
+      <w:start w:val="1"/>
+      <w:numFmt w:val="bullet"/>
+      <w:lvlText w:val="o"/>
+      <w:lvlJc w:val="left"/>
+      <w:pPr>
+        <w:ind w:left="4309" w:hanging="360"/>
+      </w:pPr>
+      <w:rPr>
+        <w:rFonts w:ascii="Courier New" w:hAnsi="Courier New" w:cs="Courier New" w:hint="default"/>
+      </w:rPr>
+    </w:lvl>
+    <w:lvl w:ilvl="5" w:tplc="04190005" w:tentative="1">
+      <w:start w:val="1"/>
+      <w:numFmt w:val="bullet"/>
+      <w:lvlText w:val=""/>
+      <w:lvlJc w:val="left"/>
+      <w:pPr>
+        <w:ind w:left="5029" w:hanging="360"/>
+      </w:pPr>
+      <w:rPr>
+        <w:rFonts w:ascii="Wingdings" w:hAnsi="Wingdings" w:hint="default"/>
+      </w:rPr>
+    </w:lvl>
+    <w:lvl w:ilvl="6" w:tplc="04190001" w:tentative="1">
+      <w:start w:val="1"/>
+      <w:numFmt w:val="bullet"/>
+      <w:lvlText w:val=""/>
+      <w:lvlJc w:val="left"/>
+      <w:pPr>
+        <w:ind w:left="5749" w:hanging="360"/>
+      </w:pPr>
+      <w:rPr>
+        <w:rFonts w:ascii="Symbol" w:hAnsi="Symbol" w:hint="default"/>
+      </w:rPr>
+    </w:lvl>
+    <w:lvl w:ilvl="7" w:tplc="04190003" w:tentative="1">
+      <w:start w:val="1"/>
+      <w:numFmt w:val="bullet"/>
+      <w:lvlText w:val="o"/>
+      <w:lvlJc w:val="left"/>
+      <w:pPr>
+        <w:ind w:left="6469" w:hanging="360"/>
+      </w:pPr>
+      <w:rPr>
+        <w:rFonts w:ascii="Courier New" w:hAnsi="Courier New" w:cs="Courier New" w:hint="default"/>
+      </w:rPr>
+    </w:lvl>
+    <w:lvl w:ilvl="8" w:tplc="04190005" w:tentative="1">
+      <w:start w:val="1"/>
+      <w:numFmt w:val="bullet"/>
+      <w:lvlText w:val=""/>
+      <w:lvlJc w:val="left"/>
+      <w:pPr>
+        <w:ind w:left="7189" w:hanging="360"/>
+      </w:pPr>
+      <w:rPr>
+        <w:rFonts w:ascii="Wingdings" w:hAnsi="Wingdings" w:hint="default"/>
+      </w:rPr>
+    </w:lvl>
+  </w:abstractNum>
+  <w:abstractNum w:abstractNumId="11">
+    <w:nsid w:val="4F292354"/>
+    <w:multiLevelType w:val="hybridMultilevel"/>
+    <w:tmpl w:val="1EAADE06"/>
+    <w:lvl w:ilvl="0" w:tplc="4D5898E8">
+      <w:start w:val="1"/>
+      <w:numFmt w:val="bullet"/>
+      <w:lvlText w:val=""/>
+      <w:lvlJc w:val="left"/>
+      <w:pPr>
+        <w:ind w:left="1429" w:hanging="360"/>
+      </w:pPr>
+      <w:rPr>
+        <w:rFonts w:ascii="Symbol" w:hAnsi="Symbol" w:hint="default"/>
+      </w:rPr>
+    </w:lvl>
+    <w:lvl w:ilvl="1" w:tplc="04190003" w:tentative="1">
+      <w:start w:val="1"/>
+      <w:numFmt w:val="bullet"/>
+      <w:lvlText w:val="o"/>
+      <w:lvlJc w:val="left"/>
+      <w:pPr>
+        <w:ind w:left="2149" w:hanging="360"/>
+      </w:pPr>
+      <w:rPr>
+        <w:rFonts w:ascii="Courier New" w:hAnsi="Courier New" w:cs="Courier New" w:hint="default"/>
+      </w:rPr>
+    </w:lvl>
+    <w:lvl w:ilvl="2" w:tplc="04190005" w:tentative="1">
+      <w:start w:val="1"/>
+      <w:numFmt w:val="bullet"/>
+      <w:lvlText w:val=""/>
+      <w:lvlJc w:val="left"/>
+      <w:pPr>
+        <w:ind w:left="2869" w:hanging="360"/>
+      </w:pPr>
+      <w:rPr>
+        <w:rFonts w:ascii="Wingdings" w:hAnsi="Wingdings" w:hint="default"/>
+      </w:rPr>
+    </w:lvl>
+    <w:lvl w:ilvl="3" w:tplc="04190001" w:tentative="1">
+      <w:start w:val="1"/>
+      <w:numFmt w:val="bullet"/>
+      <w:lvlText w:val=""/>
+      <w:lvlJc w:val="left"/>
+      <w:pPr>
+        <w:ind w:left="3589" w:hanging="360"/>
+      </w:pPr>
+      <w:rPr>
+        <w:rFonts w:ascii="Symbol" w:hAnsi="Symbol" w:hint="default"/>
+      </w:rPr>
+    </w:lvl>
+    <w:lvl w:ilvl="4" w:tplc="04190003" w:tentative="1">
+      <w:start w:val="1"/>
+      <w:numFmt w:val="bullet"/>
+      <w:lvlText w:val="o"/>
+      <w:lvlJc w:val="left"/>
+      <w:pPr>
+        <w:ind w:left="4309" w:hanging="360"/>
+      </w:pPr>
+      <w:rPr>
+        <w:rFonts w:ascii="Courier New" w:hAnsi="Courier New" w:cs="Courier New" w:hint="default"/>
+      </w:rPr>
+    </w:lvl>
+    <w:lvl w:ilvl="5" w:tplc="04190005" w:tentative="1">
+      <w:start w:val="1"/>
+      <w:numFmt w:val="bullet"/>
+      <w:lvlText w:val=""/>
+      <w:lvlJc w:val="left"/>
+      <w:pPr>
+        <w:ind w:left="5029" w:hanging="360"/>
+      </w:pPr>
+      <w:rPr>
+        <w:rFonts w:ascii="Wingdings" w:hAnsi="Wingdings" w:hint="default"/>
+      </w:rPr>
+    </w:lvl>
+    <w:lvl w:ilvl="6" w:tplc="04190001" w:tentative="1">
+      <w:start w:val="1"/>
+      <w:numFmt w:val="bullet"/>
+      <w:lvlText w:val=""/>
+      <w:lvlJc w:val="left"/>
+      <w:pPr>
+        <w:ind w:left="5749" w:hanging="360"/>
+      </w:pPr>
+      <w:rPr>
+        <w:rFonts w:ascii="Symbol" w:hAnsi="Symbol" w:hint="default"/>
+      </w:rPr>
+    </w:lvl>
+    <w:lvl w:ilvl="7" w:tplc="04190003" w:tentative="1">
+      <w:start w:val="1"/>
+      <w:numFmt w:val="bullet"/>
+      <w:lvlText w:val="o"/>
+      <w:lvlJc w:val="left"/>
+      <w:pPr>
+        <w:ind w:left="6469" w:hanging="360"/>
+      </w:pPr>
+      <w:rPr>
+        <w:rFonts w:ascii="Courier New" w:hAnsi="Courier New" w:cs="Courier New" w:hint="default"/>
+      </w:rPr>
+    </w:lvl>
+    <w:lvl w:ilvl="8" w:tplc="04190005" w:tentative="1">
+      <w:start w:val="1"/>
+      <w:numFmt w:val="bullet"/>
+      <w:lvlText w:val=""/>
+      <w:lvlJc w:val="left"/>
+      <w:pPr>
+        <w:ind w:left="7189" w:hanging="360"/>
+      </w:pPr>
+      <w:rPr>
+        <w:rFonts w:ascii="Wingdings" w:hAnsi="Wingdings" w:hint="default"/>
+      </w:rPr>
+    </w:lvl>
+  </w:abstractNum>
+  <w:abstractNum w:abstractNumId="12">
+    <w:nsid w:val="4F2D2DA1"/>
+    <w:multiLevelType w:val="hybridMultilevel"/>
+    <w:tmpl w:val="563E0F88"/>
+    <w:lvl w:ilvl="0" w:tplc="0419000F">
+      <w:start w:val="1"/>
+      <w:numFmt w:val="decimal"/>
+      <w:lvlText w:val="%1."/>
+      <w:lvlJc w:val="left"/>
+      <w:pPr>
+        <w:ind w:left="1429" w:hanging="360"/>
+      </w:pPr>
+    </w:lvl>
+    <w:lvl w:ilvl="1" w:tplc="04190019" w:tentative="1">
+      <w:start w:val="1"/>
+      <w:numFmt w:val="lowerLetter"/>
+      <w:lvlText w:val="%2."/>
+      <w:lvlJc w:val="left"/>
+      <w:pPr>
+        <w:ind w:left="2149" w:hanging="360"/>
+      </w:pPr>
+    </w:lvl>
+    <w:lvl w:ilvl="2" w:tplc="0419001B" w:tentative="1">
+      <w:start w:val="1"/>
+      <w:numFmt w:val="lowerRoman"/>
+      <w:lvlText w:val="%3."/>
+      <w:lvlJc w:val="right"/>
+      <w:pPr>
+        <w:ind w:left="2869" w:hanging="180"/>
+      </w:pPr>
+    </w:lvl>
+    <w:lvl w:ilvl="3" w:tplc="0419000F" w:tentative="1">
+      <w:start w:val="1"/>
+      <w:numFmt w:val="decimal"/>
+      <w:lvlText w:val="%4."/>
+      <w:lvlJc w:val="left"/>
+      <w:pPr>
+        <w:ind w:left="3589" w:hanging="360"/>
+      </w:pPr>
+    </w:lvl>
+    <w:lvl w:ilvl="4" w:tplc="04190019" w:tentative="1">
+      <w:start w:val="1"/>
+      <w:numFmt w:val="lowerLetter"/>
+      <w:lvlText w:val="%5."/>
+      <w:lvlJc w:val="left"/>
+      <w:pPr>
+        <w:ind w:left="4309" w:hanging="360"/>
+      </w:pPr>
+    </w:lvl>
+    <w:lvl w:ilvl="5" w:tplc="0419001B" w:tentative="1">
+      <w:start w:val="1"/>
+      <w:numFmt w:val="lowerRoman"/>
+      <w:lvlText w:val="%6."/>
+      <w:lvlJc w:val="right"/>
+      <w:pPr>
+        <w:ind w:left="5029" w:hanging="180"/>
+      </w:pPr>
+    </w:lvl>
+    <w:lvl w:ilvl="6" w:tplc="0419000F" w:tentative="1">
+      <w:start w:val="1"/>
+      <w:numFmt w:val="decimal"/>
+      <w:lvlText w:val="%7."/>
+      <w:lvlJc w:val="left"/>
+      <w:pPr>
+        <w:ind w:left="5749" w:hanging="360"/>
+      </w:pPr>
+    </w:lvl>
+    <w:lvl w:ilvl="7" w:tplc="04190019" w:tentative="1">
+      <w:start w:val="1"/>
+      <w:numFmt w:val="lowerLetter"/>
+      <w:lvlText w:val="%8."/>
+      <w:lvlJc w:val="left"/>
+      <w:pPr>
+        <w:ind w:left="6469" w:hanging="360"/>
+      </w:pPr>
+    </w:lvl>
+    <w:lvl w:ilvl="8" w:tplc="0419001B" w:tentative="1">
+      <w:start w:val="1"/>
+      <w:numFmt w:val="lowerRoman"/>
+      <w:lvlText w:val="%9."/>
+      <w:lvlJc w:val="right"/>
+      <w:pPr>
+        <w:ind w:left="7189" w:hanging="180"/>
+      </w:pPr>
+    </w:lvl>
+  </w:abstractNum>
+  <w:abstractNum w:abstractNumId="13">
+    <w:nsid w:val="4FBF0A68"/>
+    <w:multiLevelType w:val="hybridMultilevel"/>
+    <w:tmpl w:val="B734E478"/>
+    <w:lvl w:ilvl="0" w:tplc="4D5898E8">
+      <w:start w:val="1"/>
+      <w:numFmt w:val="bullet"/>
+      <w:lvlText w:val=""/>
+      <w:lvlJc w:val="left"/>
+      <w:pPr>
+        <w:ind w:left="1429" w:hanging="360"/>
+      </w:pPr>
+      <w:rPr>
+        <w:rFonts w:ascii="Symbol" w:hAnsi="Symbol" w:hint="default"/>
+      </w:rPr>
+    </w:lvl>
+    <w:lvl w:ilvl="1" w:tplc="04190003" w:tentative="1">
+      <w:start w:val="1"/>
+      <w:numFmt w:val="bullet"/>
+      <w:lvlText w:val="o"/>
+      <w:lvlJc w:val="left"/>
+      <w:pPr>
+        <w:ind w:left="2149" w:hanging="360"/>
+      </w:pPr>
+      <w:rPr>
+        <w:rFonts w:ascii="Courier New" w:hAnsi="Courier New" w:cs="Courier New" w:hint="default"/>
+      </w:rPr>
+    </w:lvl>
+    <w:lvl w:ilvl="2" w:tplc="04190005" w:tentative="1">
+      <w:start w:val="1"/>
+      <w:numFmt w:val="bullet"/>
+      <w:lvlText w:val=""/>
+      <w:lvlJc w:val="left"/>
+      <w:pPr>
+        <w:ind w:left="2869" w:hanging="360"/>
+      </w:pPr>
+      <w:rPr>
+        <w:rFonts w:ascii="Wingdings" w:hAnsi="Wingdings" w:hint="default"/>
+      </w:rPr>
+    </w:lvl>
+    <w:lvl w:ilvl="3" w:tplc="04190001" w:tentative="1">
+      <w:start w:val="1"/>
+      <w:numFmt w:val="bullet"/>
+      <w:lvlText w:val=""/>
+      <w:lvlJc w:val="left"/>
+      <w:pPr>
+        <w:ind w:left="3589" w:hanging="360"/>
+      </w:pPr>
+      <w:rPr>
+        <w:rFonts w:ascii="Symbol" w:hAnsi="Symbol" w:hint="default"/>
+      </w:rPr>
+    </w:lvl>
+    <w:lvl w:ilvl="4" w:tplc="04190003" w:tentative="1">
+      <w:start w:val="1"/>
+      <w:numFmt w:val="bullet"/>
+      <w:lvlText w:val="o"/>
+      <w:lvlJc w:val="left"/>
+      <w:pPr>
+        <w:ind w:left="4309" w:hanging="360"/>
+      </w:pPr>
+      <w:rPr>
+        <w:rFonts w:ascii="Courier New" w:hAnsi="Courier New" w:cs="Courier New" w:hint="default"/>
+      </w:rPr>
+    </w:lvl>
+    <w:lvl w:ilvl="5" w:tplc="04190005" w:tentative="1">
+      <w:start w:val="1"/>
+      <w:numFmt w:val="bullet"/>
+      <w:lvlText w:val=""/>
+      <w:lvlJc w:val="left"/>
+      <w:pPr>
+        <w:ind w:left="5029" w:hanging="360"/>
+      </w:pPr>
+      <w:rPr>
+        <w:rFonts w:ascii="Wingdings" w:hAnsi="Wingdings" w:hint="default"/>
+      </w:rPr>
+    </w:lvl>
+    <w:lvl w:ilvl="6" w:tplc="04190001" w:tentative="1">
+      <w:start w:val="1"/>
+      <w:numFmt w:val="bullet"/>
+      <w:lvlText w:val=""/>
+      <w:lvlJc w:val="left"/>
+      <w:pPr>
+        <w:ind w:left="5749" w:hanging="360"/>
+      </w:pPr>
+      <w:rPr>
+        <w:rFonts w:ascii="Symbol" w:hAnsi="Symbol" w:hint="default"/>
+      </w:rPr>
+    </w:lvl>
+    <w:lvl w:ilvl="7" w:tplc="04190003" w:tentative="1">
+      <w:start w:val="1"/>
+      <w:numFmt w:val="bullet"/>
+      <w:lvlText w:val="o"/>
+      <w:lvlJc w:val="left"/>
+      <w:pPr>
+        <w:ind w:left="6469" w:hanging="360"/>
+      </w:pPr>
+      <w:rPr>
+        <w:rFonts w:ascii="Courier New" w:hAnsi="Courier New" w:cs="Courier New" w:hint="default"/>
+      </w:rPr>
+    </w:lvl>
+    <w:lvl w:ilvl="8" w:tplc="04190005" w:tentative="1">
+      <w:start w:val="1"/>
+      <w:numFmt w:val="bullet"/>
+      <w:lvlText w:val=""/>
+      <w:lvlJc w:val="left"/>
+      <w:pPr>
+        <w:ind w:left="7189" w:hanging="360"/>
+      </w:pPr>
+      <w:rPr>
+        <w:rFonts w:ascii="Wingdings" w:hAnsi="Wingdings" w:hint="default"/>
+      </w:rPr>
+    </w:lvl>
+  </w:abstractNum>
+  <w:abstractNum w:abstractNumId="14">
+    <w:nsid w:val="53D43E66"/>
+    <w:multiLevelType w:val="hybridMultilevel"/>
+    <w:tmpl w:val="2898B492"/>
+    <w:lvl w:ilvl="0" w:tplc="4D5898E8">
+      <w:start w:val="1"/>
+      <w:numFmt w:val="bullet"/>
+      <w:lvlText w:val=""/>
+      <w:lvlJc w:val="left"/>
+      <w:pPr>
+        <w:ind w:left="720" w:hanging="360"/>
+      </w:pPr>
+      <w:rPr>
+        <w:rFonts w:ascii="Symbol" w:hAnsi="Symbol" w:hint="default"/>
+      </w:rPr>
+    </w:lvl>
+    <w:lvl w:ilvl="1" w:tplc="04190003" w:tentative="1">
+      <w:start w:val="1"/>
+      <w:numFmt w:val="bullet"/>
+      <w:lvlText w:val="o"/>
+      <w:lvlJc w:val="left"/>
+      <w:pPr>
+        <w:ind w:left="1440" w:hanging="360"/>
+      </w:pPr>
+      <w:rPr>
+        <w:rFonts w:ascii="Courier New" w:hAnsi="Courier New" w:cs="Courier New" w:hint="default"/>
+      </w:rPr>
+    </w:lvl>
+    <w:lvl w:ilvl="2" w:tplc="04190005" w:tentative="1">
+      <w:start w:val="1"/>
+      <w:numFmt w:val="bullet"/>
+      <w:lvlText w:val=""/>
+      <w:lvlJc w:val="left"/>
+      <w:pPr>
+        <w:ind w:left="2160" w:hanging="360"/>
+      </w:pPr>
+      <w:rPr>
+        <w:rFonts w:ascii="Wingdings" w:hAnsi="Wingdings" w:hint="default"/>
+      </w:rPr>
+    </w:lvl>
+    <w:lvl w:ilvl="3" w:tplc="04190001" w:tentative="1">
+      <w:start w:val="1"/>
+      <w:numFmt w:val="bullet"/>
+      <w:lvlText w:val=""/>
+      <w:lvlJc w:val="left"/>
+      <w:pPr>
+        <w:ind w:left="2880" w:hanging="360"/>
+      </w:pPr>
+      <w:rPr>
+        <w:rFonts w:ascii="Symbol" w:hAnsi="Symbol" w:hint="default"/>
+      </w:rPr>
+    </w:lvl>
+    <w:lvl w:ilvl="4" w:tplc="04190003" w:tentative="1">
+      <w:start w:val="1"/>
+      <w:numFmt w:val="bullet"/>
+      <w:lvlText w:val="o"/>
+      <w:lvlJc w:val="left"/>
+      <w:pPr>
+        <w:ind w:left="3600" w:hanging="360"/>
+      </w:pPr>
+      <w:rPr>
+        <w:rFonts w:ascii="Courier New" w:hAnsi="Courier New" w:cs="Courier New" w:hint="default"/>
+      </w:rPr>
+    </w:lvl>
+    <w:lvl w:ilvl="5" w:tplc="04190005" w:tentative="1">
+      <w:start w:val="1"/>
+      <w:numFmt w:val="bullet"/>
+      <w:lvlText w:val=""/>
+      <w:lvlJc w:val="left"/>
+      <w:pPr>
+        <w:ind w:left="4320" w:hanging="360"/>
+      </w:pPr>
+      <w:rPr>
+        <w:rFonts w:ascii="Wingdings" w:hAnsi="Wingdings" w:hint="default"/>
+      </w:rPr>
+    </w:lvl>
+    <w:lvl w:ilvl="6" w:tplc="04190001" w:tentative="1">
+      <w:start w:val="1"/>
+      <w:numFmt w:val="bullet"/>
+      <w:lvlText w:val=""/>
+      <w:lvlJc w:val="left"/>
+      <w:pPr>
+        <w:ind w:left="5040" w:hanging="360"/>
+      </w:pPr>
+      <w:rPr>
+        <w:rFonts w:ascii="Symbol" w:hAnsi="Symbol" w:hint="default"/>
+      </w:rPr>
+    </w:lvl>
+    <w:lvl w:ilvl="7" w:tplc="04190003" w:tentative="1">
+      <w:start w:val="1"/>
+      <w:numFmt w:val="bullet"/>
+      <w:lvlText w:val="o"/>
+      <w:lvlJc w:val="left"/>
+      <w:pPr>
+        <w:ind w:left="5760" w:hanging="360"/>
+      </w:pPr>
+      <w:rPr>
+        <w:rFonts w:ascii="Courier New" w:hAnsi="Courier New" w:cs="Courier New" w:hint="default"/>
+      </w:rPr>
+    </w:lvl>
+    <w:lvl w:ilvl="8" w:tplc="04190005" w:tentative="1">
+      <w:start w:val="1"/>
+      <w:numFmt w:val="bullet"/>
+      <w:lvlText w:val=""/>
+      <w:lvlJc w:val="left"/>
+      <w:pPr>
+        <w:ind w:left="6480" w:hanging="360"/>
+      </w:pPr>
+      <w:rPr>
+        <w:rFonts w:ascii="Wingdings" w:hAnsi="Wingdings" w:hint="default"/>
+      </w:rPr>
+    </w:lvl>
+  </w:abstractNum>
+  <w:abstractNum w:abstractNumId="15">
+    <w:nsid w:val="555566FE"/>
+    <w:multiLevelType w:val="hybridMultilevel"/>
+    <w:tmpl w:val="E4424406"/>
+    <w:lvl w:ilvl="0" w:tplc="4D5898E8">
+      <w:start w:val="1"/>
+      <w:numFmt w:val="bullet"/>
+      <w:lvlText w:val=""/>
+      <w:lvlJc w:val="left"/>
+      <w:pPr>
+        <w:ind w:left="1429" w:hanging="360"/>
+      </w:pPr>
+      <w:rPr>
+        <w:rFonts w:ascii="Symbol" w:hAnsi="Symbol" w:hint="default"/>
+      </w:rPr>
+    </w:lvl>
+    <w:lvl w:ilvl="1" w:tplc="04190003" w:tentative="1">
+      <w:start w:val="1"/>
+      <w:numFmt w:val="bullet"/>
+      <w:lvlText w:val="o"/>
+      <w:lvlJc w:val="left"/>
+      <w:pPr>
+        <w:ind w:left="2149" w:hanging="360"/>
+      </w:pPr>
+      <w:rPr>
+        <w:rFonts w:ascii="Courier New" w:hAnsi="Courier New" w:cs="Courier New" w:hint="default"/>
+      </w:rPr>
+    </w:lvl>
+    <w:lvl w:ilvl="2" w:tplc="04190005" w:tentative="1">
+      <w:start w:val="1"/>
+      <w:numFmt w:val="bullet"/>
+      <w:lvlText w:val=""/>
+      <w:lvlJc w:val="left"/>
+      <w:pPr>
+        <w:ind w:left="2869" w:hanging="360"/>
+      </w:pPr>
+      <w:rPr>
+        <w:rFonts w:ascii="Wingdings" w:hAnsi="Wingdings" w:hint="default"/>
+      </w:rPr>
+    </w:lvl>
+    <w:lvl w:ilvl="3" w:tplc="04190001" w:tentative="1">
+      <w:start w:val="1"/>
+      <w:numFmt w:val="bullet"/>
+      <w:lvlText w:val=""/>
+      <w:lvlJc w:val="left"/>
+      <w:pPr>
+        <w:ind w:left="3589" w:hanging="360"/>
+      </w:pPr>
+      <w:rPr>
+        <w:rFonts w:ascii="Symbol" w:hAnsi="Symbol" w:hint="default"/>
+      </w:rPr>
+    </w:lvl>
+    <w:lvl w:ilvl="4" w:tplc="04190003" w:tentative="1">
+      <w:start w:val="1"/>
+      <w:numFmt w:val="bullet"/>
+      <w:lvlText w:val="o"/>
+      <w:lvlJc w:val="left"/>
+      <w:pPr>
+        <w:ind w:left="4309" w:hanging="360"/>
+      </w:pPr>
+      <w:rPr>
+        <w:rFonts w:ascii="Courier New" w:hAnsi="Courier New" w:cs="Courier New" w:hint="default"/>
+      </w:rPr>
+    </w:lvl>
+    <w:lvl w:ilvl="5" w:tplc="04190005" w:tentative="1">
+      <w:start w:val="1"/>
+      <w:numFmt w:val="bullet"/>
+      <w:lvlText w:val=""/>
+      <w:lvlJc w:val="left"/>
+      <w:pPr>
+        <w:ind w:left="5029" w:hanging="360"/>
+      </w:pPr>
+      <w:rPr>
+        <w:rFonts w:ascii="Wingdings" w:hAnsi="Wingdings" w:hint="default"/>
+      </w:rPr>
+    </w:lvl>
+    <w:lvl w:ilvl="6" w:tplc="04190001" w:tentative="1">
+      <w:start w:val="1"/>
+      <w:numFmt w:val="bullet"/>
+      <w:lvlText w:val=""/>
+      <w:lvlJc w:val="left"/>
+      <w:pPr>
+        <w:ind w:left="5749" w:hanging="360"/>
+      </w:pPr>
+      <w:rPr>
+        <w:rFonts w:ascii="Symbol" w:hAnsi="Symbol" w:hint="default"/>
+      </w:rPr>
+    </w:lvl>
+    <w:lvl w:ilvl="7" w:tplc="04190003" w:tentative="1">
+      <w:start w:val="1"/>
+      <w:numFmt w:val="bullet"/>
+      <w:lvlText w:val="o"/>
+      <w:lvlJc w:val="left"/>
+      <w:pPr>
+        <w:ind w:left="6469" w:hanging="360"/>
+      </w:pPr>
+      <w:rPr>
+        <w:rFonts w:ascii="Courier New" w:hAnsi="Courier New" w:cs="Courier New" w:hint="default"/>
+      </w:rPr>
+    </w:lvl>
+    <w:lvl w:ilvl="8" w:tplc="04190005" w:tentative="1">
+      <w:start w:val="1"/>
+      <w:numFmt w:val="bullet"/>
+      <w:lvlText w:val=""/>
+      <w:lvlJc w:val="left"/>
+      <w:pPr>
+        <w:ind w:left="7189" w:hanging="360"/>
+      </w:pPr>
+      <w:rPr>
+        <w:rFonts w:ascii="Wingdings" w:hAnsi="Wingdings" w:hint="default"/>
+      </w:rPr>
+    </w:lvl>
+  </w:abstractNum>
+  <w:abstractNum w:abstractNumId="16">
+    <w:nsid w:val="56176D10"/>
+    <w:multiLevelType w:val="hybridMultilevel"/>
+    <w:tmpl w:val="B7B8B48E"/>
+    <w:lvl w:ilvl="0" w:tplc="4D5898E8">
+      <w:start w:val="1"/>
+      <w:numFmt w:val="bullet"/>
+      <w:lvlText w:val=""/>
+      <w:lvlJc w:val="left"/>
+      <w:pPr>
+        <w:ind w:left="1429" w:hanging="360"/>
+      </w:pPr>
+      <w:rPr>
+        <w:rFonts w:ascii="Symbol" w:hAnsi="Symbol" w:hint="default"/>
+      </w:rPr>
+    </w:lvl>
+    <w:lvl w:ilvl="1" w:tplc="04190003" w:tentative="1">
+      <w:start w:val="1"/>
+      <w:numFmt w:val="bullet"/>
+      <w:lvlText w:val="o"/>
+      <w:lvlJc w:val="left"/>
+      <w:pPr>
+        <w:ind w:left="2149" w:hanging="360"/>
+      </w:pPr>
+      <w:rPr>
+        <w:rFonts w:ascii="Courier New" w:hAnsi="Courier New" w:cs="Courier New" w:hint="default"/>
+      </w:rPr>
+    </w:lvl>
+    <w:lvl w:ilvl="2" w:tplc="04190005" w:tentative="1">
+      <w:start w:val="1"/>
+      <w:numFmt w:val="bullet"/>
+      <w:lvlText w:val=""/>
+      <w:lvlJc w:val="left"/>
+      <w:pPr>
+        <w:ind w:left="2869" w:hanging="360"/>
+      </w:pPr>
+      <w:rPr>
+        <w:rFonts w:ascii="Wingdings" w:hAnsi="Wingdings" w:hint="default"/>
+      </w:rPr>
+    </w:lvl>
+    <w:lvl w:ilvl="3" w:tplc="04190001" w:tentative="1">
+      <w:start w:val="1"/>
+      <w:numFmt w:val="bullet"/>
+      <w:lvlText w:val=""/>
+      <w:lvlJc w:val="left"/>
+      <w:pPr>
+        <w:ind w:left="3589" w:hanging="360"/>
+      </w:pPr>
+      <w:rPr>
+        <w:rFonts w:ascii="Symbol" w:hAnsi="Symbol" w:hint="default"/>
+      </w:rPr>
+    </w:lvl>
+    <w:lvl w:ilvl="4" w:tplc="04190003" w:tentative="1">
+      <w:start w:val="1"/>
+      <w:numFmt w:val="bullet"/>
+      <w:lvlText w:val="o"/>
+      <w:lvlJc w:val="left"/>
+      <w:pPr>
+        <w:ind w:left="4309" w:hanging="360"/>
+      </w:pPr>
+      <w:rPr>
+        <w:rFonts w:ascii="Courier New" w:hAnsi="Courier New" w:cs="Courier New" w:hint="default"/>
+      </w:rPr>
+    </w:lvl>
+    <w:lvl w:ilvl="5" w:tplc="04190005" w:tentative="1">
+      <w:start w:val="1"/>
+      <w:numFmt w:val="bullet"/>
+      <w:lvlText w:val=""/>
+      <w:lvlJc w:val="left"/>
+      <w:pPr>
+        <w:ind w:left="5029" w:hanging="360"/>
+      </w:pPr>
+      <w:rPr>
+        <w:rFonts w:ascii="Wingdings" w:hAnsi="Wingdings" w:hint="default"/>
+      </w:rPr>
+    </w:lvl>
+    <w:lvl w:ilvl="6" w:tplc="04190001" w:tentative="1">
+      <w:start w:val="1"/>
+      <w:numFmt w:val="bullet"/>
+      <w:lvlText w:val=""/>
+      <w:lvlJc w:val="left"/>
+      <w:pPr>
+        <w:ind w:left="5749" w:hanging="360"/>
+      </w:pPr>
+      <w:rPr>
+        <w:rFonts w:ascii="Symbol" w:hAnsi="Symbol" w:hint="default"/>
+      </w:rPr>
+    </w:lvl>
+    <w:lvl w:ilvl="7" w:tplc="04190003" w:tentative="1">
+      <w:start w:val="1"/>
+      <w:numFmt w:val="bullet"/>
+      <w:lvlText w:val="o"/>
+      <w:lvlJc w:val="left"/>
+      <w:pPr>
+        <w:ind w:left="6469" w:hanging="360"/>
+      </w:pPr>
+      <w:rPr>
+        <w:rFonts w:ascii="Courier New" w:hAnsi="Courier New" w:cs="Courier New" w:hint="default"/>
+      </w:rPr>
+    </w:lvl>
+    <w:lvl w:ilvl="8" w:tplc="04190005" w:tentative="1">
+      <w:start w:val="1"/>
+      <w:numFmt w:val="bullet"/>
+      <w:lvlText w:val=""/>
+      <w:lvlJc w:val="left"/>
+      <w:pPr>
+        <w:ind w:left="7189" w:hanging="360"/>
+      </w:pPr>
+      <w:rPr>
+        <w:rFonts w:ascii="Wingdings" w:hAnsi="Wingdings" w:hint="default"/>
+      </w:rPr>
+    </w:lvl>
+  </w:abstractNum>
+  <w:abstractNum w:abstractNumId="17">
+    <w:nsid w:val="572562AF"/>
+    <w:multiLevelType w:val="hybridMultilevel"/>
+    <w:tmpl w:val="282C912C"/>
+    <w:lvl w:ilvl="0" w:tplc="4D5898E8">
+      <w:start w:val="1"/>
+      <w:numFmt w:val="bullet"/>
+      <w:lvlText w:val=""/>
+      <w:lvlJc w:val="left"/>
+      <w:pPr>
+        <w:ind w:left="1429" w:hanging="360"/>
+      </w:pPr>
+      <w:rPr>
+        <w:rFonts w:ascii="Symbol" w:hAnsi="Symbol" w:hint="default"/>
+      </w:rPr>
+    </w:lvl>
+    <w:lvl w:ilvl="1" w:tplc="04190003" w:tentative="1">
+      <w:start w:val="1"/>
+      <w:numFmt w:val="bullet"/>
+      <w:lvlText w:val="o"/>
+      <w:lvlJc w:val="left"/>
+      <w:pPr>
+        <w:ind w:left="2149" w:hanging="360"/>
+      </w:pPr>
+      <w:rPr>
+        <w:rFonts w:ascii="Courier New" w:hAnsi="Courier New" w:cs="Courier New" w:hint="default"/>
+      </w:rPr>
+    </w:lvl>
+    <w:lvl w:ilvl="2" w:tplc="04190005" w:tentative="1">
+      <w:start w:val="1"/>
+      <w:numFmt w:val="bullet"/>
+      <w:lvlText w:val=""/>
+      <w:lvlJc w:val="left"/>
+      <w:pPr>
+        <w:ind w:left="2869" w:hanging="360"/>
+      </w:pPr>
+      <w:rPr>
+        <w:rFonts w:ascii="Wingdings" w:hAnsi="Wingdings" w:hint="default"/>
+      </w:rPr>
+    </w:lvl>
+    <w:lvl w:ilvl="3" w:tplc="04190001" w:tentative="1">
+      <w:start w:val="1"/>
+      <w:numFmt w:val="bullet"/>
+      <w:lvlText w:val=""/>
+      <w:lvlJc w:val="left"/>
+      <w:pPr>
+        <w:ind w:left="3589" w:hanging="360"/>
+      </w:pPr>
+      <w:rPr>
+        <w:rFonts w:ascii="Symbol" w:hAnsi="Symbol" w:hint="default"/>
+      </w:rPr>
+    </w:lvl>
+    <w:lvl w:ilvl="4" w:tplc="04190003" w:tentative="1">
+      <w:start w:val="1"/>
+      <w:numFmt w:val="bullet"/>
+      <w:lvlText w:val="o"/>
+      <w:lvlJc w:val="left"/>
+      <w:pPr>
+        <w:ind w:left="4309" w:hanging="360"/>
+      </w:pPr>
+      <w:rPr>
+        <w:rFonts w:ascii="Courier New" w:hAnsi="Courier New" w:cs="Courier New" w:hint="default"/>
+      </w:rPr>
+    </w:lvl>
+    <w:lvl w:ilvl="5" w:tplc="04190005" w:tentative="1">
+      <w:start w:val="1"/>
+      <w:numFmt w:val="bullet"/>
+      <w:lvlText w:val=""/>
+      <w:lvlJc w:val="left"/>
+      <w:pPr>
+        <w:ind w:left="5029" w:hanging="360"/>
+      </w:pPr>
+      <w:rPr>
+        <w:rFonts w:ascii="Wingdings" w:hAnsi="Wingdings" w:hint="default"/>
+      </w:rPr>
+    </w:lvl>
+    <w:lvl w:ilvl="6" w:tplc="04190001" w:tentative="1">
+      <w:start w:val="1"/>
+      <w:numFmt w:val="bullet"/>
+      <w:lvlText w:val=""/>
+      <w:lvlJc w:val="left"/>
+      <w:pPr>
+        <w:ind w:left="5749" w:hanging="360"/>
+      </w:pPr>
+      <w:rPr>
+        <w:rFonts w:ascii="Symbol" w:hAnsi="Symbol" w:hint="default"/>
+      </w:rPr>
+    </w:lvl>
+    <w:lvl w:ilvl="7" w:tplc="04190003" w:tentative="1">
+      <w:start w:val="1"/>
+      <w:numFmt w:val="bullet"/>
+      <w:lvlText w:val="o"/>
+      <w:lvlJc w:val="left"/>
+      <w:pPr>
+        <w:ind w:left="6469" w:hanging="360"/>
+      </w:pPr>
+      <w:rPr>
+        <w:rFonts w:ascii="Courier New" w:hAnsi="Courier New" w:cs="Courier New" w:hint="default"/>
+      </w:rPr>
+    </w:lvl>
+    <w:lvl w:ilvl="8" w:tplc="04190005" w:tentative="1">
+      <w:start w:val="1"/>
+      <w:numFmt w:val="bullet"/>
+      <w:lvlText w:val=""/>
+      <w:lvlJc w:val="left"/>
+      <w:pPr>
+        <w:ind w:left="7189" w:hanging="360"/>
+      </w:pPr>
+      <w:rPr>
+        <w:rFonts w:ascii="Wingdings" w:hAnsi="Wingdings" w:hint="default"/>
+      </w:rPr>
+    </w:lvl>
+  </w:abstractNum>
+  <w:abstractNum w:abstractNumId="18">
+    <w:nsid w:val="577E4454"/>
+    <w:multiLevelType w:val="hybridMultilevel"/>
+    <w:tmpl w:val="3D543FC6"/>
+    <w:lvl w:ilvl="0" w:tplc="4D5898E8">
+      <w:start w:val="1"/>
+      <w:numFmt w:val="bullet"/>
+      <w:lvlText w:val=""/>
+      <w:lvlJc w:val="left"/>
+      <w:pPr>
+        <w:ind w:left="1429" w:hanging="360"/>
+      </w:pPr>
+      <w:rPr>
+        <w:rFonts w:ascii="Symbol" w:hAnsi="Symbol" w:hint="default"/>
+      </w:rPr>
+    </w:lvl>
+    <w:lvl w:ilvl="1" w:tplc="04190003" w:tentative="1">
+      <w:start w:val="1"/>
+      <w:numFmt w:val="bullet"/>
+      <w:lvlText w:val="o"/>
+      <w:lvlJc w:val="left"/>
+      <w:pPr>
+        <w:ind w:left="2149" w:hanging="360"/>
+      </w:pPr>
+      <w:rPr>
+        <w:rFonts w:ascii="Courier New" w:hAnsi="Courier New" w:cs="Courier New" w:hint="default"/>
+      </w:rPr>
+    </w:lvl>
+    <w:lvl w:ilvl="2" w:tplc="04190005" w:tentative="1">
+      <w:start w:val="1"/>
+      <w:numFmt w:val="bullet"/>
+      <w:lvlText w:val=""/>
+      <w:lvlJc w:val="left"/>
+      <w:pPr>
+        <w:ind w:left="2869" w:hanging="360"/>
+      </w:pPr>
+      <w:rPr>
+        <w:rFonts w:ascii="Wingdings" w:hAnsi="Wingdings" w:hint="default"/>
+      </w:rPr>
+    </w:lvl>
+    <w:lvl w:ilvl="3" w:tplc="04190001" w:tentative="1">
+      <w:start w:val="1"/>
+      <w:numFmt w:val="bullet"/>
+      <w:lvlText w:val=""/>
+      <w:lvlJc w:val="left"/>
+      <w:pPr>
+        <w:ind w:left="3589" w:hanging="360"/>
+      </w:pPr>
+      <w:rPr>
+        <w:rFonts w:ascii="Symbol" w:hAnsi="Symbol" w:hint="default"/>
+      </w:rPr>
+    </w:lvl>
+    <w:lvl w:ilvl="4" w:tplc="04190003" w:tentative="1">
+      <w:start w:val="1"/>
+      <w:numFmt w:val="bullet"/>
+      <w:lvlText w:val="o"/>
+      <w:lvlJc w:val="left"/>
+      <w:pPr>
+        <w:ind w:left="4309" w:hanging="360"/>
+      </w:pPr>
+      <w:rPr>
+        <w:rFonts w:ascii="Courier New" w:hAnsi="Courier New" w:cs="Courier New" w:hint="default"/>
+      </w:rPr>
+    </w:lvl>
+    <w:lvl w:ilvl="5" w:tplc="04190005" w:tentative="1">
+      <w:start w:val="1"/>
+      <w:numFmt w:val="bullet"/>
+      <w:lvlText w:val=""/>
+      <w:lvlJc w:val="left"/>
+      <w:pPr>
+        <w:ind w:left="5029" w:hanging="360"/>
+      </w:pPr>
+      <w:rPr>
+        <w:rFonts w:ascii="Wingdings" w:hAnsi="Wingdings" w:hint="default"/>
+      </w:rPr>
+    </w:lvl>
+    <w:lvl w:ilvl="6" w:tplc="04190001" w:tentative="1">
+      <w:start w:val="1"/>
+      <w:numFmt w:val="bullet"/>
+      <w:lvlText w:val=""/>
+      <w:lvlJc w:val="left"/>
+      <w:pPr>
+        <w:ind w:left="5749" w:hanging="360"/>
+      </w:pPr>
+      <w:rPr>
+        <w:rFonts w:ascii="Symbol" w:hAnsi="Symbol" w:hint="default"/>
+      </w:rPr>
+    </w:lvl>
+    <w:lvl w:ilvl="7" w:tplc="04190003" w:tentative="1">
+      <w:start w:val="1"/>
+      <w:numFmt w:val="bullet"/>
+      <w:lvlText w:val="o"/>
+      <w:lvlJc w:val="left"/>
+      <w:pPr>
+        <w:ind w:left="6469" w:hanging="360"/>
+      </w:pPr>
+      <w:rPr>
+        <w:rFonts w:ascii="Courier New" w:hAnsi="Courier New" w:cs="Courier New" w:hint="default"/>
+      </w:rPr>
+    </w:lvl>
+    <w:lvl w:ilvl="8" w:tplc="04190005" w:tentative="1">
+      <w:start w:val="1"/>
+      <w:numFmt w:val="bullet"/>
+      <w:lvlText w:val=""/>
+      <w:lvlJc w:val="left"/>
+      <w:pPr>
+        <w:ind w:left="7189" w:hanging="360"/>
+      </w:pPr>
+      <w:rPr>
+        <w:rFonts w:ascii="Wingdings" w:hAnsi="Wingdings" w:hint="default"/>
+      </w:rPr>
+    </w:lvl>
+  </w:abstractNum>
+  <w:abstractNum w:abstractNumId="19">
     <w:nsid w:val="692211B2"/>
     <w:multiLevelType w:val="hybridMultilevel"/>
     <w:tmpl w:val="33EC556E"/>
+    <w:lvl w:ilvl="0" w:tplc="4D5898E8">
+      <w:start w:val="1"/>
+      <w:numFmt w:val="bullet"/>
+      <w:lvlText w:val=""/>
+      <w:lvlJc w:val="left"/>
+      <w:pPr>
+        <w:ind w:left="1429" w:hanging="360"/>
+      </w:pPr>
+      <w:rPr>
+        <w:rFonts w:ascii="Symbol" w:hAnsi="Symbol" w:hint="default"/>
+      </w:rPr>
+    </w:lvl>
+    <w:lvl w:ilvl="1" w:tplc="04190003" w:tentative="1">
+      <w:start w:val="1"/>
+      <w:numFmt w:val="bullet"/>
+      <w:lvlText w:val="o"/>
+      <w:lvlJc w:val="left"/>
+      <w:pPr>
+        <w:ind w:left="2149" w:hanging="360"/>
+      </w:pPr>
+      <w:rPr>
+        <w:rFonts w:ascii="Courier New" w:hAnsi="Courier New" w:cs="Courier New" w:hint="default"/>
+      </w:rPr>
+    </w:lvl>
+    <w:lvl w:ilvl="2" w:tplc="04190005" w:tentative="1">
+      <w:start w:val="1"/>
+      <w:numFmt w:val="bullet"/>
+      <w:lvlText w:val=""/>
+      <w:lvlJc w:val="left"/>
+      <w:pPr>
+        <w:ind w:left="2869" w:hanging="360"/>
+      </w:pPr>
+      <w:rPr>
+        <w:rFonts w:ascii="Wingdings" w:hAnsi="Wingdings" w:hint="default"/>
+      </w:rPr>
+    </w:lvl>
+    <w:lvl w:ilvl="3" w:tplc="04190001" w:tentative="1">
+      <w:start w:val="1"/>
+      <w:numFmt w:val="bullet"/>
+      <w:lvlText w:val=""/>
+      <w:lvlJc w:val="left"/>
+      <w:pPr>
+        <w:ind w:left="3589" w:hanging="360"/>
+      </w:pPr>
+      <w:rPr>
+        <w:rFonts w:ascii="Symbol" w:hAnsi="Symbol" w:hint="default"/>
+      </w:rPr>
+    </w:lvl>
+    <w:lvl w:ilvl="4" w:tplc="04190003" w:tentative="1">
+      <w:start w:val="1"/>
+      <w:numFmt w:val="bullet"/>
+      <w:lvlText w:val="o"/>
+      <w:lvlJc w:val="left"/>
+      <w:pPr>
+        <w:ind w:left="4309" w:hanging="360"/>
+      </w:pPr>
+      <w:rPr>
+        <w:rFonts w:ascii="Courier New" w:hAnsi="Courier New" w:cs="Courier New" w:hint="default"/>
+      </w:rPr>
+    </w:lvl>
+    <w:lvl w:ilvl="5" w:tplc="04190005" w:tentative="1">
+      <w:start w:val="1"/>
+      <w:numFmt w:val="bullet"/>
+      <w:lvlText w:val=""/>
+      <w:lvlJc w:val="left"/>
+      <w:pPr>
+        <w:ind w:left="5029" w:hanging="360"/>
+      </w:pPr>
+      <w:rPr>
+        <w:rFonts w:ascii="Wingdings" w:hAnsi="Wingdings" w:hint="default"/>
+      </w:rPr>
+    </w:lvl>
+    <w:lvl w:ilvl="6" w:tplc="04190001" w:tentative="1">
+      <w:start w:val="1"/>
+      <w:numFmt w:val="bullet"/>
+      <w:lvlText w:val=""/>
+      <w:lvlJc w:val="left"/>
+      <w:pPr>
+        <w:ind w:left="5749" w:hanging="360"/>
+      </w:pPr>
+      <w:rPr>
+        <w:rFonts w:ascii="Symbol" w:hAnsi="Symbol" w:hint="default"/>
+      </w:rPr>
+    </w:lvl>
+    <w:lvl w:ilvl="7" w:tplc="04190003" w:tentative="1">
+      <w:start w:val="1"/>
+      <w:numFmt w:val="bullet"/>
+      <w:lvlText w:val="o"/>
+      <w:lvlJc w:val="left"/>
+      <w:pPr>
+        <w:ind w:left="6469" w:hanging="360"/>
+      </w:pPr>
+      <w:rPr>
+        <w:rFonts w:ascii="Courier New" w:hAnsi="Courier New" w:cs="Courier New" w:hint="default"/>
+      </w:rPr>
+    </w:lvl>
+    <w:lvl w:ilvl="8" w:tplc="04190005" w:tentative="1">
+      <w:start w:val="1"/>
+      <w:numFmt w:val="bullet"/>
+      <w:lvlText w:val=""/>
+      <w:lvlJc w:val="left"/>
+      <w:pPr>
+        <w:ind w:left="7189" w:hanging="360"/>
+      </w:pPr>
+      <w:rPr>
+        <w:rFonts w:ascii="Wingdings" w:hAnsi="Wingdings" w:hint="default"/>
+      </w:rPr>
+    </w:lvl>
+  </w:abstractNum>
+  <w:abstractNum w:abstractNumId="20">
+    <w:nsid w:val="6B67273D"/>
+    <w:multiLevelType w:val="hybridMultilevel"/>
+    <w:tmpl w:val="0A7A6BD8"/>
+    <w:lvl w:ilvl="0" w:tplc="4D5898E8">
+      <w:start w:val="1"/>
+      <w:numFmt w:val="bullet"/>
+      <w:lvlText w:val=""/>
+      <w:lvlJc w:val="left"/>
+      <w:pPr>
+        <w:ind w:left="1429" w:hanging="360"/>
+      </w:pPr>
+      <w:rPr>
+        <w:rFonts w:ascii="Symbol" w:hAnsi="Symbol" w:hint="default"/>
+      </w:rPr>
+    </w:lvl>
+    <w:lvl w:ilvl="1" w:tplc="04190003" w:tentative="1">
+      <w:start w:val="1"/>
+      <w:numFmt w:val="bullet"/>
+      <w:lvlText w:val="o"/>
+      <w:lvlJc w:val="left"/>
+      <w:pPr>
+        <w:ind w:left="2149" w:hanging="360"/>
+      </w:pPr>
+      <w:rPr>
+        <w:rFonts w:ascii="Courier New" w:hAnsi="Courier New" w:cs="Courier New" w:hint="default"/>
+      </w:rPr>
+    </w:lvl>
+    <w:lvl w:ilvl="2" w:tplc="04190005" w:tentative="1">
+      <w:start w:val="1"/>
+      <w:numFmt w:val="bullet"/>
+      <w:lvlText w:val=""/>
+      <w:lvlJc w:val="left"/>
+      <w:pPr>
+        <w:ind w:left="2869" w:hanging="360"/>
+      </w:pPr>
+      <w:rPr>
+        <w:rFonts w:ascii="Wingdings" w:hAnsi="Wingdings" w:hint="default"/>
+      </w:rPr>
+    </w:lvl>
+    <w:lvl w:ilvl="3" w:tplc="04190001" w:tentative="1">
+      <w:start w:val="1"/>
+      <w:numFmt w:val="bullet"/>
+      <w:lvlText w:val=""/>
+      <w:lvlJc w:val="left"/>
+      <w:pPr>
+        <w:ind w:left="3589" w:hanging="360"/>
+      </w:pPr>
+      <w:rPr>
+        <w:rFonts w:ascii="Symbol" w:hAnsi="Symbol" w:hint="default"/>
+      </w:rPr>
+    </w:lvl>
+    <w:lvl w:ilvl="4" w:tplc="04190003" w:tentative="1">
+      <w:start w:val="1"/>
+      <w:numFmt w:val="bullet"/>
+      <w:lvlText w:val="o"/>
+      <w:lvlJc w:val="left"/>
+      <w:pPr>
+        <w:ind w:left="4309" w:hanging="360"/>
+      </w:pPr>
+      <w:rPr>
+        <w:rFonts w:ascii="Courier New" w:hAnsi="Courier New" w:cs="Courier New" w:hint="default"/>
+      </w:rPr>
+    </w:lvl>
+    <w:lvl w:ilvl="5" w:tplc="04190005" w:tentative="1">
+      <w:start w:val="1"/>
+      <w:numFmt w:val="bullet"/>
+      <w:lvlText w:val=""/>
+      <w:lvlJc w:val="left"/>
+      <w:pPr>
+        <w:ind w:left="5029" w:hanging="360"/>
+      </w:pPr>
+      <w:rPr>
+        <w:rFonts w:ascii="Wingdings" w:hAnsi="Wingdings" w:hint="default"/>
+      </w:rPr>
+    </w:lvl>
+    <w:lvl w:ilvl="6" w:tplc="04190001" w:tentative="1">
+      <w:start w:val="1"/>
+      <w:numFmt w:val="bullet"/>
+      <w:lvlText w:val=""/>
+      <w:lvlJc w:val="left"/>
+      <w:pPr>
+        <w:ind w:left="5749" w:hanging="360"/>
+      </w:pPr>
+      <w:rPr>
+        <w:rFonts w:ascii="Symbol" w:hAnsi="Symbol" w:hint="default"/>
+      </w:rPr>
+    </w:lvl>
+    <w:lvl w:ilvl="7" w:tplc="04190003" w:tentative="1">
+      <w:start w:val="1"/>
+      <w:numFmt w:val="bullet"/>
+      <w:lvlText w:val="o"/>
+      <w:lvlJc w:val="left"/>
+      <w:pPr>
+        <w:ind w:left="6469" w:hanging="360"/>
+      </w:pPr>
+      <w:rPr>
+        <w:rFonts w:ascii="Courier New" w:hAnsi="Courier New" w:cs="Courier New" w:hint="default"/>
+      </w:rPr>
+    </w:lvl>
+    <w:lvl w:ilvl="8" w:tplc="04190005" w:tentative="1">
+      <w:start w:val="1"/>
+      <w:numFmt w:val="bullet"/>
+      <w:lvlText w:val=""/>
+      <w:lvlJc w:val="left"/>
+      <w:pPr>
+        <w:ind w:left="7189" w:hanging="360"/>
+      </w:pPr>
+      <w:rPr>
+        <w:rFonts w:ascii="Wingdings" w:hAnsi="Wingdings" w:hint="default"/>
+      </w:rPr>
+    </w:lvl>
+  </w:abstractNum>
+  <w:abstractNum w:abstractNumId="21">
+    <w:nsid w:val="77F41A9E"/>
+    <w:multiLevelType w:val="hybridMultilevel"/>
+    <w:tmpl w:val="A3162F84"/>
     <w:lvl w:ilvl="0" w:tplc="4D5898E8">
       <w:start w:val="1"/>
       <w:numFmt w:val="bullet"/>
@@ -5936,25 +7362,67 @@
     <w:abstractNumId w:val="2"/>
   </w:num>
   <w:num w:numId="2">
-    <w:abstractNumId w:val="3"/>
+    <w:abstractNumId w:val="4"/>
   </w:num>
   <w:num w:numId="3">
-    <w:abstractNumId w:val="6"/>
+    <w:abstractNumId w:val="9"/>
   </w:num>
   <w:num w:numId="4">
-    <w:abstractNumId w:val="5"/>
+    <w:abstractNumId w:val="8"/>
   </w:num>
   <w:num w:numId="5">
     <w:abstractNumId w:val="0"/>
   </w:num>
   <w:num w:numId="6">
-    <w:abstractNumId w:val="4"/>
+    <w:abstractNumId w:val="7"/>
   </w:num>
   <w:num w:numId="7">
-    <w:abstractNumId w:val="7"/>
+    <w:abstractNumId w:val="19"/>
   </w:num>
   <w:num w:numId="8">
     <w:abstractNumId w:val="1"/>
+  </w:num>
+  <w:num w:numId="9">
+    <w:abstractNumId w:val="14"/>
+  </w:num>
+  <w:num w:numId="10">
+    <w:abstractNumId w:val="13"/>
+  </w:num>
+  <w:num w:numId="11">
+    <w:abstractNumId w:val="18"/>
+  </w:num>
+  <w:num w:numId="12">
+    <w:abstractNumId w:val="15"/>
+  </w:num>
+  <w:num w:numId="13">
+    <w:abstractNumId w:val="12"/>
+  </w:num>
+  <w:num w:numId="14">
+    <w:abstractNumId w:val="3"/>
+  </w:num>
+  <w:num w:numId="15">
+    <w:abstractNumId w:val="6"/>
+  </w:num>
+  <w:num w:numId="16">
+    <w:abstractNumId w:val="16"/>
+  </w:num>
+  <w:num w:numId="17">
+    <w:abstractNumId w:val="5"/>
+  </w:num>
+  <w:num w:numId="18">
+    <w:abstractNumId w:val="10"/>
+  </w:num>
+  <w:num w:numId="19">
+    <w:abstractNumId w:val="20"/>
+  </w:num>
+  <w:num w:numId="20">
+    <w:abstractNumId w:val="17"/>
+  </w:num>
+  <w:num w:numId="21">
+    <w:abstractNumId w:val="11"/>
+  </w:num>
+  <w:num w:numId="22">
+    <w:abstractNumId w:val="21"/>
   </w:num>
 </w:numbering>
 </file>
@@ -6117,7 +7585,7 @@
   <w:style w:type="paragraph" w:default="1" w:styleId="a">
     <w:name w:val="Normal"/>
     <w:qFormat/>
-    <w:rsid w:val="001F36B9"/>
+    <w:rsid w:val="00285470"/>
     <w:pPr>
       <w:tabs>
         <w:tab w:val="left" w:pos="9330"/>
@@ -6510,12 +7978,14 @@
     <w:autoRedefine/>
     <w:uiPriority w:val="39"/>
     <w:unhideWhenUsed/>
-    <w:rsid w:val="00E25E6F"/>
+    <w:rsid w:val="00016CDE"/>
     <w:pPr>
       <w:tabs>
         <w:tab w:val="clear" w:pos="9330"/>
+        <w:tab w:val="right" w:leader="dot" w:pos="9345"/>
       </w:tabs>
       <w:spacing w:after="100"/>
+      <w:ind w:firstLine="0"/>
     </w:pPr>
   </w:style>
   <w:style w:type="paragraph" w:styleId="21">

--- a/Docs/Проектная документация Нейро-ПКГХ.docx
+++ b/Docs/Проектная документация Нейро-ПКГХ.docx
@@ -4,7 +4,7 @@
   <w:body>
     <w:p>
       <w:pPr>
-        <w:pStyle w:val="aa"/>
+        <w:pStyle w:val="ab"/>
         <w:jc w:val="center"/>
       </w:pPr>
       <w:r>
@@ -13,7 +13,7 @@
     </w:p>
     <w:p>
       <w:pPr>
-        <w:pStyle w:val="aa"/>
+        <w:pStyle w:val="ab"/>
         <w:jc w:val="center"/>
       </w:pPr>
       <w:r>
@@ -22,7 +22,7 @@
     </w:p>
     <w:p>
       <w:pPr>
-        <w:pStyle w:val="aa"/>
+        <w:pStyle w:val="ab"/>
         <w:jc w:val="center"/>
       </w:pPr>
       <w:r>
@@ -31,7 +31,7 @@
     </w:p>
     <w:p>
       <w:pPr>
-        <w:pStyle w:val="aa"/>
+        <w:pStyle w:val="ab"/>
         <w:jc w:val="center"/>
       </w:pPr>
       <w:r>
@@ -40,7 +40,7 @@
     </w:p>
     <w:p>
       <w:pPr>
-        <w:pStyle w:val="aa"/>
+        <w:pStyle w:val="ab"/>
         <w:jc w:val="center"/>
       </w:pPr>
       <w:r>
@@ -86,7 +86,7 @@
                 </w:p>
                 <w:p>
                   <w:pPr>
-                    <w:pStyle w:val="Ad"/>
+                    <w:pStyle w:val="Ae"/>
                     <w:spacing w:line="240" w:lineRule="auto"/>
                     <w:rPr>
                       <w:sz w:val="16"/>
@@ -133,12 +133,12 @@
                 </w:p>
                 <w:p>
                   <w:pPr>
-                    <w:pStyle w:val="aa"/>
+                    <w:pStyle w:val="ab"/>
                   </w:pPr>
                 </w:p>
                 <w:p>
                   <w:pPr>
-                    <w:pStyle w:val="aa"/>
+                    <w:pStyle w:val="ab"/>
                     <w:jc w:val="center"/>
                   </w:pPr>
                   <w:r>
@@ -154,7 +154,7 @@
                       <w:szCs w:val="28"/>
                       <w:u w:val="single"/>
                     </w:rPr>
-                    <w:t>18</w:t>
+                    <w:t>22</w:t>
                   </w:r>
                 </w:p>
               </w:txbxContent>
@@ -221,7 +221,7 @@
                 </w:p>
                 <w:p>
                   <w:pPr>
-                    <w:pStyle w:val="aa"/>
+                    <w:pStyle w:val="ab"/>
                     <w:rPr>
                       <w:sz w:val="20"/>
                     </w:rPr>
@@ -229,7 +229,7 @@
                 </w:p>
                 <w:p>
                   <w:pPr>
-                    <w:pStyle w:val="aa"/>
+                    <w:pStyle w:val="ab"/>
                     <w:jc w:val="center"/>
                     <w:rPr>
                       <w:sz w:val="20"/>
@@ -266,7 +266,7 @@
               <w:txbxContent>
                 <w:p>
                   <w:pPr>
-                    <w:pStyle w:val="aa"/>
+                    <w:pStyle w:val="ab"/>
                     <w:jc w:val="center"/>
                   </w:pPr>
                   <w:r>
@@ -275,7 +275,7 @@
                 </w:p>
                 <w:p>
                   <w:pPr>
-                    <w:pStyle w:val="aa"/>
+                    <w:pStyle w:val="ab"/>
                     <w:jc w:val="center"/>
                   </w:pPr>
                 </w:p>
@@ -320,7 +320,7 @@
                 </w:p>
                 <w:p>
                   <w:pPr>
-                    <w:pStyle w:val="Ad"/>
+                    <w:pStyle w:val="Ae"/>
                     <w:spacing w:line="240" w:lineRule="auto"/>
                     <w:rPr>
                       <w:sz w:val="16"/>
@@ -382,12 +382,12 @@
                 </w:p>
                 <w:p>
                   <w:pPr>
-                    <w:pStyle w:val="aa"/>
+                    <w:pStyle w:val="ab"/>
                   </w:pPr>
                 </w:p>
                 <w:p>
                   <w:pPr>
-                    <w:pStyle w:val="aa"/>
+                    <w:pStyle w:val="ab"/>
                     <w:jc w:val="center"/>
                   </w:pPr>
                   <w:r>
@@ -430,7 +430,7 @@
       <w:r>
         <w:fldChar w:fldCharType="separate"/>
       </w:r>
-      <w:hyperlink w:anchor="_Toc235286756" w:history="1">
+      <w:hyperlink w:anchor="_Toc235720836" w:history="1">
         <w:r>
           <w:rPr>
             <w:rStyle w:val="a3"/>
@@ -457,7 +457,7 @@
             <w:noProof/>
             <w:webHidden/>
           </w:rPr>
-          <w:instrText xml:space="preserve"> PAGEREF _Toc235286756 \h </w:instrText>
+          <w:instrText xml:space="preserve"> PAGEREF _Toc235720836 \h </w:instrText>
         </w:r>
         <w:r>
           <w:rPr>
@@ -499,7 +499,7 @@
           <w:szCs w:val="22"/>
         </w:rPr>
       </w:pPr>
-      <w:hyperlink w:anchor="_Toc235286757" w:history="1">
+      <w:hyperlink w:anchor="_Toc235720837" w:history="1">
         <w:r>
           <w:rPr>
             <w:rStyle w:val="a3"/>
@@ -526,7 +526,7 @@
             <w:noProof/>
             <w:webHidden/>
           </w:rPr>
-          <w:instrText xml:space="preserve"> PAGEREF _Toc235286757 \h </w:instrText>
+          <w:instrText xml:space="preserve"> PAGEREF _Toc235720837 \h </w:instrText>
         </w:r>
         <w:r>
           <w:rPr>
@@ -568,7 +568,7 @@
           <w:szCs w:val="22"/>
         </w:rPr>
       </w:pPr>
-      <w:hyperlink w:anchor="_Toc235286758" w:history="1">
+      <w:hyperlink w:anchor="_Toc235720838" w:history="1">
         <w:r>
           <w:rPr>
             <w:rStyle w:val="a3"/>
@@ -595,7 +595,7 @@
             <w:noProof/>
             <w:webHidden/>
           </w:rPr>
-          <w:instrText xml:space="preserve"> PAGEREF _Toc235286758 \h </w:instrText>
+          <w:instrText xml:space="preserve"> PAGEREF _Toc235720838 \h </w:instrText>
         </w:r>
         <w:r>
           <w:rPr>
@@ -637,7 +637,7 @@
           <w:szCs w:val="22"/>
         </w:rPr>
       </w:pPr>
-      <w:hyperlink w:anchor="_Toc235286759" w:history="1">
+      <w:hyperlink w:anchor="_Toc235720839" w:history="1">
         <w:r>
           <w:rPr>
             <w:rStyle w:val="a3"/>
@@ -664,7 +664,7 @@
             <w:noProof/>
             <w:webHidden/>
           </w:rPr>
-          <w:instrText xml:space="preserve"> PAGEREF _Toc235286759 \h </w:instrText>
+          <w:instrText xml:space="preserve"> PAGEREF _Toc235720839 \h </w:instrText>
         </w:r>
         <w:r>
           <w:rPr>
@@ -706,7 +706,7 @@
           <w:szCs w:val="22"/>
         </w:rPr>
       </w:pPr>
-      <w:hyperlink w:anchor="_Toc235286760" w:history="1">
+      <w:hyperlink w:anchor="_Toc235720840" w:history="1">
         <w:r>
           <w:rPr>
             <w:rStyle w:val="a3"/>
@@ -733,7 +733,7 @@
             <w:noProof/>
             <w:webHidden/>
           </w:rPr>
-          <w:instrText xml:space="preserve"> PAGEREF _Toc235286760 \h </w:instrText>
+          <w:instrText xml:space="preserve"> PAGEREF _Toc235720840 \h </w:instrText>
         </w:r>
         <w:r>
           <w:rPr>
@@ -775,7 +775,7 @@
           <w:szCs w:val="22"/>
         </w:rPr>
       </w:pPr>
-      <w:hyperlink w:anchor="_Toc235286761" w:history="1">
+      <w:hyperlink w:anchor="_Toc235720841" w:history="1">
         <w:r>
           <w:rPr>
             <w:rStyle w:val="a3"/>
@@ -802,7 +802,7 @@
             <w:noProof/>
             <w:webHidden/>
           </w:rPr>
-          <w:instrText xml:space="preserve"> PAGEREF _Toc235286761 \h </w:instrText>
+          <w:instrText xml:space="preserve"> PAGEREF _Toc235720841 \h </w:instrText>
         </w:r>
         <w:r>
           <w:rPr>
@@ -844,13 +844,13 @@
           <w:szCs w:val="22"/>
         </w:rPr>
       </w:pPr>
-      <w:hyperlink w:anchor="_Toc235286762" w:history="1">
+      <w:hyperlink w:anchor="_Toc235720842" w:history="1">
         <w:r>
           <w:rPr>
             <w:rStyle w:val="a3"/>
             <w:noProof/>
           </w:rPr>
-          <w:t>7. Шаблоны отчётов и глоссарий</w:t>
+          <w:t>7. Сравнительный анализ российских и зарубежных нейросетей</w:t>
         </w:r>
         <w:r>
           <w:rPr>
@@ -871,7 +871,7 @@
             <w:noProof/>
             <w:webHidden/>
           </w:rPr>
-          <w:instrText xml:space="preserve"> PAGEREF _Toc235286762 \h </w:instrText>
+          <w:instrText xml:space="preserve"> PAGEREF _Toc235720842 \h </w:instrText>
         </w:r>
         <w:r>
           <w:rPr>
@@ -891,7 +891,7 @@
             <w:noProof/>
             <w:webHidden/>
           </w:rPr>
-          <w:t>17</w:t>
+          <w:t>18</w:t>
         </w:r>
         <w:r>
           <w:rPr>
@@ -913,14 +913,83 @@
           <w:szCs w:val="22"/>
         </w:rPr>
       </w:pPr>
-      <w:hyperlink w:anchor="_Toc235286763" w:history="1">
+      <w:hyperlink w:anchor="_Toc235720843" w:history="1">
+        <w:r>
+          <w:rPr>
+            <w:rStyle w:val="a3"/>
+            <w:noProof/>
+          </w:rPr>
+          <w:t>8. Шаблоны отчётов и глоссарий</w:t>
+        </w:r>
+        <w:r>
+          <w:rPr>
+            <w:noProof/>
+            <w:webHidden/>
+          </w:rPr>
+          <w:tab/>
+        </w:r>
+        <w:r>
+          <w:rPr>
+            <w:noProof/>
+            <w:webHidden/>
+          </w:rPr>
+          <w:fldChar w:fldCharType="begin"/>
+        </w:r>
+        <w:r>
+          <w:rPr>
+            <w:noProof/>
+            <w:webHidden/>
+          </w:rPr>
+          <w:instrText xml:space="preserve"> PAGEREF _Toc235720843 \h </w:instrText>
+        </w:r>
+        <w:r>
+          <w:rPr>
+            <w:noProof/>
+            <w:webHidden/>
+          </w:rPr>
+        </w:r>
+        <w:r>
+          <w:rPr>
+            <w:noProof/>
+            <w:webHidden/>
+          </w:rPr>
+          <w:fldChar w:fldCharType="separate"/>
+        </w:r>
+        <w:r>
+          <w:rPr>
+            <w:noProof/>
+            <w:webHidden/>
+          </w:rPr>
+          <w:t>19</w:t>
+        </w:r>
+        <w:r>
+          <w:rPr>
+            <w:noProof/>
+            <w:webHidden/>
+          </w:rPr>
+          <w:fldChar w:fldCharType="end"/>
+        </w:r>
+      </w:hyperlink>
+    </w:p>
+    <w:p>
+      <w:pPr>
+        <w:pStyle w:val="11"/>
+        <w:rPr>
+          <w:rFonts w:asciiTheme="minorHAnsi" w:eastAsiaTheme="minorEastAsia" w:hAnsiTheme="minorHAnsi" w:cstheme="minorBidi"/>
+          <w:noProof/>
+          <w:color w:val="auto"/>
+          <w:sz w:val="22"/>
+          <w:szCs w:val="22"/>
+        </w:rPr>
+      </w:pPr>
+      <w:hyperlink w:anchor="_Toc235720844" w:history="1">
         <w:r>
           <w:rPr>
             <w:rStyle w:val="a3"/>
             <w:noProof/>
             <w:lang w:val="en-US"/>
           </w:rPr>
-          <w:t>8</w:t>
+          <w:t>9</w:t>
         </w:r>
         <w:r>
           <w:rPr>
@@ -948,7 +1017,7 @@
             <w:noProof/>
             <w:webHidden/>
           </w:rPr>
-          <w:instrText xml:space="preserve"> PAGEREF _Toc235286763 \h </w:instrText>
+          <w:instrText xml:space="preserve"> PAGEREF _Toc235720844 \h </w:instrText>
         </w:r>
         <w:r>
           <w:rPr>
@@ -968,7 +1037,7 @@
             <w:noProof/>
             <w:webHidden/>
           </w:rPr>
-          <w:t>20</w:t>
+          <w:t>22</w:t>
         </w:r>
         <w:r>
           <w:rPr>
@@ -999,7 +1068,7 @@
       <w:pPr>
         <w:pStyle w:val="a4"/>
       </w:pPr>
-      <w:bookmarkStart w:id="0" w:name="_Toc235286756"/>
+      <w:bookmarkStart w:id="0" w:name="_Toc235720836"/>
       <w:r>
         <w:lastRenderedPageBreak/>
         <w:t>1. Введение</w:t>
@@ -1029,7 +1098,7 @@
     </w:p>
     <w:p>
       <w:pPr>
-        <w:pStyle w:val="af3"/>
+        <w:pStyle w:val="af4"/>
         <w:numPr>
           <w:ilvl w:val="0"/>
           <w:numId w:val="10"/>
@@ -1047,7 +1116,7 @@
     </w:p>
     <w:p>
       <w:pPr>
-        <w:pStyle w:val="af3"/>
+        <w:pStyle w:val="af4"/>
         <w:numPr>
           <w:ilvl w:val="0"/>
           <w:numId w:val="10"/>
@@ -1065,25 +1134,19 @@
     </w:p>
     <w:p>
       <w:pPr>
-        <w:pStyle w:val="af3"/>
+        <w:pStyle w:val="af4"/>
         <w:numPr>
           <w:ilvl w:val="0"/>
           <w:numId w:val="10"/>
         </w:numPr>
       </w:pPr>
       <w:r>
-        <w:t>формирование структурированной аналитической справки (Word) и к</w:t>
-      </w:r>
-      <w:r>
-        <w:t>о</w:t>
-      </w:r>
-      <w:r>
-        <w:t>личественного отчёта (Excel);</w:t>
-      </w:r>
-    </w:p>
-    <w:p>
-      <w:pPr>
-        <w:pStyle w:val="af3"/>
+        <w:t>формирование структурированной аналитической справки (Word) и количественного отчёта (Excel);</w:t>
+      </w:r>
+    </w:p>
+    <w:p>
+      <w:pPr>
+        <w:pStyle w:val="af4"/>
         <w:numPr>
           <w:ilvl w:val="0"/>
           <w:numId w:val="10"/>
@@ -1102,36 +1165,30 @@
         <w:t>е</w:t>
       </w:r>
       <w:r>
-        <w:t>ляций, распредел</w:t>
-      </w:r>
-      <w:r>
-        <w:t>е</w:t>
-      </w:r>
-      <w:r>
-        <w:t>ние оценок);</w:t>
-      </w:r>
-    </w:p>
-    <w:p>
-      <w:pPr>
-        <w:pStyle w:val="af3"/>
+        <w:t>ляций, распределение оценок);</w:t>
+      </w:r>
+    </w:p>
+    <w:p>
+      <w:pPr>
+        <w:pStyle w:val="af4"/>
         <w:numPr>
           <w:ilvl w:val="0"/>
           <w:numId w:val="10"/>
         </w:numPr>
       </w:pPr>
       <w:r>
-        <w:t>поддержку российских (YandexGPT) и зарубежных (OpenRouter) не</w:t>
-      </w:r>
-      <w:r>
-        <w:t>й</w:t>
-      </w:r>
-      <w:r>
-        <w:t>росетей;</w:t>
-      </w:r>
-    </w:p>
-    <w:p>
-      <w:pPr>
-        <w:pStyle w:val="af3"/>
+        <w:t>поддержку российских (</w:t>
+      </w:r>
+      <w:r>
+        <w:t>GigaChat</w:t>
+      </w:r>
+      <w:r>
+        <w:t>) и зарубежных (OpenRouter) нейросетей;</w:t>
+      </w:r>
+    </w:p>
+    <w:p>
+      <w:pPr>
+        <w:pStyle w:val="af4"/>
         <w:numPr>
           <w:ilvl w:val="0"/>
           <w:numId w:val="10"/>
@@ -1148,7 +1205,7 @@
       <w:pPr>
         <w:pStyle w:val="a4"/>
       </w:pPr>
-      <w:bookmarkStart w:id="1" w:name="_Toc235286757"/>
+      <w:bookmarkStart w:id="1" w:name="_Toc235720837"/>
       <w:r>
         <w:lastRenderedPageBreak/>
         <w:t>2. Архитектура и проектные решения</w:t>
@@ -1168,15 +1225,12 @@
         <w:t>и</w:t>
       </w:r>
       <w:r>
-        <w:t>ем от</w:t>
-      </w:r>
-      <w:r>
-        <w:t>ветственности. Основные модули:</w:t>
-      </w:r>
-    </w:p>
-    <w:p>
-      <w:pPr>
-        <w:pStyle w:val="af3"/>
+        <w:t>ем ответственности. Основные модули:</w:t>
+      </w:r>
+    </w:p>
+    <w:p>
+      <w:pPr>
+        <w:pStyle w:val="af4"/>
         <w:numPr>
           <w:ilvl w:val="0"/>
           <w:numId w:val="11"/>
@@ -1254,14 +1308,11 @@
     </w:p>
     <w:p>
       <w:pPr>
-        <w:pStyle w:val="af3"/>
+        <w:pStyle w:val="af4"/>
         <w:numPr>
           <w:ilvl w:val="0"/>
           <w:numId w:val="11"/>
         </w:numPr>
-        <w:rPr>
-          <w:lang w:val="en-US"/>
-        </w:rPr>
       </w:pPr>
       <w:r>
         <w:t>Services – оркестрирует этапы: парсинг → валидация → агрег</w:t>
@@ -1270,22 +1321,16 @@
         <w:t>а</w:t>
       </w:r>
       <w:r>
-        <w:t>ция по критериям → вызов ИИ → сбор статистики</w:t>
-      </w:r>
-      <w:r>
-        <w:t xml:space="preserve"> → генерация отчёта и дашборда.</w:t>
-      </w:r>
-    </w:p>
-    <w:p>
-      <w:pPr>
-        <w:pStyle w:val="af3"/>
+        <w:t>ция по критериям → вызов ИИ → сбор статистики → генерация отчёта и дашборда.</w:t>
+      </w:r>
+    </w:p>
+    <w:p>
+      <w:pPr>
+        <w:pStyle w:val="af4"/>
         <w:numPr>
           <w:ilvl w:val="0"/>
           <w:numId w:val="11"/>
         </w:numPr>
-        <w:rPr>
-          <w:lang w:val="en-US"/>
-        </w:rPr>
       </w:pPr>
       <w:r>
         <w:t>Parsing – конвертирует входные Excel / CSV / ZIP в унифицир</w:t>
@@ -1294,22 +1339,16 @@
         <w:t>о</w:t>
       </w:r>
       <w:r>
-        <w:t>ван</w:t>
-      </w:r>
-      <w:r>
-        <w:t>ные модели (SurveyParseResult).</w:t>
-      </w:r>
-    </w:p>
-    <w:p>
-      <w:pPr>
-        <w:pStyle w:val="af3"/>
+        <w:t>ванные модели (SurveyParseResult).</w:t>
+      </w:r>
+    </w:p>
+    <w:p>
+      <w:pPr>
+        <w:pStyle w:val="af4"/>
         <w:numPr>
           <w:ilvl w:val="0"/>
           <w:numId w:val="11"/>
         </w:numPr>
-        <w:rPr>
-          <w:lang w:val="en-US"/>
-        </w:rPr>
       </w:pPr>
       <w:r>
         <w:t>Validation – отсеивает неинформативные ответы (прочерки, «з</w:t>
@@ -1318,22 +1357,16 @@
         <w:t>а</w:t>
       </w:r>
       <w:r>
-        <w:t>трудняюсь ответить», общие фразы),</w:t>
-      </w:r>
-      <w:r>
-        <w:t xml:space="preserve"> проверяет корректность оценок.</w:t>
-      </w:r>
-    </w:p>
-    <w:p>
-      <w:pPr>
-        <w:pStyle w:val="af3"/>
+        <w:t>трудняюсь ответить», общие фразы), проверяет корректность оценок.</w:t>
+      </w:r>
+    </w:p>
+    <w:p>
+      <w:pPr>
+        <w:pStyle w:val="af4"/>
         <w:numPr>
           <w:ilvl w:val="0"/>
           <w:numId w:val="11"/>
         </w:numPr>
-        <w:rPr>
-          <w:lang w:val="en-US"/>
-        </w:rPr>
       </w:pPr>
       <w:r>
         <w:t>Analysis – группирует ответы по пяти критериям (Полезность, Практика, Доступность, Взаимодействие, Вовлечённость), в</w:t>
@@ -1342,28 +1375,19 @@
         <w:t>ы</w:t>
       </w:r>
       <w:r>
-        <w:t>числяет статистики, вызывает ИИ-агентов для текстового анализа и генерации в</w:t>
-      </w:r>
-      <w:r>
-        <w:t>ыводов.</w:t>
-      </w:r>
-    </w:p>
-    <w:p>
-      <w:pPr>
-        <w:pStyle w:val="af3"/>
+        <w:t>числяет статистики, вызывает ИИ-агентов для текстового анализа и генерации выводов.</w:t>
+      </w:r>
+    </w:p>
+    <w:p>
+      <w:pPr>
+        <w:pStyle w:val="af4"/>
         <w:numPr>
           <w:ilvl w:val="0"/>
           <w:numId w:val="11"/>
         </w:numPr>
-        <w:rPr>
-          <w:lang w:val="en-US"/>
-        </w:rPr>
-      </w:pPr>
-      <w:r>
-        <w:t>Agent.Contracts – интерфейсы для</w:t>
-      </w:r>
-      <w:r>
-        <w:t xml:space="preserve"> LLM-клиентов, фабрика аге</w:t>
+      </w:pPr>
+      <w:r>
+        <w:t>Agent.Contracts – интерфейсы для LLM-клиентов, фабрика аге</w:t>
       </w:r>
       <w:r>
         <w:t>н</w:t>
@@ -1374,46 +1398,37 @@
     </w:p>
     <w:p>
       <w:pPr>
-        <w:pStyle w:val="af3"/>
+        <w:pStyle w:val="af4"/>
         <w:numPr>
           <w:ilvl w:val="0"/>
           <w:numId w:val="11"/>
         </w:numPr>
-        <w:rPr>
-          <w:lang w:val="en-US"/>
-        </w:rPr>
-      </w:pPr>
-      <w:r>
-        <w:t xml:space="preserve">Агенты – реализации для YandexGPT и OpenRouter </w:t>
-      </w:r>
-      <w:r>
-        <w:t>(OpenAI-совместимый интерфейс).</w:t>
-      </w:r>
-    </w:p>
-    <w:p>
-      <w:pPr>
-        <w:pStyle w:val="af3"/>
+      </w:pPr>
+      <w:r>
+        <w:t xml:space="preserve">Агенты – реализации для </w:t>
+      </w:r>
+      <w:r>
+        <w:t>GigaChat</w:t>
+      </w:r>
+      <w:r>
+        <w:t xml:space="preserve"> и OpenRouter (OpenAI-совместимый интерфейс).</w:t>
+      </w:r>
+    </w:p>
+    <w:p>
+      <w:pPr>
+        <w:pStyle w:val="af4"/>
         <w:numPr>
           <w:ilvl w:val="0"/>
           <w:numId w:val="11"/>
         </w:numPr>
-        <w:rPr>
-          <w:lang w:val="en-US"/>
-        </w:rPr>
-      </w:pPr>
-      <w:r>
-        <w:t>Reporting – экспорт в Excel и Word с цветовым форматированием, ген</w:t>
-      </w:r>
-      <w:r>
-        <w:t>е</w:t>
-      </w:r>
-      <w:r>
-        <w:t>рация HTML-дашборда.</w:t>
-      </w:r>
-    </w:p>
-    <w:p>
-      <w:pPr>
-        <w:pStyle w:val="af3"/>
+      </w:pPr>
+      <w:r>
+        <w:t>Reporting – экспорт в Excel и Word с цветовым форматированием, генерация HTML-дашборда.</w:t>
+      </w:r>
+    </w:p>
+    <w:p>
+      <w:pPr>
+        <w:pStyle w:val="af4"/>
         <w:numPr>
           <w:ilvl w:val="0"/>
           <w:numId w:val="11"/>
@@ -1431,13 +1446,7 @@
     </w:p>
     <w:p>
       <w:r>
-        <w:t>Взаимодействие комп</w:t>
-      </w:r>
-      <w:r>
-        <w:t>о</w:t>
-      </w:r>
-      <w:r>
-        <w:t>нентов отражено на общей архитектурной схеме</w:t>
+        <w:t>Взаимодействие компонентов отражено на общей архитектурной схеме</w:t>
       </w:r>
       <w:r>
         <w:t xml:space="preserve"> (</w:t>
@@ -1526,18 +1535,13 @@
       </w:r>
     </w:p>
     <w:p>
-      <w:pPr>
-        <w:rPr>
-          <w:lang w:val="en-US"/>
-        </w:rPr>
-      </w:pPr>
       <w:r>
         <w:t>Технологический стек:</w:t>
       </w:r>
     </w:p>
     <w:p>
       <w:pPr>
-        <w:pStyle w:val="af3"/>
+        <w:pStyle w:val="af4"/>
         <w:numPr>
           <w:ilvl w:val="0"/>
           <w:numId w:val="12"/>
@@ -1567,7 +1571,7 @@
     </w:p>
     <w:p>
       <w:pPr>
-        <w:pStyle w:val="af3"/>
+        <w:pStyle w:val="af4"/>
         <w:numPr>
           <w:ilvl w:val="0"/>
           <w:numId w:val="12"/>
@@ -1597,7 +1601,7 @@
     </w:p>
     <w:p>
       <w:pPr>
-        <w:pStyle w:val="af3"/>
+        <w:pStyle w:val="af4"/>
         <w:numPr>
           <w:ilvl w:val="0"/>
           <w:numId w:val="12"/>
@@ -1622,12 +1626,24 @@
         <w:rPr>
           <w:lang w:val="en-US"/>
         </w:rPr>
-        <w:t>: YandexGPT API, OpenRouter API.</w:t>
-      </w:r>
-    </w:p>
-    <w:p>
-      <w:pPr>
-        <w:pStyle w:val="af3"/>
+        <w:t xml:space="preserve">: </w:t>
+      </w:r>
+      <w:r>
+        <w:rPr>
+          <w:lang w:val="en-US"/>
+        </w:rPr>
+        <w:t>GigaChat</w:t>
+      </w:r>
+      <w:r>
+        <w:rPr>
+          <w:lang w:val="en-US"/>
+        </w:rPr>
+        <w:t xml:space="preserve"> API, OpenRouter API.</w:t>
+      </w:r>
+    </w:p>
+    <w:p>
+      <w:pPr>
+        <w:pStyle w:val="af4"/>
         <w:numPr>
           <w:ilvl w:val="0"/>
           <w:numId w:val="12"/>
@@ -1665,7 +1681,7 @@
       <w:pPr>
         <w:pStyle w:val="a4"/>
       </w:pPr>
-      <w:bookmarkStart w:id="2" w:name="_Toc235286758"/>
+      <w:bookmarkStart w:id="2" w:name="_Toc235720838"/>
       <w:r>
         <w:lastRenderedPageBreak/>
         <w:t>3. Принципы работы ИИ-агентов и промптов</w:t>
@@ -1687,11 +1703,6 @@
       </w:r>
     </w:p>
     <w:p>
-      <w:pPr>
-        <w:rPr>
-          <w:lang w:val="en-US"/>
-        </w:rPr>
-      </w:pPr>
       <w:r>
         <w:t>Анкета загружается в формате Excel/CSV. Парсер извлекает список в</w:t>
       </w:r>
@@ -1728,7 +1739,7 @@
     </w:p>
     <w:p>
       <w:pPr>
-        <w:pStyle w:val="af3"/>
+        <w:pStyle w:val="af4"/>
         <w:numPr>
           <w:ilvl w:val="0"/>
           <w:numId w:val="14"/>
@@ -1740,7 +1751,7 @@
     </w:p>
     <w:p>
       <w:pPr>
-        <w:pStyle w:val="af3"/>
+        <w:pStyle w:val="af4"/>
         <w:numPr>
           <w:ilvl w:val="0"/>
           <w:numId w:val="14"/>
@@ -1765,11 +1776,6 @@
       </w:r>
     </w:p>
     <w:p>
-      <w:pPr>
-        <w:rPr>
-          <w:lang w:val="en-US"/>
-        </w:rPr>
-      </w:pPr>
       <w:r>
         <w:t>Для каждого критерия создаётся промпт, содержащий статистику и текстовые ответы. Агент возвращает связный текст на 3–8 предложений д</w:t>
       </w:r>
@@ -1781,11 +1787,6 @@
       </w:r>
     </w:p>
     <w:p>
-      <w:pPr>
-        <w:rPr>
-          <w:lang w:val="en-US"/>
-        </w:rPr>
-      </w:pPr>
       <w:r>
         <w:t>Пример промпта (фрагмент):</w:t>
       </w:r>
@@ -1794,7 +1795,6 @@
       <w:pPr>
         <w:rPr>
           <w:i/>
-          <w:lang w:val="en-US"/>
         </w:rPr>
       </w:pPr>
       <w:r>
@@ -1817,11 +1817,6 @@
       </w:r>
     </w:p>
     <w:p>
-      <w:pPr>
-        <w:rPr>
-          <w:lang w:val="en-US"/>
-        </w:rPr>
-      </w:pPr>
       <w:r>
         <w:t>Ответ нейросети добавляется в аналитическую справку как примечание к критерию.</w:t>
       </w:r>
@@ -2078,7 +2073,7 @@
       <w:pPr>
         <w:pStyle w:val="a4"/>
       </w:pPr>
-      <w:bookmarkStart w:id="3" w:name="_Toc235286759"/>
+      <w:bookmarkStart w:id="3" w:name="_Toc235720839"/>
       <w:r>
         <w:lastRenderedPageBreak/>
         <w:t>4</w:t>
@@ -2278,7 +2273,6 @@
       <w:pPr>
         <w:rPr>
           <w:b/>
-          <w:lang w:val="en-US"/>
         </w:rPr>
       </w:pPr>
       <w:r>
@@ -2463,21 +2457,13 @@
       </w:r>
     </w:p>
     <w:p>
-      <w:pPr>
-        <w:rPr>
-          <w:lang w:val="en-US"/>
-        </w:rPr>
-      </w:pPr>
-      <w:r>
-        <w:t>После завершения отображается инт</w:t>
-      </w:r>
-      <w:r>
-        <w:t>ерактивный дашборд (рис 4.5.1):</w:t>
-      </w:r>
-    </w:p>
-    <w:p>
-      <w:pPr>
-        <w:pStyle w:val="af3"/>
+      <w:r>
+        <w:t>После завершения отображается интерактивный дашборд (рис 4.5.1):</w:t>
+      </w:r>
+    </w:p>
+    <w:p>
+      <w:pPr>
+        <w:pStyle w:val="af4"/>
         <w:numPr>
           <w:ilvl w:val="0"/>
           <w:numId w:val="16"/>
@@ -2489,7 +2475,7 @@
     </w:p>
     <w:p>
       <w:pPr>
-        <w:pStyle w:val="af3"/>
+        <w:pStyle w:val="af4"/>
         <w:numPr>
           <w:ilvl w:val="0"/>
           <w:numId w:val="16"/>
@@ -2501,7 +2487,7 @@
     </w:p>
     <w:p>
       <w:pPr>
-        <w:pStyle w:val="af3"/>
+        <w:pStyle w:val="af4"/>
         <w:numPr>
           <w:ilvl w:val="0"/>
           <w:numId w:val="16"/>
@@ -2513,7 +2499,7 @@
     </w:p>
     <w:p>
       <w:pPr>
-        <w:pStyle w:val="af3"/>
+        <w:pStyle w:val="af4"/>
         <w:numPr>
           <w:ilvl w:val="0"/>
           <w:numId w:val="16"/>
@@ -2525,7 +2511,7 @@
     </w:p>
     <w:p>
       <w:pPr>
-        <w:pStyle w:val="af3"/>
+        <w:pStyle w:val="af4"/>
         <w:numPr>
           <w:ilvl w:val="0"/>
           <w:numId w:val="16"/>
@@ -2702,11 +2688,6 @@
       </w:r>
     </w:p>
     <w:p>
-      <w:pPr>
-        <w:rPr>
-          <w:lang w:val="en-US"/>
-        </w:rPr>
-      </w:pPr>
       <w:r>
         <w:t>Скачать Excel – количественный отчёт с таблицей средних баллов и распределений (рис 4.6.1).</w:t>
       </w:r>
@@ -2861,9 +2842,9 @@
         </w:rPr>
         <w:drawing>
           <wp:inline distT="0" distB="0" distL="0" distR="0">
-            <wp:extent cx="5763922" cy="5724939"/>
-            <wp:effectExtent l="19050" t="0" r="8228" b="0"/>
-            <wp:docPr id="20" name="Рисунок 28"/>
+            <wp:extent cx="5940425" cy="5948559"/>
+            <wp:effectExtent l="19050" t="0" r="3175" b="0"/>
+            <wp:docPr id="12" name="Рисунок 9"/>
             <wp:cNvGraphicFramePr>
               <a:graphicFrameLocks xmlns:a="http://schemas.openxmlformats.org/drawingml/2006/main" noChangeAspect="1"/>
             </wp:cNvGraphicFramePr>
@@ -2871,7 +2852,7 @@
               <a:graphicData uri="http://schemas.openxmlformats.org/drawingml/2006/picture">
                 <pic:pic xmlns:pic="http://schemas.openxmlformats.org/drawingml/2006/picture">
                   <pic:nvPicPr>
-                    <pic:cNvPr id="0" name="Picture 28"/>
+                    <pic:cNvPr id="0" name="Picture 9"/>
                     <pic:cNvPicPr>
                       <a:picLocks noChangeAspect="1" noChangeArrowheads="1"/>
                     </pic:cNvPicPr>
@@ -2886,7 +2867,7 @@
                   <pic:spPr bwMode="auto">
                     <a:xfrm>
                       <a:off x="0" y="0"/>
-                      <a:ext cx="5769174" cy="5730155"/>
+                      <a:ext cx="5940425" cy="5948559"/>
                     </a:xfrm>
                     <a:prstGeom prst="rect">
                       <a:avLst/>
@@ -2914,9 +2895,9 @@
         <w:lastRenderedPageBreak/>
         <w:drawing>
           <wp:inline distT="0" distB="0" distL="0" distR="0">
-            <wp:extent cx="5940425" cy="5380075"/>
+            <wp:extent cx="5940425" cy="6088288"/>
             <wp:effectExtent l="19050" t="0" r="3175" b="0"/>
-            <wp:docPr id="31" name="Рисунок 31"/>
+            <wp:docPr id="14" name="Рисунок 12"/>
             <wp:cNvGraphicFramePr>
               <a:graphicFrameLocks xmlns:a="http://schemas.openxmlformats.org/drawingml/2006/main" noChangeAspect="1"/>
             </wp:cNvGraphicFramePr>
@@ -2924,7 +2905,7 @@
               <a:graphicData uri="http://schemas.openxmlformats.org/drawingml/2006/picture">
                 <pic:pic xmlns:pic="http://schemas.openxmlformats.org/drawingml/2006/picture">
                   <pic:nvPicPr>
-                    <pic:cNvPr id="0" name="Picture 31"/>
+                    <pic:cNvPr id="0" name="Picture 12"/>
                     <pic:cNvPicPr>
                       <a:picLocks noChangeAspect="1" noChangeArrowheads="1"/>
                     </pic:cNvPicPr>
@@ -2939,7 +2920,7 @@
                   <pic:spPr bwMode="auto">
                     <a:xfrm>
                       <a:off x="0" y="0"/>
-                      <a:ext cx="5940425" cy="5380075"/>
+                      <a:ext cx="5940425" cy="6088288"/>
                     </a:xfrm>
                     <a:prstGeom prst="rect">
                       <a:avLst/>
@@ -2960,6 +2941,9 @@
       </w:r>
     </w:p>
     <w:p>
+      <w:pPr>
+        <w:jc w:val="center"/>
+      </w:pPr>
       <w:r>
         <w:rPr>
           <w:sz w:val="24"/>
@@ -3001,7 +2985,13 @@
         <w:rPr>
           <w:sz w:val="24"/>
         </w:rPr>
-        <w:t>отчёта на анализе одного прохождения тестирования</w:t>
+        <w:t>отчёта</w:t>
+      </w:r>
+      <w:r>
+        <w:rPr>
+          <w:sz w:val="24"/>
+        </w:rPr>
+        <w:t>, созданного российским ИИ агентом</w:t>
       </w:r>
     </w:p>
     <w:p>
@@ -3024,6 +3014,7 @@
     <w:p>
       <w:pPr>
         <w:ind w:firstLine="0"/>
+        <w:jc w:val="center"/>
       </w:pPr>
       <w:r>
         <w:rPr>
@@ -3032,8 +3023,8 @@
         <w:lastRenderedPageBreak/>
         <w:drawing>
           <wp:inline distT="0" distB="0" distL="0" distR="0">
-            <wp:extent cx="6205982" cy="4142629"/>
-            <wp:effectExtent l="19050" t="0" r="4318" b="0"/>
+            <wp:extent cx="4322363" cy="8138969"/>
+            <wp:effectExtent l="19050" t="0" r="1987" b="0"/>
             <wp:docPr id="22" name="Рисунок 22"/>
             <wp:cNvGraphicFramePr>
               <a:graphicFrameLocks xmlns:a="http://schemas.openxmlformats.org/drawingml/2006/main" noChangeAspect="1"/>
@@ -3049,7 +3040,7 @@
                   </pic:nvPicPr>
                   <pic:blipFill>
                     <a:blip r:embed="rId18"/>
-                    <a:srcRect/>
+                    <a:srcRect l="32380" r="32159"/>
                     <a:stretch>
                       <a:fillRect/>
                     </a:stretch>
@@ -3057,7 +3048,7 @@
                   <pic:spPr bwMode="auto">
                     <a:xfrm>
                       <a:off x="0" y="0"/>
-                      <a:ext cx="6205116" cy="4142051"/>
+                      <a:ext cx="4323666" cy="8141422"/>
                     </a:xfrm>
                     <a:prstGeom prst="rect">
                       <a:avLst/>
@@ -3078,6 +3069,9 @@
       </w:r>
     </w:p>
     <w:p>
+      <w:pPr>
+        <w:jc w:val="center"/>
+      </w:pPr>
       <w:r>
         <w:rPr>
           <w:sz w:val="24"/>
@@ -3128,7 +3122,6 @@
         <w:t>вания</w:t>
       </w:r>
     </w:p>
-    <w:p/>
     <w:p>
       <w:pPr>
         <w:tabs>
@@ -3139,12 +3132,6 @@
         <w:ind w:firstLine="0"/>
         <w:jc w:val="left"/>
       </w:pPr>
-      <w:r>
-        <w:rPr>
-          <w:noProof/>
-        </w:rPr>
-        <w:t xml:space="preserve"> </w:t>
-      </w:r>
     </w:p>
     <w:p>
       <w:pPr>
@@ -3161,7 +3148,7 @@
       <w:pPr>
         <w:pStyle w:val="a4"/>
       </w:pPr>
-      <w:bookmarkStart w:id="4" w:name="_Toc235286760"/>
+      <w:bookmarkStart w:id="4" w:name="_Toc235720840"/>
       <w:r>
         <w:lastRenderedPageBreak/>
         <w:t>5</w:t>
@@ -3198,7 +3185,7 @@
     </w:p>
     <w:p>
       <w:pPr>
-        <w:pStyle w:val="af3"/>
+        <w:pStyle w:val="af4"/>
         <w:numPr>
           <w:ilvl w:val="0"/>
           <w:numId w:val="20"/>
@@ -3210,7 +3197,7 @@
     </w:p>
     <w:p>
       <w:pPr>
-        <w:pStyle w:val="af3"/>
+        <w:pStyle w:val="af4"/>
         <w:numPr>
           <w:ilvl w:val="0"/>
           <w:numId w:val="20"/>
@@ -3243,7 +3230,7 @@
     </w:p>
     <w:p>
       <w:pPr>
-        <w:pStyle w:val="af3"/>
+        <w:pStyle w:val="af4"/>
         <w:numPr>
           <w:ilvl w:val="0"/>
           <w:numId w:val="20"/>
@@ -3255,7 +3242,7 @@
     </w:p>
     <w:p>
       <w:pPr>
-        <w:pStyle w:val="af3"/>
+        <w:pStyle w:val="af4"/>
         <w:numPr>
           <w:ilvl w:val="0"/>
           <w:numId w:val="20"/>
@@ -3267,7 +3254,7 @@
     </w:p>
     <w:p>
       <w:pPr>
-        <w:pStyle w:val="af3"/>
+        <w:pStyle w:val="af4"/>
         <w:numPr>
           <w:ilvl w:val="0"/>
           <w:numId w:val="20"/>
@@ -3279,19 +3266,25 @@
     </w:p>
     <w:p>
       <w:pPr>
-        <w:pStyle w:val="af3"/>
+        <w:pStyle w:val="af4"/>
         <w:numPr>
           <w:ilvl w:val="0"/>
           <w:numId w:val="20"/>
         </w:numPr>
       </w:pPr>
       <w:r>
-        <w:t>Agent.YandexGPT, Agent.OpenAI – реализации клиентов.</w:t>
-      </w:r>
-    </w:p>
-    <w:p>
-      <w:pPr>
-        <w:pStyle w:val="af3"/>
+        <w:t>Agent.</w:t>
+      </w:r>
+      <w:r>
+        <w:t>GigaChat</w:t>
+      </w:r>
+      <w:r>
+        <w:t>, Agent.OpenAI – реализации клиентов.</w:t>
+      </w:r>
+    </w:p>
+    <w:p>
+      <w:pPr>
+        <w:pStyle w:val="af4"/>
         <w:numPr>
           <w:ilvl w:val="0"/>
           <w:numId w:val="20"/>
@@ -3327,7 +3320,7 @@
     </w:p>
     <w:p>
       <w:pPr>
-        <w:pStyle w:val="af3"/>
+        <w:pStyle w:val="af4"/>
         <w:numPr>
           <w:ilvl w:val="0"/>
           <w:numId w:val="20"/>
@@ -3363,7 +3356,7 @@
     </w:p>
     <w:p>
       <w:pPr>
-        <w:pStyle w:val="af3"/>
+        <w:pStyle w:val="af4"/>
         <w:numPr>
           <w:ilvl w:val="0"/>
           <w:numId w:val="20"/>
@@ -3390,7 +3383,7 @@
     </w:p>
     <w:p>
       <w:pPr>
-        <w:pStyle w:val="af3"/>
+        <w:pStyle w:val="af4"/>
         <w:numPr>
           <w:ilvl w:val="0"/>
           <w:numId w:val="20"/>
@@ -3435,98 +3428,168 @@
         <w:rPr>
           <w:lang w:val="en-US"/>
         </w:rPr>
-        <w:t xml:space="preserve">    "RussianLLM": {</w:t>
-      </w:r>
-    </w:p>
-    <w:p>
-      <w:pPr>
-        <w:rPr>
-          <w:lang w:val="en-US"/>
-        </w:rPr>
-      </w:pPr>
-      <w:r>
-        <w:rPr>
-          <w:lang w:val="en-US"/>
-        </w:rPr>
-        <w:t xml:space="preserve">      "BaseUrl": "https://llm.api.cloud.yandex.net/",</w:t>
-      </w:r>
-    </w:p>
-    <w:p>
-      <w:pPr>
-        <w:rPr>
-          <w:lang w:val="en-US"/>
-        </w:rPr>
-      </w:pPr>
-      <w:r>
-        <w:rPr>
-          <w:lang w:val="en-US"/>
-        </w:rPr>
-        <w:t xml:space="preserve">      "RequestUri": "foundationModels/v1/completion",</w:t>
-      </w:r>
-    </w:p>
-    <w:p>
-      <w:pPr>
-        <w:rPr>
-          <w:lang w:val="en-US"/>
-        </w:rPr>
-      </w:pPr>
-      <w:r>
-        <w:rPr>
-          <w:lang w:val="en-US"/>
-        </w:rPr>
-        <w:t xml:space="preserve">      "Model": "yandexgpt-lite",</w:t>
-      </w:r>
-    </w:p>
-    <w:p>
-      <w:pPr>
-        <w:rPr>
-          <w:lang w:val="en-US"/>
-        </w:rPr>
-      </w:pPr>
-      <w:r>
-        <w:rPr>
-          <w:lang w:val="en-US"/>
-        </w:rPr>
-        <w:t xml:space="preserve">      "ApiKey": "AQVN0...",</w:t>
-      </w:r>
-    </w:p>
-    <w:p>
-      <w:pPr>
-        <w:rPr>
-          <w:lang w:val="en-US"/>
-        </w:rPr>
-      </w:pPr>
-      <w:r>
-        <w:rPr>
-          <w:lang w:val="en-US"/>
-        </w:rPr>
-        <w:t xml:space="preserve">      "FolderId": "b1g..."</w:t>
-      </w:r>
-    </w:p>
-    <w:p>
-      <w:pPr>
-        <w:rPr>
-          <w:lang w:val="en-US"/>
-        </w:rPr>
-      </w:pPr>
-      <w:r>
-        <w:rPr>
-          <w:lang w:val="en-US"/>
-        </w:rPr>
-        <w:t xml:space="preserve">    },</w:t>
-      </w:r>
-    </w:p>
-    <w:p>
-      <w:pPr>
-        <w:rPr>
-          <w:lang w:val="en-US"/>
-        </w:rPr>
-      </w:pPr>
-      <w:r>
-        <w:rPr>
-          <w:lang w:val="en-US"/>
-        </w:rPr>
-        <w:t xml:space="preserve">    "ForeignLLM": {</w:t>
+        <w:t xml:space="preserve">  "RussianLLM": {</w:t>
+      </w:r>
+    </w:p>
+    <w:p>
+      <w:pPr>
+        <w:rPr>
+          <w:lang w:val="en-US"/>
+        </w:rPr>
+      </w:pPr>
+      <w:r>
+        <w:rPr>
+          <w:lang w:val="en-US"/>
+        </w:rPr>
+        <w:t xml:space="preserve">    "BaseUrl": "https://api.giga.chat/v1/",</w:t>
+      </w:r>
+    </w:p>
+    <w:p>
+      <w:pPr>
+        <w:rPr>
+          <w:lang w:val="en-US"/>
+        </w:rPr>
+      </w:pPr>
+      <w:r>
+        <w:rPr>
+          <w:lang w:val="en-US"/>
+        </w:rPr>
+        <w:t xml:space="preserve">    "TokenUrl": "https://ngw.devices.sberbank.ru:9443/api/v2/oauth/",</w:t>
+      </w:r>
+    </w:p>
+    <w:p>
+      <w:pPr>
+        <w:rPr>
+          <w:lang w:val="en-US"/>
+        </w:rPr>
+      </w:pPr>
+      <w:r>
+        <w:rPr>
+          <w:lang w:val="en-US"/>
+        </w:rPr>
+        <w:t xml:space="preserve">    "RequestUri": "chat/completions",</w:t>
+      </w:r>
+    </w:p>
+    <w:p>
+      <w:pPr>
+        <w:rPr>
+          <w:lang w:val="en-US"/>
+        </w:rPr>
+      </w:pPr>
+      <w:r>
+        <w:rPr>
+          <w:lang w:val="en-US"/>
+        </w:rPr>
+        <w:t xml:space="preserve">    "ApiKey": "MDE5...",</w:t>
+      </w:r>
+    </w:p>
+    <w:p>
+      <w:pPr>
+        <w:rPr>
+          <w:lang w:val="en-US"/>
+        </w:rPr>
+      </w:pPr>
+      <w:r>
+        <w:rPr>
+          <w:lang w:val="en-US"/>
+        </w:rPr>
+        <w:t xml:space="preserve">    "Model": "GigaChat-3-Ultra",</w:t>
+      </w:r>
+    </w:p>
+    <w:p>
+      <w:pPr>
+        <w:rPr>
+          <w:lang w:val="en-US"/>
+        </w:rPr>
+      </w:pPr>
+      <w:r>
+        <w:rPr>
+          <w:lang w:val="en-US"/>
+        </w:rPr>
+        <w:t xml:space="preserve">    "Scope": "GIGACHAT_API_PERS",</w:t>
+      </w:r>
+    </w:p>
+    <w:p>
+      <w:r>
+        <w:t xml:space="preserve">    "</w:t>
+      </w:r>
+      <w:r>
+        <w:rPr>
+          <w:lang w:val="en-US"/>
+        </w:rPr>
+        <w:t>BypassSsl</w:t>
+      </w:r>
+      <w:r>
+        <w:t xml:space="preserve">": </w:t>
+      </w:r>
+      <w:r>
+        <w:rPr>
+          <w:lang w:val="en-US"/>
+        </w:rPr>
+        <w:t>true</w:t>
+      </w:r>
+      <w:r>
+        <w:t xml:space="preserve"> // </w:t>
+      </w:r>
+      <w:r>
+        <w:t>В</w:t>
+      </w:r>
+      <w:r>
+        <w:t xml:space="preserve"> </w:t>
+      </w:r>
+      <w:r>
+        <w:rPr>
+          <w:lang w:val="en-US"/>
+        </w:rPr>
+        <w:t>production</w:t>
+      </w:r>
+      <w:r>
+        <w:t xml:space="preserve"> </w:t>
+      </w:r>
+      <w:r>
+        <w:t>лучше</w:t>
+      </w:r>
+      <w:r>
+        <w:t xml:space="preserve"> </w:t>
+      </w:r>
+      <w:r>
+        <w:t>выключить</w:t>
+      </w:r>
+      <w:r>
+        <w:t xml:space="preserve"> </w:t>
+      </w:r>
+      <w:r>
+        <w:t>и</w:t>
+      </w:r>
+      <w:r>
+        <w:t xml:space="preserve"> </w:t>
+      </w:r>
+      <w:r>
+        <w:t xml:space="preserve">убедиться что скачены сертификаты с госуслуг. Подробнее </w:t>
+      </w:r>
+      <w:r>
+        <w:t>https://developers.sber.ru/docs/ru/gigachat/certificates</w:t>
+      </w:r>
+    </w:p>
+    <w:p>
+      <w:r>
+        <w:t xml:space="preserve">  },</w:t>
+      </w:r>
+      <w:r>
+        <w:t xml:space="preserve"> </w:t>
+      </w:r>
+    </w:p>
+    <w:p>
+      <w:pPr>
+        <w:rPr>
+          <w:lang w:val="en-US"/>
+        </w:rPr>
+      </w:pPr>
+      <w:r>
+        <w:rPr>
+          <w:lang w:val="en-US"/>
+        </w:rPr>
+        <w:t>"ForeignLLM": {</w:t>
       </w:r>
     </w:p>
     <w:p>
@@ -3552,6 +3615,7 @@
         <w:rPr>
           <w:lang w:val="en-US"/>
         </w:rPr>
+        <w:lastRenderedPageBreak/>
         <w:t xml:space="preserve">      "RequestUri": "chat/completions",</w:t>
       </w:r>
     </w:p>
@@ -3582,16 +3646,14 @@
       </w:r>
     </w:p>
     <w:p>
-      <w:pPr>
-        <w:rPr>
-          <w:lang w:val="en-US"/>
-        </w:rPr>
-      </w:pPr>
-      <w:r>
-        <w:rPr>
-          <w:lang w:val="en-US"/>
-        </w:rPr>
-        <w:t xml:space="preserve">    }</w:t>
+      <w:r>
+        <w:rPr>
+          <w:lang w:val="en-US"/>
+        </w:rPr>
+        <w:t xml:space="preserve">    </w:t>
+      </w:r>
+      <w:r>
+        <w:t>}</w:t>
       </w:r>
     </w:p>
     <w:p>
@@ -3605,7 +3667,6 @@
         <w:rPr>
           <w:b/>
         </w:rPr>
-        <w:lastRenderedPageBreak/>
         <w:t>5</w:t>
       </w:r>
       <w:r>
@@ -3616,19 +3677,11 @@
       </w:r>
     </w:p>
     <w:p>
-      <w:pPr>
-        <w:rPr>
-          <w:lang w:val="en-US"/>
-        </w:rPr>
-      </w:pPr>
       <w:r>
         <w:t xml:space="preserve">Убедитесь, что оба проекта (Api и Web) запущены одновременно. Можно использовать множественный запуск в </w:t>
       </w:r>
       <w:r>
-        <w:t>Visu</w:t>
-      </w:r>
-      <w:r>
-        <w:t>al Studio или командную строку</w:t>
+        <w:t>Visual Studio или командную строку</w:t>
       </w:r>
       <w:r>
         <w:rPr>
@@ -3654,6 +3707,7 @@
       <w:r>
         <w:rPr>
           <w:i/>
+          <w:lang w:val="en-US"/>
         </w:rPr>
         <w:t>.</w:t>
       </w:r>
@@ -3684,11 +3738,13 @@
       <w:pPr>
         <w:rPr>
           <w:i/>
+          <w:lang w:val="en-US"/>
         </w:rPr>
       </w:pPr>
       <w:r>
         <w:rPr>
           <w:i/>
+          <w:lang w:val="en-US"/>
         </w:rPr>
         <w:t>cd ../LearnAInalytics.Web</w:t>
       </w:r>
@@ -3749,7 +3805,7 @@
       <w:pPr>
         <w:pStyle w:val="a4"/>
       </w:pPr>
-      <w:bookmarkStart w:id="5" w:name="_Toc235286761"/>
+      <w:bookmarkStart w:id="5" w:name="_Toc235720841"/>
       <w:r>
         <w:lastRenderedPageBreak/>
         <w:t>6</w:t>
@@ -3832,30 +3888,51 @@
         <w:rPr>
           <w:noProof/>
         </w:rPr>
-        <w:pict>
-          <v:shapetype id="_x0000_t75" coordsize="21600,21600" o:spt="75" o:preferrelative="t" path="m@4@5l@4@11@9@11@9@5xe" filled="f" stroked="f">
-            <v:stroke joinstyle="miter"/>
-            <v:formulas>
-              <v:f eqn="if lineDrawn pixelLineWidth 0"/>
-              <v:f eqn="sum @0 1 0"/>
-              <v:f eqn="sum 0 0 @1"/>
-              <v:f eqn="prod @2 1 2"/>
-              <v:f eqn="prod @3 21600 pixelWidth"/>
-              <v:f eqn="prod @3 21600 pixelHeight"/>
-              <v:f eqn="sum @0 0 1"/>
-              <v:f eqn="prod @6 1 2"/>
-              <v:f eqn="prod @7 21600 pixelWidth"/>
-              <v:f eqn="sum @8 21600 0"/>
-              <v:f eqn="prod @7 21600 pixelHeight"/>
-              <v:f eqn="sum @10 21600 0"/>
-            </v:formulas>
-            <v:path o:extrusionok="f" gradientshapeok="t" o:connecttype="rect"/>
-            <o:lock v:ext="edit" aspectratio="t"/>
-          </v:shapetype>
-          <v:shape id="_x0000_i1025" type="#_x0000_t75" style="width:467.3pt;height:241.8pt">
-            <v:imagedata r:id="rId19" o:title="OpenrouterAiApi"/>
-          </v:shape>
-        </w:pict>
+        <w:drawing>
+          <wp:inline distT="0" distB="0" distL="0" distR="0">
+            <wp:extent cx="5940425" cy="6098143"/>
+            <wp:effectExtent l="19050" t="0" r="3175" b="0"/>
+            <wp:docPr id="11" name="Рисунок 2"/>
+            <wp:cNvGraphicFramePr>
+              <a:graphicFrameLocks xmlns:a="http://schemas.openxmlformats.org/drawingml/2006/main" noChangeAspect="1"/>
+            </wp:cNvGraphicFramePr>
+            <a:graphic xmlns:a="http://schemas.openxmlformats.org/drawingml/2006/main">
+              <a:graphicData uri="http://schemas.openxmlformats.org/drawingml/2006/picture">
+                <pic:pic xmlns:pic="http://schemas.openxmlformats.org/drawingml/2006/picture">
+                  <pic:nvPicPr>
+                    <pic:cNvPr id="0" name="Picture 2"/>
+                    <pic:cNvPicPr>
+                      <a:picLocks noChangeAspect="1" noChangeArrowheads="1"/>
+                    </pic:cNvPicPr>
+                  </pic:nvPicPr>
+                  <pic:blipFill>
+                    <a:blip r:embed="rId19"/>
+                    <a:srcRect/>
+                    <a:stretch>
+                      <a:fillRect/>
+                    </a:stretch>
+                  </pic:blipFill>
+                  <pic:spPr bwMode="auto">
+                    <a:xfrm>
+                      <a:off x="0" y="0"/>
+                      <a:ext cx="5940425" cy="6098143"/>
+                    </a:xfrm>
+                    <a:prstGeom prst="rect">
+                      <a:avLst/>
+                    </a:prstGeom>
+                    <a:noFill/>
+                    <a:ln w="9525">
+                      <a:noFill/>
+                      <a:miter lim="800000"/>
+                      <a:headEnd/>
+                      <a:tailEnd/>
+                    </a:ln>
+                  </pic:spPr>
+                </pic:pic>
+              </a:graphicData>
+            </a:graphic>
+          </wp:inline>
+        </w:drawing>
       </w:r>
     </w:p>
     <w:p>
@@ -3930,14 +4007,20 @@
         <w:rPr>
           <w:sz w:val="24"/>
         </w:rPr>
-        <w:t xml:space="preserve">сервисам </w:t>
-      </w:r>
-      <w:r>
-        <w:rPr>
-          <w:sz w:val="24"/>
-          <w:lang w:val="en-US"/>
-        </w:rPr>
-        <w:t>OpenAI</w:t>
+        <w:t>сервисам</w:t>
+      </w:r>
+      <w:r>
+        <w:rPr>
+          <w:sz w:val="24"/>
+        </w:rPr>
+        <w:t xml:space="preserve"> </w:t>
+      </w:r>
+      <w:r>
+        <w:rPr>
+          <w:sz w:val="24"/>
+          <w:lang w:val="en-US"/>
+        </w:rPr>
+        <w:t>Gigachat</w:t>
       </w:r>
     </w:p>
     <w:p>
@@ -3967,6 +4050,7 @@
     </w:p>
     <w:p>
       <w:r>
+        <w:lastRenderedPageBreak/>
         <w:t>При истечении или компрометации ключей обновите конфигурацию и перезапустите сервис.</w:t>
       </w:r>
     </w:p>
@@ -4027,6 +4111,9 @@
         <w:spacing w:line="240" w:lineRule="auto"/>
         <w:ind w:firstLine="0"/>
         <w:jc w:val="left"/>
+        <w:rPr>
+          <w:lang w:val="en-US"/>
+        </w:rPr>
       </w:pPr>
       <w:r>
         <w:br w:type="page"/>
@@ -4036,15 +4123,819 @@
       <w:pPr>
         <w:pStyle w:val="a4"/>
       </w:pPr>
-      <w:bookmarkStart w:id="6" w:name="_Toc235286762"/>
+      <w:bookmarkStart w:id="6" w:name="_Toc233383748"/>
+      <w:bookmarkStart w:id="7" w:name="_Toc235720842"/>
       <w:r>
         <w:lastRenderedPageBreak/>
         <w:t>7</w:t>
       </w:r>
       <w:r>
+        <w:t>. Сравнительный анализ российских и зарубежных нейросетей</w:t>
+      </w:r>
+      <w:bookmarkEnd w:id="6"/>
+      <w:bookmarkEnd w:id="7"/>
+    </w:p>
+    <w:tbl>
+      <w:tblPr>
+        <w:tblStyle w:val="af5"/>
+        <w:tblW w:w="10139" w:type="dxa"/>
+        <w:tblLook w:val="04A0"/>
+      </w:tblPr>
+      <w:tblGrid>
+        <w:gridCol w:w="1874"/>
+        <w:gridCol w:w="4188"/>
+        <w:gridCol w:w="4077"/>
+      </w:tblGrid>
+      <w:tr>
+        <w:trPr>
+          <w:trHeight w:val="962"/>
+        </w:trPr>
+        <w:tc>
+          <w:tcPr>
+            <w:tcW w:w="1874" w:type="dxa"/>
+            <w:hideMark/>
+          </w:tcPr>
+          <w:p>
+            <w:pPr>
+              <w:tabs>
+                <w:tab w:val="clear" w:pos="9330"/>
+              </w:tabs>
+              <w:ind w:firstLine="0"/>
+              <w:jc w:val="left"/>
+              <w:rPr>
+                <w:color w:val="auto"/>
+                <w:szCs w:val="23"/>
+              </w:rPr>
+            </w:pPr>
+            <w:r>
+              <w:rPr>
+                <w:color w:val="auto"/>
+                <w:szCs w:val="23"/>
+              </w:rPr>
+              <w:t>Критерий</w:t>
+            </w:r>
+          </w:p>
+        </w:tc>
+        <w:tc>
+          <w:tcPr>
+            <w:tcW w:w="4188" w:type="dxa"/>
+            <w:hideMark/>
+          </w:tcPr>
+          <w:p>
+            <w:pPr>
+              <w:tabs>
+                <w:tab w:val="clear" w:pos="9330"/>
+              </w:tabs>
+              <w:ind w:firstLine="0"/>
+              <w:jc w:val="left"/>
+              <w:rPr>
+                <w:color w:val="auto"/>
+                <w:szCs w:val="23"/>
+              </w:rPr>
+            </w:pPr>
+            <w:r>
+              <w:rPr>
+                <w:color w:val="auto"/>
+                <w:szCs w:val="23"/>
+              </w:rPr>
+              <w:t>Российский агент (</w:t>
+            </w:r>
+            <w:r>
+              <w:rPr>
+                <w:lang w:val="en-US"/>
+              </w:rPr>
+              <w:t>GigaChat-3-Ultra</w:t>
+            </w:r>
+            <w:r>
+              <w:rPr>
+                <w:color w:val="auto"/>
+                <w:szCs w:val="23"/>
+              </w:rPr>
+              <w:t>)</w:t>
+            </w:r>
+          </w:p>
+        </w:tc>
+        <w:tc>
+          <w:tcPr>
+            <w:tcW w:w="4077" w:type="dxa"/>
+            <w:hideMark/>
+          </w:tcPr>
+          <w:p>
+            <w:pPr>
+              <w:tabs>
+                <w:tab w:val="clear" w:pos="9330"/>
+              </w:tabs>
+              <w:ind w:firstLine="0"/>
+              <w:jc w:val="left"/>
+              <w:rPr>
+                <w:color w:val="auto"/>
+                <w:szCs w:val="23"/>
+              </w:rPr>
+            </w:pPr>
+            <w:r>
+              <w:rPr>
+                <w:color w:val="auto"/>
+                <w:szCs w:val="23"/>
+              </w:rPr>
+              <w:t xml:space="preserve">Зарубежный агент (OpenRouter, </w:t>
+            </w:r>
+            <w:r>
+              <w:rPr>
+                <w:lang w:val="en-US"/>
+              </w:rPr>
+              <w:t>nvidia</w:t>
+            </w:r>
+            <w:r>
+              <w:t>/</w:t>
+            </w:r>
+            <w:r>
+              <w:rPr>
+                <w:lang w:val="en-US"/>
+              </w:rPr>
+              <w:t>nemotron</w:t>
+            </w:r>
+            <w:r>
+              <w:t>-3-</w:t>
+            </w:r>
+            <w:r>
+              <w:rPr>
+                <w:lang w:val="en-US"/>
+              </w:rPr>
+              <w:t>ultra</w:t>
+            </w:r>
+            <w:r>
+              <w:rPr>
+                <w:color w:val="auto"/>
+                <w:szCs w:val="23"/>
+              </w:rPr>
+              <w:t>)</w:t>
+            </w:r>
+          </w:p>
+        </w:tc>
+      </w:tr>
+      <w:tr>
+        <w:trPr>
+          <w:trHeight w:val="962"/>
+        </w:trPr>
+        <w:tc>
+          <w:tcPr>
+            <w:tcW w:w="1874" w:type="dxa"/>
+            <w:hideMark/>
+          </w:tcPr>
+          <w:p>
+            <w:pPr>
+              <w:tabs>
+                <w:tab w:val="clear" w:pos="9330"/>
+              </w:tabs>
+              <w:ind w:firstLine="0"/>
+              <w:jc w:val="left"/>
+              <w:rPr>
+                <w:color w:val="auto"/>
+                <w:szCs w:val="23"/>
+              </w:rPr>
+            </w:pPr>
+            <w:r>
+              <w:rPr>
+                <w:color w:val="auto"/>
+                <w:szCs w:val="23"/>
+              </w:rPr>
+              <w:t>Точность сравнения</w:t>
+            </w:r>
+          </w:p>
+        </w:tc>
+        <w:tc>
+          <w:tcPr>
+            <w:tcW w:w="4188" w:type="dxa"/>
+            <w:hideMark/>
+          </w:tcPr>
+          <w:p>
+            <w:pPr>
+              <w:tabs>
+                <w:tab w:val="clear" w:pos="9330"/>
+              </w:tabs>
+              <w:ind w:firstLine="0"/>
+              <w:jc w:val="left"/>
+              <w:rPr>
+                <w:color w:val="auto"/>
+                <w:szCs w:val="23"/>
+              </w:rPr>
+            </w:pPr>
+            <w:r>
+              <w:rPr>
+                <w:color w:val="auto"/>
+                <w:szCs w:val="23"/>
+              </w:rPr>
+              <w:t>~98</w:t>
+            </w:r>
+            <w:r>
+              <w:rPr>
+                <w:color w:val="auto"/>
+                <w:szCs w:val="23"/>
+              </w:rPr>
+              <w:t>%</w:t>
+            </w:r>
+          </w:p>
+        </w:tc>
+        <w:tc>
+          <w:tcPr>
+            <w:tcW w:w="4077" w:type="dxa"/>
+            <w:hideMark/>
+          </w:tcPr>
+          <w:p>
+            <w:pPr>
+              <w:tabs>
+                <w:tab w:val="clear" w:pos="9330"/>
+              </w:tabs>
+              <w:ind w:firstLine="0"/>
+              <w:jc w:val="left"/>
+              <w:rPr>
+                <w:color w:val="auto"/>
+                <w:szCs w:val="23"/>
+              </w:rPr>
+            </w:pPr>
+            <w:r>
+              <w:rPr>
+                <w:color w:val="auto"/>
+                <w:szCs w:val="23"/>
+              </w:rPr>
+              <w:t>~92</w:t>
+            </w:r>
+            <w:r>
+              <w:rPr>
+                <w:color w:val="auto"/>
+                <w:szCs w:val="23"/>
+              </w:rPr>
+              <w:t>%</w:t>
+            </w:r>
+          </w:p>
+        </w:tc>
+      </w:tr>
+      <w:tr>
+        <w:trPr>
+          <w:trHeight w:val="962"/>
+        </w:trPr>
+        <w:tc>
+          <w:tcPr>
+            <w:tcW w:w="1874" w:type="dxa"/>
+            <w:hideMark/>
+          </w:tcPr>
+          <w:p>
+            <w:pPr>
+              <w:tabs>
+                <w:tab w:val="clear" w:pos="9330"/>
+              </w:tabs>
+              <w:ind w:firstLine="0"/>
+              <w:jc w:val="left"/>
+              <w:rPr>
+                <w:color w:val="auto"/>
+                <w:szCs w:val="23"/>
+              </w:rPr>
+            </w:pPr>
+            <w:r>
+              <w:rPr>
+                <w:color w:val="auto"/>
+                <w:szCs w:val="23"/>
+              </w:rPr>
+              <w:t xml:space="preserve">Задержка (на </w:t>
+            </w:r>
+            <w:r>
+              <w:rPr>
+                <w:color w:val="auto"/>
+                <w:szCs w:val="23"/>
+                <w:lang w:val="en-US"/>
+              </w:rPr>
+              <w:t>4</w:t>
+            </w:r>
+            <w:r>
+              <w:rPr>
+                <w:color w:val="auto"/>
+                <w:szCs w:val="23"/>
+              </w:rPr>
+              <w:t xml:space="preserve"> </w:t>
+            </w:r>
+            <w:r>
+              <w:rPr>
+                <w:color w:val="auto"/>
+                <w:szCs w:val="23"/>
+              </w:rPr>
+              <w:t>запроса</w:t>
+            </w:r>
+            <w:r>
+              <w:rPr>
+                <w:color w:val="auto"/>
+                <w:szCs w:val="23"/>
+              </w:rPr>
+              <w:t>)</w:t>
+            </w:r>
+          </w:p>
+        </w:tc>
+        <w:tc>
+          <w:tcPr>
+            <w:tcW w:w="4188" w:type="dxa"/>
+            <w:hideMark/>
+          </w:tcPr>
+          <w:p>
+            <w:pPr>
+              <w:tabs>
+                <w:tab w:val="clear" w:pos="9330"/>
+              </w:tabs>
+              <w:ind w:firstLine="0"/>
+              <w:jc w:val="left"/>
+              <w:rPr>
+                <w:color w:val="auto"/>
+                <w:szCs w:val="23"/>
+              </w:rPr>
+            </w:pPr>
+            <w:r>
+              <w:rPr>
+                <w:color w:val="auto"/>
+                <w:szCs w:val="23"/>
+              </w:rPr>
+              <w:t>2-4</w:t>
+            </w:r>
+            <w:r>
+              <w:rPr>
+                <w:color w:val="auto"/>
+                <w:szCs w:val="23"/>
+              </w:rPr>
+              <w:t xml:space="preserve"> сек</w:t>
+            </w:r>
+          </w:p>
+        </w:tc>
+        <w:tc>
+          <w:tcPr>
+            <w:tcW w:w="4077" w:type="dxa"/>
+            <w:hideMark/>
+          </w:tcPr>
+          <w:p>
+            <w:pPr>
+              <w:tabs>
+                <w:tab w:val="clear" w:pos="9330"/>
+              </w:tabs>
+              <w:ind w:firstLine="0"/>
+              <w:jc w:val="left"/>
+              <w:rPr>
+                <w:color w:val="auto"/>
+                <w:szCs w:val="23"/>
+              </w:rPr>
+            </w:pPr>
+            <w:r>
+              <w:rPr>
+                <w:color w:val="auto"/>
+                <w:szCs w:val="23"/>
+              </w:rPr>
+              <w:t>3-5</w:t>
+            </w:r>
+            <w:r>
+              <w:rPr>
+                <w:color w:val="auto"/>
+                <w:szCs w:val="23"/>
+              </w:rPr>
+              <w:t xml:space="preserve"> сек</w:t>
+            </w:r>
+          </w:p>
+        </w:tc>
+      </w:tr>
+      <w:tr>
+        <w:trPr>
+          <w:trHeight w:val="962"/>
+        </w:trPr>
+        <w:tc>
+          <w:tcPr>
+            <w:tcW w:w="1874" w:type="dxa"/>
+            <w:hideMark/>
+          </w:tcPr>
+          <w:p>
+            <w:pPr>
+              <w:tabs>
+                <w:tab w:val="clear" w:pos="9330"/>
+              </w:tabs>
+              <w:ind w:firstLine="0"/>
+              <w:jc w:val="left"/>
+              <w:rPr>
+                <w:color w:val="auto"/>
+                <w:szCs w:val="23"/>
+              </w:rPr>
+            </w:pPr>
+            <w:r>
+              <w:rPr>
+                <w:color w:val="auto"/>
+                <w:szCs w:val="23"/>
+              </w:rPr>
+              <w:t>Стоимость</w:t>
+            </w:r>
+          </w:p>
+        </w:tc>
+        <w:tc>
+          <w:tcPr>
+            <w:tcW w:w="4188" w:type="dxa"/>
+            <w:hideMark/>
+          </w:tcPr>
+          <w:p>
+            <w:pPr>
+              <w:tabs>
+                <w:tab w:val="clear" w:pos="9330"/>
+              </w:tabs>
+              <w:ind w:firstLine="0"/>
+              <w:jc w:val="left"/>
+              <w:rPr>
+                <w:color w:val="auto"/>
+                <w:szCs w:val="23"/>
+              </w:rPr>
+            </w:pPr>
+            <w:r>
+              <w:rPr>
+                <w:color w:val="auto"/>
+                <w:szCs w:val="23"/>
+              </w:rPr>
+              <w:t xml:space="preserve">Бесплатно (бесплатный тир </w:t>
+            </w:r>
+            <w:r>
+              <w:rPr>
+                <w:lang w:val="en-US"/>
+              </w:rPr>
+              <w:t>G</w:t>
+            </w:r>
+            <w:r>
+              <w:rPr>
+                <w:lang w:val="en-US"/>
+              </w:rPr>
+              <w:t>i</w:t>
+            </w:r>
+            <w:r>
+              <w:rPr>
+                <w:lang w:val="en-US"/>
+              </w:rPr>
+              <w:t>gaChat</w:t>
+            </w:r>
+            <w:r>
+              <w:t xml:space="preserve"> для физических лиц</w:t>
+            </w:r>
+            <w:r>
+              <w:rPr>
+                <w:color w:val="auto"/>
+                <w:szCs w:val="23"/>
+              </w:rPr>
+              <w:t>)</w:t>
+            </w:r>
+          </w:p>
+        </w:tc>
+        <w:tc>
+          <w:tcPr>
+            <w:tcW w:w="4077" w:type="dxa"/>
+            <w:hideMark/>
+          </w:tcPr>
+          <w:p>
+            <w:pPr>
+              <w:tabs>
+                <w:tab w:val="clear" w:pos="9330"/>
+              </w:tabs>
+              <w:ind w:firstLine="0"/>
+              <w:jc w:val="left"/>
+              <w:rPr>
+                <w:color w:val="auto"/>
+                <w:szCs w:val="23"/>
+              </w:rPr>
+            </w:pPr>
+            <w:r>
+              <w:rPr>
+                <w:color w:val="auto"/>
+                <w:szCs w:val="23"/>
+              </w:rPr>
+              <w:t>Бесплатно (бесплатный тир OpenRouter)</w:t>
+            </w:r>
+          </w:p>
+        </w:tc>
+      </w:tr>
+      <w:tr>
+        <w:trPr>
+          <w:trHeight w:val="1030"/>
+        </w:trPr>
+        <w:tc>
+          <w:tcPr>
+            <w:tcW w:w="1874" w:type="dxa"/>
+            <w:hideMark/>
+          </w:tcPr>
+          <w:p>
+            <w:pPr>
+              <w:tabs>
+                <w:tab w:val="clear" w:pos="9330"/>
+              </w:tabs>
+              <w:ind w:firstLine="0"/>
+              <w:jc w:val="left"/>
+              <w:rPr>
+                <w:color w:val="auto"/>
+                <w:szCs w:val="23"/>
+              </w:rPr>
+            </w:pPr>
+            <w:r>
+              <w:rPr>
+                <w:color w:val="auto"/>
+                <w:szCs w:val="23"/>
+              </w:rPr>
+              <w:t>Интеграция</w:t>
+            </w:r>
+          </w:p>
+        </w:tc>
+        <w:tc>
+          <w:tcPr>
+            <w:tcW w:w="4188" w:type="dxa"/>
+            <w:hideMark/>
+          </w:tcPr>
+          <w:p>
+            <w:pPr>
+              <w:tabs>
+                <w:tab w:val="clear" w:pos="9330"/>
+              </w:tabs>
+              <w:ind w:firstLine="0"/>
+              <w:jc w:val="left"/>
+              <w:rPr>
+                <w:color w:val="auto"/>
+                <w:szCs w:val="23"/>
+              </w:rPr>
+            </w:pPr>
+            <w:r>
+              <w:rPr>
+                <w:color w:val="auto"/>
+                <w:szCs w:val="23"/>
+              </w:rPr>
+              <w:t xml:space="preserve">Требуются </w:t>
+            </w:r>
+            <w:r>
+              <w:rPr>
+                <w:color w:val="auto"/>
+                <w:szCs w:val="23"/>
+              </w:rPr>
+              <w:t>TokenUrl</w:t>
+            </w:r>
+            <w:r>
+              <w:rPr>
+                <w:color w:val="auto"/>
+                <w:szCs w:val="23"/>
+              </w:rPr>
+              <w:t xml:space="preserve"> – </w:t>
+            </w:r>
+            <w:r>
+              <w:rPr>
+                <w:color w:val="auto"/>
+                <w:szCs w:val="23"/>
+                <w:lang w:val="en-US"/>
+              </w:rPr>
+              <w:t>url</w:t>
+            </w:r>
+            <w:r>
+              <w:rPr>
+                <w:color w:val="auto"/>
+                <w:szCs w:val="23"/>
+              </w:rPr>
+              <w:t xml:space="preserve"> </w:t>
+            </w:r>
+            <w:r>
+              <w:rPr>
+                <w:color w:val="auto"/>
+                <w:szCs w:val="23"/>
+              </w:rPr>
+              <w:t>пол</w:t>
+            </w:r>
+            <w:r>
+              <w:rPr>
+                <w:color w:val="auto"/>
+                <w:szCs w:val="23"/>
+              </w:rPr>
+              <w:t>у</w:t>
+            </w:r>
+            <w:r>
+              <w:rPr>
+                <w:color w:val="auto"/>
+                <w:szCs w:val="23"/>
+              </w:rPr>
+              <w:t>чения токена доступ</w:t>
+            </w:r>
+            <w:r>
+              <w:rPr>
+                <w:color w:val="auto"/>
+                <w:szCs w:val="23"/>
+              </w:rPr>
+              <w:t>, API-ключ</w:t>
+            </w:r>
+            <w:r>
+              <w:rPr>
+                <w:color w:val="auto"/>
+                <w:szCs w:val="23"/>
+              </w:rPr>
+              <w:t xml:space="preserve">, </w:t>
+            </w:r>
+            <w:r>
+              <w:rPr>
+                <w:color w:val="auto"/>
+                <w:szCs w:val="23"/>
+                <w:lang w:val="en-US"/>
+              </w:rPr>
+              <w:t>Scope</w:t>
+            </w:r>
+            <w:r>
+              <w:rPr>
+                <w:color w:val="auto"/>
+                <w:szCs w:val="23"/>
+              </w:rPr>
+              <w:t xml:space="preserve"> - доступ для физических лиц</w:t>
+            </w:r>
+            <w:r>
+              <w:rPr>
+                <w:color w:val="auto"/>
+                <w:szCs w:val="23"/>
+              </w:rPr>
+              <w:t>, ИП или юридических лиц</w:t>
+            </w:r>
+          </w:p>
+        </w:tc>
+        <w:tc>
+          <w:tcPr>
+            <w:tcW w:w="4077" w:type="dxa"/>
+            <w:hideMark/>
+          </w:tcPr>
+          <w:p>
+            <w:pPr>
+              <w:tabs>
+                <w:tab w:val="clear" w:pos="9330"/>
+              </w:tabs>
+              <w:ind w:firstLine="0"/>
+              <w:jc w:val="left"/>
+              <w:rPr>
+                <w:color w:val="auto"/>
+                <w:szCs w:val="23"/>
+              </w:rPr>
+            </w:pPr>
+            <w:r>
+              <w:rPr>
+                <w:color w:val="auto"/>
+                <w:szCs w:val="23"/>
+              </w:rPr>
+              <w:t>Единый API-ключ, OpenAI-совместимый формат</w:t>
+            </w:r>
+          </w:p>
+        </w:tc>
+      </w:tr>
+      <w:tr>
+        <w:trPr>
+          <w:trHeight w:val="977"/>
+        </w:trPr>
+        <w:tc>
+          <w:tcPr>
+            <w:tcW w:w="1874" w:type="dxa"/>
+            <w:hideMark/>
+          </w:tcPr>
+          <w:p>
+            <w:pPr>
+              <w:tabs>
+                <w:tab w:val="clear" w:pos="9330"/>
+              </w:tabs>
+              <w:ind w:firstLine="0"/>
+              <w:jc w:val="left"/>
+              <w:rPr>
+                <w:color w:val="auto"/>
+                <w:szCs w:val="23"/>
+              </w:rPr>
+            </w:pPr>
+            <w:r>
+              <w:rPr>
+                <w:color w:val="auto"/>
+                <w:szCs w:val="23"/>
+              </w:rPr>
+              <w:t>Доступность из РФ</w:t>
+            </w:r>
+          </w:p>
+        </w:tc>
+        <w:tc>
+          <w:tcPr>
+            <w:tcW w:w="4188" w:type="dxa"/>
+            <w:hideMark/>
+          </w:tcPr>
+          <w:p>
+            <w:pPr>
+              <w:tabs>
+                <w:tab w:val="clear" w:pos="9330"/>
+              </w:tabs>
+              <w:ind w:firstLine="0"/>
+              <w:jc w:val="left"/>
+              <w:rPr>
+                <w:color w:val="auto"/>
+                <w:szCs w:val="23"/>
+              </w:rPr>
+            </w:pPr>
+            <w:r>
+              <w:rPr>
+                <w:color w:val="auto"/>
+                <w:szCs w:val="23"/>
+              </w:rPr>
+              <w:t>Да</w:t>
+            </w:r>
+          </w:p>
+        </w:tc>
+        <w:tc>
+          <w:tcPr>
+            <w:tcW w:w="4077" w:type="dxa"/>
+            <w:hideMark/>
+          </w:tcPr>
+          <w:p>
+            <w:pPr>
+              <w:tabs>
+                <w:tab w:val="clear" w:pos="9330"/>
+              </w:tabs>
+              <w:ind w:firstLine="0"/>
+              <w:jc w:val="left"/>
+              <w:rPr>
+                <w:color w:val="auto"/>
+                <w:szCs w:val="23"/>
+              </w:rPr>
+            </w:pPr>
+            <w:r>
+              <w:rPr>
+                <w:color w:val="auto"/>
+                <w:szCs w:val="23"/>
+              </w:rPr>
+              <w:t>Да (через OpenRouter)</w:t>
+            </w:r>
+          </w:p>
+        </w:tc>
+      </w:tr>
+    </w:tbl>
+    <w:p>
+      <w:pPr>
+        <w:pStyle w:val="a5"/>
+      </w:pPr>
+    </w:p>
+    <w:p>
+      <w:pPr>
+        <w:rPr>
+          <w:sz w:val="24"/>
+        </w:rPr>
+      </w:pPr>
+      <w:r>
+        <w:rPr>
+          <w:b/>
+        </w:rPr>
+        <w:t>Вывод:</w:t>
+      </w:r>
+      <w:r>
+        <w:t xml:space="preserve"> Для демонстрации и тестирования оптимален зарубежный в</w:t>
+      </w:r>
+      <w:r>
+        <w:t>а</w:t>
+      </w:r>
+      <w:r>
+        <w:t>риант на базе OpenRouter как бесплатный и точный. Для промышленной эк</w:t>
+      </w:r>
+      <w:r>
+        <w:t>с</w:t>
+      </w:r>
+      <w:r>
+        <w:t>плуатации в контуре организации рекомендуется российский агент, обесп</w:t>
+      </w:r>
+      <w:r>
+        <w:t>е</w:t>
+      </w:r>
+      <w:r>
+        <w:t>чивающий локализацию и соответствие требованиям безопасности.</w:t>
+      </w:r>
+    </w:p>
+    <w:p>
+      <w:pPr>
+        <w:pStyle w:val="a4"/>
+      </w:pPr>
+    </w:p>
+    <w:p>
+      <w:pPr>
+        <w:tabs>
+          <w:tab w:val="clear" w:pos="9330"/>
+        </w:tabs>
+        <w:suppressAutoHyphens/>
+        <w:spacing w:line="240" w:lineRule="auto"/>
+        <w:ind w:firstLine="0"/>
+        <w:jc w:val="left"/>
+        <w:rPr>
+          <w:b/>
+          <w:noProof/>
+          <w:sz w:val="32"/>
+        </w:rPr>
+      </w:pPr>
+      <w:r>
+        <w:br w:type="page"/>
+      </w:r>
+    </w:p>
+    <w:p>
+      <w:pPr>
+        <w:pStyle w:val="a4"/>
+      </w:pPr>
+      <w:bookmarkStart w:id="8" w:name="_Toc235720843"/>
+      <w:r>
+        <w:lastRenderedPageBreak/>
+        <w:t>8</w:t>
+      </w:r>
+      <w:r>
         <w:t>. Шаблоны отчётов и глоссарий</w:t>
       </w:r>
-      <w:bookmarkEnd w:id="6"/>
+      <w:bookmarkEnd w:id="8"/>
     </w:p>
     <w:p>
       <w:pPr>
@@ -4057,7 +4948,7 @@
         <w:rPr>
           <w:b/>
         </w:rPr>
-        <w:t>7</w:t>
+        <w:t>8</w:t>
       </w:r>
       <w:r>
         <w:rPr>
@@ -4084,7 +4975,7 @@
     </w:p>
     <w:p>
       <w:pPr>
-        <w:pStyle w:val="af3"/>
+        <w:pStyle w:val="af4"/>
         <w:numPr>
           <w:ilvl w:val="0"/>
           <w:numId w:val="22"/>
@@ -4099,14 +4990,11 @@
     </w:p>
     <w:p>
       <w:pPr>
-        <w:pStyle w:val="af3"/>
+        <w:pStyle w:val="af4"/>
         <w:numPr>
           <w:ilvl w:val="0"/>
           <w:numId w:val="22"/>
         </w:numPr>
-        <w:rPr>
-          <w:lang w:val="en-US"/>
-        </w:rPr>
       </w:pPr>
       <w:r>
         <w:t>Ключевые показатели (таблица распределения оценок, примеч</w:t>
@@ -4120,7 +5008,7 @@
     </w:p>
     <w:p>
       <w:pPr>
-        <w:pStyle w:val="af3"/>
+        <w:pStyle w:val="af4"/>
         <w:numPr>
           <w:ilvl w:val="0"/>
           <w:numId w:val="22"/>
@@ -4135,7 +5023,7 @@
     </w:p>
     <w:p>
       <w:pPr>
-        <w:pStyle w:val="af3"/>
+        <w:pStyle w:val="af4"/>
         <w:numPr>
           <w:ilvl w:val="0"/>
           <w:numId w:val="22"/>
@@ -4149,11 +5037,6 @@
       </w:r>
     </w:p>
     <w:p>
-      <w:pPr>
-        <w:rPr>
-          <w:lang w:val="en-US"/>
-        </w:rPr>
-      </w:pPr>
       <w:r>
         <w:t>Цветовое форматирование: оценки 1–4 (оранжевый), 5–7 (жёлтый), 8–9 (светло-зелёный), 10 (тёмно-зелёный); в вовлечённости преобладающий о</w:t>
       </w:r>
@@ -4170,7 +5053,13 @@
         <w:t>(</w:t>
       </w:r>
       <w:r>
-        <w:t>рис 7.1.1)</w:t>
+        <w:t xml:space="preserve">рис </w:t>
+      </w:r>
+      <w:r>
+        <w:t>8</w:t>
+      </w:r>
+      <w:r>
+        <w:t>.1.1)</w:t>
       </w:r>
       <w:r>
         <w:t>.</w:t>
@@ -4184,7 +5073,7 @@
       </w:pPr>
       <w:r>
         <w:rPr>
-          <w:lang w:val="en-US"/>
+          <w:noProof/>
         </w:rPr>
         <w:drawing>
           <wp:inline distT="0" distB="0" distL="0" distR="0">
@@ -4204,7 +5093,7 @@
                     </pic:cNvPicPr>
                   </pic:nvPicPr>
                   <pic:blipFill>
-                    <a:blip r:embed="rId16"/>
+                    <a:blip r:embed="rId20"/>
                     <a:srcRect/>
                     <a:stretch>
                       <a:fillRect/>
@@ -4242,7 +5131,7 @@
       </w:pPr>
       <w:r>
         <w:rPr>
-          <w:lang w:val="en-US"/>
+          <w:noProof/>
         </w:rPr>
         <w:lastRenderedPageBreak/>
         <w:drawing>
@@ -4263,7 +5152,7 @@
                     </pic:cNvPicPr>
                   </pic:nvPicPr>
                   <pic:blipFill>
-                    <a:blip r:embed="rId17"/>
+                    <a:blip r:embed="rId21"/>
                     <a:srcRect/>
                     <a:stretch>
                       <a:fillRect/>
@@ -4309,7 +5198,7 @@
         <w:rPr>
           <w:sz w:val="24"/>
         </w:rPr>
-        <w:t>7</w:t>
+        <w:t>8</w:t>
       </w:r>
       <w:r>
         <w:rPr>
@@ -4377,8 +5266,9 @@
       <w:r>
         <w:rPr>
           <w:b/>
-        </w:rPr>
-        <w:t>7</w:t>
+          <w:lang w:val="en-US"/>
+        </w:rPr>
+        <w:t>8</w:t>
       </w:r>
       <w:r>
         <w:rPr>
@@ -4405,7 +5295,13 @@
         <w:t>На листе «Анализ программы» представлена таблица «Количественные показатели по программе» со средними баллами по всем критериям и общей оценкой удовлетворённости (</w:t>
       </w:r>
       <w:r>
-        <w:t>рис 7.</w:t>
+        <w:t xml:space="preserve">рис </w:t>
+      </w:r>
+      <w:r>
+        <w:t>8</w:t>
+      </w:r>
+      <w:r>
+        <w:t>.</w:t>
       </w:r>
       <w:r>
         <w:t>2.</w:t>
@@ -4428,6 +5324,7 @@
       <w:r>
         <w:rPr>
           <w:b/>
+          <w:noProof/>
         </w:rPr>
         <w:drawing>
           <wp:inline distT="0" distB="0" distL="0" distR="0">
@@ -4493,7 +5390,7 @@
         <w:rPr>
           <w:sz w:val="24"/>
         </w:rPr>
-        <w:t>7</w:t>
+        <w:t>8</w:t>
       </w:r>
       <w:r>
         <w:rPr>
@@ -4579,7 +5476,7 @@
           <w:b/>
         </w:rPr>
         <w:lastRenderedPageBreak/>
-        <w:t>7</w:t>
+        <w:t>8</w:t>
       </w:r>
       <w:r>
         <w:rPr>
@@ -4590,14 +5487,11 @@
     </w:p>
     <w:p>
       <w:pPr>
-        <w:pStyle w:val="af3"/>
+        <w:pStyle w:val="af4"/>
         <w:numPr>
           <w:ilvl w:val="0"/>
           <w:numId w:val="21"/>
         </w:numPr>
-        <w:rPr>
-          <w:lang w:val="en-US"/>
-        </w:rPr>
       </w:pPr>
       <w:r>
         <w:rPr>
@@ -4618,15 +5512,12 @@
         <w:t>т</w:t>
       </w:r>
       <w:r>
-        <w:t>вие</w:t>
-      </w:r>
-      <w:r>
-        <w:t xml:space="preserve"> с командой КУ, Вовлечённость).</w:t>
-      </w:r>
-    </w:p>
-    <w:p>
-      <w:pPr>
-        <w:pStyle w:val="af3"/>
+        <w:t>вие с командой КУ, Вовлечённость).</w:t>
+      </w:r>
+    </w:p>
+    <w:p>
+      <w:pPr>
+        <w:pStyle w:val="af4"/>
         <w:numPr>
           <w:ilvl w:val="0"/>
           <w:numId w:val="21"/>
@@ -4645,22 +5536,16 @@
         <w:t>е</w:t>
       </w:r>
       <w:r>
-        <w:t>рию, сге</w:t>
-      </w:r>
-      <w:r>
-        <w:t>нерированный ИИ.</w:t>
-      </w:r>
-    </w:p>
-    <w:p>
-      <w:pPr>
-        <w:pStyle w:val="af3"/>
+        <w:t>рию, сгенерированный ИИ.</w:t>
+      </w:r>
+    </w:p>
+    <w:p>
+      <w:pPr>
+        <w:pStyle w:val="af4"/>
         <w:numPr>
           <w:ilvl w:val="0"/>
           <w:numId w:val="21"/>
         </w:numPr>
-        <w:rPr>
-          <w:lang w:val="en-US"/>
-        </w:rPr>
       </w:pPr>
       <w:r>
         <w:rPr>
@@ -4680,7 +5565,7 @@
     </w:p>
     <w:p>
       <w:pPr>
-        <w:pStyle w:val="af3"/>
+        <w:pStyle w:val="af4"/>
         <w:numPr>
           <w:ilvl w:val="0"/>
           <w:numId w:val="21"/>
@@ -4693,10 +5578,7 @@
         <w:t>ScoreDistribution</w:t>
       </w:r>
       <w:r>
-        <w:t xml:space="preserve"> – распределение</w:t>
-      </w:r>
-      <w:r>
-        <w:t xml:space="preserve"> оценок от 1 до 10 по крит</w:t>
+        <w:t xml:space="preserve"> – распределение оценок от 1 до 10 по крит</w:t>
       </w:r>
       <w:r>
         <w:t>е</w:t>
@@ -4707,7 +5589,7 @@
     </w:p>
     <w:p>
       <w:pPr>
-        <w:pStyle w:val="af3"/>
+        <w:pStyle w:val="af4"/>
         <w:numPr>
           <w:ilvl w:val="0"/>
           <w:numId w:val="21"/>
@@ -4732,13 +5614,13 @@
       <w:pPr>
         <w:pStyle w:val="a4"/>
       </w:pPr>
-      <w:bookmarkStart w:id="7" w:name="_Toc235286763"/>
+      <w:bookmarkStart w:id="9" w:name="_Toc235720844"/>
       <w:r>
         <w:rPr>
           <w:lang w:val="en-US"/>
         </w:rPr>
         <w:lastRenderedPageBreak/>
-        <w:t>8</w:t>
+        <w:t>9</w:t>
       </w:r>
       <w:r>
         <w:t xml:space="preserve">. </w:t>
@@ -4746,7 +5628,7 @@
       <w:r>
         <w:t>Заключение</w:t>
       </w:r>
-      <w:bookmarkEnd w:id="7"/>
+      <w:bookmarkEnd w:id="9"/>
     </w:p>
     <w:p>
       <w:r>
@@ -4774,7 +5656,13 @@
         <w:t>н</w:t>
       </w:r>
       <w:r>
-        <w:t>тов нейросетей — российского (YandexGPT) и зарубежного (OpenRouter).</w:t>
+        <w:t>тов нейросетей — российского (</w:t>
+      </w:r>
+      <w:r>
+        <w:t>GigaChat</w:t>
+      </w:r>
+      <w:r>
+        <w:t>) и зарубежного (OpenRouter).</w:t>
       </w:r>
     </w:p>
     <w:p>
@@ -4812,7 +5700,7 @@
     </w:p>
     <w:p/>
     <w:sectPr>
-      <w:footerReference w:type="default" r:id="rId20"/>
+      <w:footerReference w:type="default" r:id="rId22"/>
       <w:pgSz w:w="11906" w:h="16838"/>
       <w:pgMar w:top="1134" w:right="850" w:bottom="1134" w:left="1701" w:header="720" w:footer="0" w:gutter="0"/>
       <w:pgNumType w:start="1"/>
@@ -4857,7 +5745,7 @@
     <w:sdtContent>
       <w:p>
         <w:pPr>
-          <w:pStyle w:val="af"/>
+          <w:pStyle w:val="af0"/>
           <w:jc w:val="right"/>
         </w:pPr>
         <w:r>
@@ -4883,7 +5771,7 @@
             <w:noProof/>
             <w:color w:val="auto"/>
           </w:rPr>
-          <w:t>6</w:t>
+          <w:t>2</w:t>
         </w:r>
         <w:r>
           <w:rPr>
@@ -4896,7 +5784,7 @@
   </w:sdt>
   <w:p>
     <w:pPr>
-      <w:pStyle w:val="af"/>
+      <w:pStyle w:val="af0"/>
     </w:pPr>
   </w:p>
 </w:ftr>
@@ -7466,6 +8354,7 @@
     <w:lsdException w:name="caption" w:uiPriority="35" w:qFormat="1"/>
     <w:lsdException w:name="Title" w:semiHidden="0" w:uiPriority="10" w:unhideWhenUsed="0" w:qFormat="1"/>
     <w:lsdException w:name="Default Paragraph Font" w:uiPriority="1"/>
+    <w:lsdException w:name="Body Text" w:uiPriority="0"/>
     <w:lsdException w:name="Subtitle" w:semiHidden="0" w:uiPriority="11" w:unhideWhenUsed="0" w:qFormat="1"/>
     <w:lsdException w:name="Strong" w:semiHidden="0" w:uiPriority="22" w:unhideWhenUsed="0" w:qFormat="1"/>
     <w:lsdException w:name="Emphasis" w:semiHidden="0" w:uiPriority="20" w:unhideWhenUsed="0" w:qFormat="1"/>
@@ -7720,12 +8609,13 @@
   <w:style w:type="paragraph" w:styleId="a5">
     <w:name w:val="Body Text"/>
     <w:basedOn w:val="a"/>
+    <w:link w:val="a6"/>
     <w:rsid w:val="00587BAC"/>
     <w:pPr>
       <w:spacing w:after="140" w:line="276" w:lineRule="auto"/>
     </w:pPr>
   </w:style>
-  <w:style w:type="paragraph" w:styleId="a6">
+  <w:style w:type="paragraph" w:styleId="a7">
     <w:name w:val="List"/>
     <w:basedOn w:val="a5"/>
     <w:rsid w:val="00587BAC"/>
@@ -7733,7 +8623,7 @@
       <w:rFonts w:cs="Lucida Sans"/>
     </w:rPr>
   </w:style>
-  <w:style w:type="paragraph" w:styleId="a7">
+  <w:style w:type="paragraph" w:styleId="a8">
     <w:name w:val="caption"/>
     <w:basedOn w:val="a"/>
     <w:qFormat/>
@@ -7748,7 +8638,7 @@
       <w:iCs/>
     </w:rPr>
   </w:style>
-  <w:style w:type="paragraph" w:styleId="a8">
+  <w:style w:type="paragraph" w:styleId="a9">
     <w:name w:val="index heading"/>
     <w:basedOn w:val="a"/>
     <w:qFormat/>
@@ -7760,15 +8650,15 @@
       <w:rFonts w:cs="Lucida Sans"/>
     </w:rPr>
   </w:style>
-  <w:style w:type="paragraph" w:customStyle="1" w:styleId="a9">
+  <w:style w:type="paragraph" w:customStyle="1" w:styleId="aa">
     <w:name w:val="Колонтитул"/>
     <w:basedOn w:val="a"/>
     <w:qFormat/>
     <w:rsid w:val="00587BAC"/>
   </w:style>
-  <w:style w:type="paragraph" w:styleId="aa">
+  <w:style w:type="paragraph" w:styleId="ab">
     <w:name w:val="header"/>
-    <w:link w:val="ab"/>
+    <w:link w:val="ac"/>
     <w:rsid w:val="00587BAC"/>
     <w:pPr>
       <w:tabs>
@@ -7784,7 +8674,7 @@
       <w:u w:color="000000"/>
     </w:rPr>
   </w:style>
-  <w:style w:type="paragraph" w:customStyle="1" w:styleId="ac">
+  <w:style w:type="paragraph" w:customStyle="1" w:styleId="ad">
     <w:name w:val="Колонтитулы"/>
     <w:qFormat/>
     <w:rsid w:val="00587BAC"/>
@@ -7800,7 +8690,7 @@
       <w:szCs w:val="24"/>
     </w:rPr>
   </w:style>
-  <w:style w:type="paragraph" w:customStyle="1" w:styleId="Ad">
+  <w:style w:type="paragraph" w:customStyle="1" w:styleId="Ae">
     <w:name w:val="Основной текст A"/>
     <w:qFormat/>
     <w:rsid w:val="00587BAC"/>
@@ -7818,16 +8708,16 @@
       <w:u w:color="000000"/>
     </w:rPr>
   </w:style>
-  <w:style w:type="paragraph" w:customStyle="1" w:styleId="ae">
+  <w:style w:type="paragraph" w:customStyle="1" w:styleId="af">
     <w:name w:val="Содержимое врезки"/>
     <w:basedOn w:val="a"/>
     <w:qFormat/>
     <w:rsid w:val="00587BAC"/>
   </w:style>
-  <w:style w:type="paragraph" w:styleId="af">
+  <w:style w:type="paragraph" w:styleId="af0">
     <w:name w:val="footer"/>
-    <w:basedOn w:val="a9"/>
-    <w:link w:val="af0"/>
+    <w:basedOn w:val="aa"/>
+    <w:link w:val="af1"/>
     <w:uiPriority w:val="99"/>
     <w:rsid w:val="00587BAC"/>
   </w:style>
@@ -7843,10 +8733,10 @@
       </w:tblCellMar>
     </w:tblPr>
   </w:style>
-  <w:style w:type="paragraph" w:styleId="af1">
+  <w:style w:type="paragraph" w:styleId="af2">
     <w:name w:val="Balloon Text"/>
     <w:basedOn w:val="a"/>
-    <w:link w:val="af2"/>
+    <w:link w:val="af3"/>
     <w:uiPriority w:val="99"/>
     <w:semiHidden/>
     <w:unhideWhenUsed/>
@@ -7857,10 +8747,10 @@
       <w:szCs w:val="16"/>
     </w:rPr>
   </w:style>
-  <w:style w:type="character" w:customStyle="1" w:styleId="af2">
+  <w:style w:type="character" w:customStyle="1" w:styleId="af3">
     <w:name w:val="Текст выноски Знак"/>
     <w:basedOn w:val="a0"/>
-    <w:link w:val="af1"/>
+    <w:link w:val="af2"/>
     <w:uiPriority w:val="99"/>
     <w:semiHidden/>
     <w:rsid w:val="005551B2"/>
@@ -7900,10 +8790,10 @@
       <w:u w:color="000000"/>
     </w:rPr>
   </w:style>
-  <w:style w:type="character" w:customStyle="1" w:styleId="ab">
+  <w:style w:type="character" w:customStyle="1" w:styleId="ac">
     <w:name w:val="Верхний колонтитул Знак"/>
     <w:basedOn w:val="a0"/>
-    <w:link w:val="aa"/>
+    <w:link w:val="ab"/>
     <w:rsid w:val="005551B2"/>
     <w:rPr>
       <w:rFonts w:cs="Arial Unicode MS"/>
@@ -7913,7 +8803,7 @@
       <w:u w:color="000000"/>
     </w:rPr>
   </w:style>
-  <w:style w:type="paragraph" w:styleId="af3">
+  <w:style w:type="paragraph" w:styleId="af4">
     <w:name w:val="List Paragraph"/>
     <w:basedOn w:val="a"/>
     <w:uiPriority w:val="34"/>
@@ -7924,7 +8814,7 @@
       <w:contextualSpacing/>
     </w:pPr>
   </w:style>
-  <w:style w:type="table" w:styleId="af4">
+  <w:style w:type="table" w:styleId="af5">
     <w:name w:val="Table Grid"/>
     <w:basedOn w:val="a1"/>
     <w:uiPriority w:val="59"/>
@@ -7947,7 +8837,7 @@
       </w:tblCellMar>
     </w:tblPr>
   </w:style>
-  <w:style w:type="paragraph" w:styleId="af5">
+  <w:style w:type="paragraph" w:styleId="af6">
     <w:name w:val="TOC Heading"/>
     <w:basedOn w:val="1"/>
     <w:next w:val="a"/>
@@ -8021,12 +8911,25 @@
       <w:u w:color="000000"/>
     </w:rPr>
   </w:style>
-  <w:style w:type="character" w:customStyle="1" w:styleId="af0">
+  <w:style w:type="character" w:customStyle="1" w:styleId="af1">
     <w:name w:val="Нижний колонтитул Знак"/>
     <w:basedOn w:val="a0"/>
-    <w:link w:val="af"/>
+    <w:link w:val="af0"/>
     <w:uiPriority w:val="99"/>
     <w:rsid w:val="00E25E6F"/>
+    <w:rPr>
+      <w:rFonts w:eastAsia="Times New Roman"/>
+      <w:color w:val="000000"/>
+      <w:sz w:val="28"/>
+      <w:szCs w:val="24"/>
+      <w:u w:color="000000"/>
+    </w:rPr>
+  </w:style>
+  <w:style w:type="character" w:customStyle="1" w:styleId="a6">
+    <w:name w:val="Основной текст Знак"/>
+    <w:basedOn w:val="a0"/>
+    <w:link w:val="a5"/>
+    <w:rsid w:val="00BD3B9A"/>
     <w:rPr>
       <w:rFonts w:eastAsia="Times New Roman"/>
       <w:color w:val="000000"/>

--- a/Docs/Проектная документация Нейро-ПКГХ.docx
+++ b/Docs/Проектная документация Нейро-ПКГХ.docx
@@ -3425,10 +3425,13 @@
         </w:rPr>
       </w:pPr>
       <w:r>
-        <w:rPr>
-          <w:lang w:val="en-US"/>
-        </w:rPr>
-        <w:t xml:space="preserve">  "RussianLLM": {</w:t>
+        <w:t xml:space="preserve">  </w:t>
+      </w:r>
+      <w:r>
+        <w:rPr>
+          <w:lang w:val="en-US"/>
+        </w:rPr>
+        <w:t>"RussianLLM": {</w:t>
       </w:r>
     </w:p>
     <w:p>
@@ -3510,8 +3513,19 @@
       </w:r>
     </w:p>
     <w:p>
-      <w:r>
-        <w:t xml:space="preserve">    "</w:t>
+      <w:pPr>
+        <w:rPr>
+          <w:lang w:val="en-US"/>
+        </w:rPr>
+      </w:pPr>
+      <w:r>
+        <w:rPr>
+          <w:lang w:val="en-US"/>
+        </w:rPr>
+        <w:t xml:space="preserve">    </w:t>
+      </w:r>
+      <w:r>
+        <w:t>"</w:t>
       </w:r>
       <w:r>
         <w:rPr>
@@ -3565,18 +3579,26 @@
         <w:t xml:space="preserve"> </w:t>
       </w:r>
       <w:r>
-        <w:t xml:space="preserve">убедиться что скачены сертификаты с госуслуг. Подробнее </w:t>
-      </w:r>
-      <w:r>
-        <w:t>https://developers.sber.ru/docs/ru/gigachat/certificates</w:t>
-      </w:r>
-    </w:p>
-    <w:p>
-      <w:r>
-        <w:t xml:space="preserve">  },</w:t>
-      </w:r>
-      <w:r>
-        <w:t xml:space="preserve"> </w:t>
+        <w:t>убедиться что скачены сертификаты с госуслуг. Подробнее</w:t>
+      </w:r>
+      <w:r>
+        <w:rPr>
+          <w:lang w:val="en-US"/>
+        </w:rPr>
+        <w:t xml:space="preserve"> https://developers.sber.ru/docs/ru/gigachat/certificates</w:t>
+      </w:r>
+    </w:p>
+    <w:p>
+      <w:pPr>
+        <w:rPr>
+          <w:lang w:val="en-US"/>
+        </w:rPr>
+      </w:pPr>
+      <w:r>
+        <w:rPr>
+          <w:lang w:val="en-US"/>
+        </w:rPr>
+        <w:t xml:space="preserve">  }, </w:t>
       </w:r>
     </w:p>
     <w:p>
@@ -4075,7 +4097,6 @@
       <w:r>
         <w:rPr>
           <w:b/>
-          <w:lang w:val="en-US"/>
         </w:rPr>
         <w:t>6</w:t>
       </w:r>
@@ -4111,9 +4132,6 @@
         <w:spacing w:line="240" w:lineRule="auto"/>
         <w:ind w:firstLine="0"/>
         <w:jc w:val="left"/>
-        <w:rPr>
-          <w:lang w:val="en-US"/>
-        </w:rPr>
       </w:pPr>
       <w:r>
         <w:br w:type="page"/>
@@ -4862,11 +4880,6 @@
     </w:tbl>
     <w:p>
       <w:pPr>
-        <w:pStyle w:val="a5"/>
-      </w:pPr>
-    </w:p>
-    <w:p>
-      <w:pPr>
         <w:rPr>
           <w:sz w:val="24"/>
         </w:rPr>
@@ -4884,19 +4897,25 @@
         <w:t>а</w:t>
       </w:r>
       <w:r>
-        <w:t>риант на базе OpenRouter как бесплатный и точный. Для промышленной эк</w:t>
-      </w:r>
-      <w:r>
-        <w:t>с</w:t>
-      </w:r>
-      <w:r>
-        <w:t>плуатации в контуре организации рекомендуется российский агент, обесп</w:t>
-      </w:r>
-      <w:r>
-        <w:t>е</w:t>
-      </w:r>
-      <w:r>
-        <w:t>чивающий локализацию и соответствие требованиям безопасности.</w:t>
+        <w:t xml:space="preserve">риант на базе OpenRouter </w:t>
+      </w:r>
+      <w:r>
+        <w:t>как бесплатный и альтернативный вариант</w:t>
+      </w:r>
+      <w:r>
+        <w:t>. Для промышленной эксплуатации в контуре организации рекомендуется росси</w:t>
+      </w:r>
+      <w:r>
+        <w:t>й</w:t>
+      </w:r>
+      <w:r>
+        <w:t>ский агент, обеспечивающий локализацию и соответствие требованиям без</w:t>
+      </w:r>
+      <w:r>
+        <w:t>о</w:t>
+      </w:r>
+      <w:r>
+        <w:t>пасности.</w:t>
       </w:r>
     </w:p>
     <w:p>
@@ -5266,7 +5285,6 @@
       <w:r>
         <w:rPr>
           <w:b/>
-          <w:lang w:val="en-US"/>
         </w:rPr>
         <w:t>8</w:t>
       </w:r>
@@ -5616,9 +5634,6 @@
       </w:pPr>
       <w:bookmarkStart w:id="9" w:name="_Toc235720844"/>
       <w:r>
-        <w:rPr>
-          <w:lang w:val="en-US"/>
-        </w:rPr>
         <w:lastRenderedPageBreak/>
         <w:t>9</w:t>
       </w:r>
@@ -5771,7 +5786,7 @@
             <w:noProof/>
             <w:color w:val="auto"/>
           </w:rPr>
-          <w:t>2</w:t>
+          <w:t>19</w:t>
         </w:r>
         <w:r>
           <w:rPr>
